--- a/Knowledge/3-Work knowledge/1-Software Engineering/1-Software Engineering Fundamentals/5-My Source/3-Network Topologies/3-Bus Topology.docx
+++ b/Knowledge/3-Work knowledge/1-Software Engineering/1-Software Engineering Fundamentals/5-My Source/3-Network Topologies/3-Bus Topology.docx
@@ -4,317 +4,664 @@
   <w:body>
     <w:p>
       <w:pPr>
-        <w:pStyle w:val="Heading1"/>
+        <w:keepNext/>
+        <w:keepLines/>
+        <w:spacing w:before="360" w:after="80" w:line="276" w:lineRule="auto"/>
+        <w:outlineLvl w:val="0"/>
+        <w:rPr>
+          <w:rFonts w:asciiTheme="majorHAnsi" w:eastAsiaTheme="majorEastAsia" w:hAnsiTheme="majorHAnsi" w:cstheme="majorBidi"/>
+          <w:color w:val="2F5496" w:themeColor="accent1" w:themeShade="BF"/>
+          <w:kern w:val="0"/>
+          <w:sz w:val="40"/>
+          <w:szCs w:val="40"/>
+          <w:lang w:val="en"/>
+          <w14:ligatures w14:val="none"/>
+        </w:rPr>
       </w:pPr>
       <w:bookmarkStart w:id="0" w:name="_wue8mrs7exjx" w:colFirst="0" w:colLast="0"/>
       <w:bookmarkEnd w:id="0"/>
       <w:r>
+        <w:rPr>
+          <w:rFonts w:asciiTheme="majorHAnsi" w:eastAsiaTheme="majorEastAsia" w:hAnsiTheme="majorHAnsi" w:cstheme="majorBidi"/>
+          <w:color w:val="2F5496" w:themeColor="accent1" w:themeShade="BF"/>
+          <w:kern w:val="0"/>
+          <w:sz w:val="40"/>
+          <w:szCs w:val="40"/>
+          <w:lang w:val="en"/>
+          <w14:ligatures w14:val="none"/>
+        </w:rPr>
         <w:t>Bus Topology</w:t>
       </w:r>
     </w:p>
     <w:p>
       <w:pPr>
-        <w:pStyle w:val="Heading2"/>
-      </w:pPr>
-      <w:r>
-        <w:t xml:space="preserve">What Is </w:t>
-      </w:r>
-      <w:r>
-        <w:t>Bus Topology</w:t>
-      </w:r>
-      <w:r>
-        <w:t>?</w:t>
+        <w:keepNext/>
+        <w:keepLines/>
+        <w:spacing w:before="160" w:after="80" w:line="276" w:lineRule="auto"/>
+        <w:outlineLvl w:val="1"/>
+        <w:rPr>
+          <w:rFonts w:asciiTheme="majorHAnsi" w:eastAsiaTheme="majorEastAsia" w:hAnsiTheme="majorHAnsi" w:cstheme="majorBidi"/>
+          <w:color w:val="2F5496" w:themeColor="accent1" w:themeShade="BF"/>
+          <w:kern w:val="0"/>
+          <w:sz w:val="32"/>
+          <w:szCs w:val="32"/>
+          <w:lang w:val="en"/>
+          <w14:ligatures w14:val="none"/>
+        </w:rPr>
+      </w:pPr>
+      <w:r>
+        <w:rPr>
+          <w:rFonts w:asciiTheme="majorHAnsi" w:eastAsiaTheme="majorEastAsia" w:hAnsiTheme="majorHAnsi" w:cstheme="majorBidi"/>
+          <w:color w:val="2F5496" w:themeColor="accent1" w:themeShade="BF"/>
+          <w:kern w:val="0"/>
+          <w:sz w:val="32"/>
+          <w:szCs w:val="32"/>
+          <w:lang w:val="en"/>
+          <w14:ligatures w14:val="none"/>
+        </w:rPr>
+        <w:t>What Is Bus Topology?</w:t>
       </w:r>
     </w:p>
     <w:p>
       <w:pPr>
-        <w:spacing w:before="240" w:after="240"/>
-      </w:pPr>
-      <w:r>
-        <w:rPr>
-          <w:b/>
+        <w:spacing w:before="240" w:after="240" w:line="276" w:lineRule="auto"/>
+        <w:rPr>
+          <w:rFonts w:ascii="Arial" w:eastAsia="Arial" w:hAnsi="Arial" w:cs="Arial"/>
+          <w:kern w:val="0"/>
+          <w:sz w:val="22"/>
+          <w:szCs w:val="22"/>
+          <w:lang w:val="en"/>
+          <w14:ligatures w14:val="none"/>
+        </w:rPr>
+      </w:pPr>
+      <w:r>
+        <w:rPr>
+          <w:rFonts w:ascii="Arial" w:eastAsia="Arial" w:hAnsi="Arial" w:cs="Arial"/>
+          <w:b/>
+          <w:kern w:val="0"/>
+          <w:sz w:val="22"/>
+          <w:szCs w:val="22"/>
           <w:highlight w:val="darkGray"/>
+          <w:lang w:val="en"/>
+          <w14:ligatures w14:val="none"/>
         </w:rPr>
         <w:t># Source</w:t>
       </w:r>
       <w:r>
         <w:rPr>
+          <w:rFonts w:ascii="Arial" w:eastAsia="Arial" w:hAnsi="Arial" w:cs="Arial"/>
+          <w:kern w:val="0"/>
+          <w:sz w:val="22"/>
+          <w:szCs w:val="22"/>
           <w:highlight w:val="darkGray"/>
+          <w:lang w:val="en"/>
+          <w14:ligatures w14:val="none"/>
         </w:rPr>
         <w:t xml:space="preserve">: </w:t>
       </w:r>
       <w:r>
         <w:rPr>
-          <w:b/>
+          <w:rFonts w:ascii="Arial" w:eastAsia="Arial" w:hAnsi="Arial" w:cs="Arial"/>
+          <w:b/>
+          <w:kern w:val="0"/>
+          <w:sz w:val="22"/>
+          <w:szCs w:val="22"/>
           <w:highlight w:val="darkGray"/>
-        </w:rPr>
-        <w:t>Chatgpt (GPT‑5 Mini) at [12/18/2025]</w:t>
+          <w:lang w:val="en"/>
+          <w14:ligatures w14:val="none"/>
+        </w:rPr>
+        <w:t>Chatgpt (GPT</w:t>
+      </w:r>
+      <w:r>
+        <w:rPr>
+          <w:rFonts w:ascii="Cambria Math" w:eastAsia="Arial" w:hAnsi="Cambria Math" w:cs="Cambria Math"/>
+          <w:b/>
+          <w:kern w:val="0"/>
+          <w:sz w:val="22"/>
+          <w:szCs w:val="22"/>
+          <w:highlight w:val="darkGray"/>
+          <w:lang w:val="en"/>
+          <w14:ligatures w14:val="none"/>
+        </w:rPr>
+        <w:t>‑</w:t>
+      </w:r>
+      <w:r>
+        <w:rPr>
+          <w:rFonts w:ascii="Arial" w:eastAsia="Arial" w:hAnsi="Arial" w:cs="Arial"/>
+          <w:b/>
+          <w:kern w:val="0"/>
+          <w:sz w:val="22"/>
+          <w:szCs w:val="22"/>
+          <w:highlight w:val="darkGray"/>
+          <w:lang w:val="en"/>
+          <w14:ligatures w14:val="none"/>
+        </w:rPr>
+        <w:t>5 Mini) at [12/18/2025]</w:t>
       </w:r>
     </w:p>
     <w:p>
       <w:pPr>
-        <w:spacing w:before="240" w:after="240"/>
-      </w:pPr>
-      <w:r>
-        <w:rPr>
-          <w:rFonts w:ascii="Roboto Mono" w:eastAsia="Roboto Mono" w:hAnsi="Roboto Mono"/>
-          <w:sz w:val="24"/>
+        <w:spacing w:before="240" w:after="240" w:line="276" w:lineRule="auto"/>
+        <w:rPr>
+          <w:rFonts w:ascii="Arial" w:eastAsia="Arial" w:hAnsi="Arial" w:cs="Arial"/>
+          <w:kern w:val="0"/>
+          <w:sz w:val="22"/>
+          <w:szCs w:val="22"/>
+          <w:lang w:val="en"/>
+          <w14:ligatures w14:val="none"/>
+        </w:rPr>
+      </w:pPr>
+      <w:r>
+        <w:rPr>
+          <w:rFonts w:ascii="Roboto Mono" w:eastAsia="Roboto Mono" w:hAnsi="Roboto Mono" w:cs="Arial"/>
+          <w:kern w:val="0"/>
+          <w:szCs w:val="22"/>
+          <w:lang w:val="en"/>
+          <w14:ligatures w14:val="none"/>
         </w:rPr>
         <w:t xml:space="preserve">A </w:t>
       </w:r>
       <w:r>
         <w:rPr>
-          <w:rFonts w:ascii="Roboto Mono" w:eastAsia="Roboto Mono" w:hAnsi="Roboto Mono"/>
+          <w:rFonts w:ascii="Roboto Mono" w:eastAsia="Roboto Mono" w:hAnsi="Roboto Mono" w:cs="Arial"/>
           <w:b/>
           <w:bCs/>
-          <w:sz w:val="24"/>
+          <w:kern w:val="0"/>
+          <w:szCs w:val="22"/>
+          <w:lang w:val="en"/>
+          <w14:ligatures w14:val="none"/>
         </w:rPr>
         <w:t>bus topology</w:t>
       </w:r>
       <w:r>
         <w:rPr>
-          <w:rFonts w:ascii="Roboto Mono" w:eastAsia="Roboto Mono" w:hAnsi="Roboto Mono"/>
-          <w:sz w:val="24"/>
+          <w:rFonts w:ascii="Roboto Mono" w:eastAsia="Roboto Mono" w:hAnsi="Roboto Mono" w:cs="Arial"/>
+          <w:kern w:val="0"/>
+          <w:szCs w:val="22"/>
+          <w:lang w:val="en"/>
+          <w14:ligatures w14:val="none"/>
         </w:rPr>
         <w:t xml:space="preserve"> is a network design where </w:t>
       </w:r>
       <w:r>
         <w:rPr>
-          <w:rFonts w:ascii="Roboto Mono" w:eastAsia="Roboto Mono" w:hAnsi="Roboto Mono"/>
+          <w:rFonts w:ascii="Roboto Mono" w:eastAsia="Roboto Mono" w:hAnsi="Roboto Mono" w:cs="Arial"/>
           <w:b/>
           <w:bCs/>
-          <w:sz w:val="24"/>
+          <w:kern w:val="0"/>
+          <w:szCs w:val="22"/>
+          <w:lang w:val="en"/>
+          <w14:ligatures w14:val="none"/>
         </w:rPr>
         <w:t>all devices are connected to a single central cable</w:t>
       </w:r>
       <w:r>
         <w:rPr>
-          <w:rFonts w:ascii="Roboto Mono" w:eastAsia="Roboto Mono" w:hAnsi="Roboto Mono"/>
-          <w:sz w:val="24"/>
+          <w:rFonts w:ascii="Roboto Mono" w:eastAsia="Roboto Mono" w:hAnsi="Roboto Mono" w:cs="Arial"/>
+          <w:kern w:val="0"/>
+          <w:szCs w:val="22"/>
+          <w:lang w:val="en"/>
+          <w14:ligatures w14:val="none"/>
         </w:rPr>
         <w:t xml:space="preserve">, called the </w:t>
       </w:r>
       <w:r>
         <w:rPr>
-          <w:rFonts w:ascii="Roboto Mono" w:eastAsia="Roboto Mono" w:hAnsi="Roboto Mono"/>
+          <w:rFonts w:ascii="Roboto Mono" w:eastAsia="Roboto Mono" w:hAnsi="Roboto Mono" w:cs="Arial"/>
           <w:b/>
           <w:bCs/>
-          <w:sz w:val="24"/>
+          <w:kern w:val="0"/>
+          <w:szCs w:val="22"/>
+          <w:lang w:val="en"/>
+          <w14:ligatures w14:val="none"/>
         </w:rPr>
         <w:t>bus</w:t>
       </w:r>
       <w:r>
         <w:rPr>
-          <w:rFonts w:ascii="Roboto Mono" w:eastAsia="Roboto Mono" w:hAnsi="Roboto Mono"/>
-          <w:sz w:val="24"/>
+          <w:rFonts w:ascii="Roboto Mono" w:eastAsia="Roboto Mono" w:hAnsi="Roboto Mono" w:cs="Arial"/>
+          <w:kern w:val="0"/>
+          <w:szCs w:val="22"/>
+          <w:lang w:val="en"/>
+          <w14:ligatures w14:val="none"/>
         </w:rPr>
         <w:t xml:space="preserve"> or </w:t>
       </w:r>
       <w:r>
         <w:rPr>
-          <w:rFonts w:ascii="Roboto Mono" w:eastAsia="Roboto Mono" w:hAnsi="Roboto Mono"/>
+          <w:rFonts w:ascii="Roboto Mono" w:eastAsia="Roboto Mono" w:hAnsi="Roboto Mono" w:cs="Arial"/>
           <w:b/>
           <w:bCs/>
-          <w:sz w:val="24"/>
+          <w:kern w:val="0"/>
+          <w:szCs w:val="22"/>
+          <w:lang w:val="en"/>
+          <w14:ligatures w14:val="none"/>
         </w:rPr>
         <w:t>backbone</w:t>
       </w:r>
       <w:r>
         <w:rPr>
-          <w:rFonts w:ascii="Roboto Mono" w:eastAsia="Roboto Mono" w:hAnsi="Roboto Mono"/>
-          <w:sz w:val="24"/>
+          <w:rFonts w:ascii="Roboto Mono" w:eastAsia="Roboto Mono" w:hAnsi="Roboto Mono" w:cs="Arial"/>
+          <w:kern w:val="0"/>
+          <w:szCs w:val="22"/>
+          <w:lang w:val="en"/>
+          <w14:ligatures w14:val="none"/>
         </w:rPr>
         <w:t xml:space="preserve">. It was one of the </w:t>
       </w:r>
       <w:r>
         <w:rPr>
-          <w:rFonts w:ascii="Roboto Mono" w:eastAsia="Roboto Mono" w:hAnsi="Roboto Mono"/>
+          <w:rFonts w:ascii="Roboto Mono" w:eastAsia="Roboto Mono" w:hAnsi="Roboto Mono" w:cs="Arial"/>
           <w:b/>
           <w:bCs/>
-          <w:sz w:val="24"/>
+          <w:kern w:val="0"/>
+          <w:szCs w:val="22"/>
+          <w:lang w:val="en"/>
+          <w14:ligatures w14:val="none"/>
         </w:rPr>
         <w:t>earliest and simplest</w:t>
       </w:r>
       <w:r>
         <w:rPr>
-          <w:rFonts w:ascii="Roboto Mono" w:eastAsia="Roboto Mono" w:hAnsi="Roboto Mono"/>
-          <w:sz w:val="24"/>
+          <w:rFonts w:ascii="Roboto Mono" w:eastAsia="Roboto Mono" w:hAnsi="Roboto Mono" w:cs="Arial"/>
+          <w:kern w:val="0"/>
+          <w:szCs w:val="22"/>
+          <w:lang w:val="en"/>
+          <w14:ligatures w14:val="none"/>
         </w:rPr>
         <w:t xml:space="preserve"> types of LAN topologies.</w:t>
       </w:r>
     </w:p>
     <w:p>
-      <w:r>
-        <w:rPr>
-          <w:rFonts w:ascii="Roboto Mono" w:eastAsia="Roboto Mono" w:hAnsi="Roboto Mono"/>
-          <w:sz w:val="24"/>
-        </w:rPr>
-        <w:pict w14:anchorId="5A0F2246">
+      <w:pPr>
+        <w:spacing w:after="0" w:line="276" w:lineRule="auto"/>
+        <w:rPr>
+          <w:rFonts w:ascii="Arial" w:eastAsia="Arial" w:hAnsi="Arial" w:cs="Arial"/>
+          <w:kern w:val="0"/>
+          <w:sz w:val="22"/>
+          <w:szCs w:val="22"/>
+          <w:lang w:val="en"/>
+          <w14:ligatures w14:val="none"/>
+        </w:rPr>
+      </w:pPr>
+      <w:r>
+        <w:rPr>
+          <w:rFonts w:ascii="Roboto Mono" w:eastAsia="Roboto Mono" w:hAnsi="Roboto Mono" w:cs="Arial"/>
+          <w:kern w:val="0"/>
+          <w:szCs w:val="22"/>
+          <w:lang w:val="en"/>
+          <w14:ligatures w14:val="none"/>
+        </w:rPr>
+        <w:pict>
           <v:rect id="_x0000_i1025" style="width:0;height:1.5pt" o:hralign="center" o:hrstd="t" o:hr="t" fillcolor="#a0a0a0" stroked="f"/>
         </w:pict>
       </w:r>
     </w:p>
     <w:p>
       <w:pPr>
-        <w:pStyle w:val="Heading2"/>
-        <w:keepNext w:val="0"/>
-        <w:keepLines w:val="0"/>
-        <w:rPr>
+        <w:spacing w:before="160" w:after="80" w:line="276" w:lineRule="auto"/>
+        <w:outlineLvl w:val="1"/>
+        <w:rPr>
+          <w:rFonts w:asciiTheme="majorHAnsi" w:eastAsiaTheme="majorEastAsia" w:hAnsiTheme="majorHAnsi" w:cstheme="majorBidi"/>
           <w:b/>
           <w:bCs/>
+          <w:color w:val="2F5496" w:themeColor="accent1" w:themeShade="BF"/>
+          <w:kern w:val="0"/>
           <w:sz w:val="34"/>
           <w:szCs w:val="34"/>
+          <w:lang w:val="en"/>
+          <w14:ligatures w14:val="none"/>
         </w:rPr>
       </w:pPr>
       <w:bookmarkStart w:id="1" w:name="_86ic9qlic9c" w:colFirst="0" w:colLast="0"/>
       <w:bookmarkEnd w:id="1"/>
       <w:r>
         <w:rPr>
+          <w:rFonts w:ascii="Segoe UI Emoji" w:eastAsiaTheme="majorEastAsia" w:hAnsi="Segoe UI Emoji" w:cs="Segoe UI Emoji"/>
           <w:b/>
           <w:bCs/>
+          <w:color w:val="2F5496" w:themeColor="accent1" w:themeShade="BF"/>
+          <w:kern w:val="0"/>
           <w:sz w:val="34"/>
           <w:szCs w:val="34"/>
-        </w:rPr>
-        <w:t>🧠 Simple Definition:</w:t>
+          <w:lang w:val="en"/>
+          <w14:ligatures w14:val="none"/>
+        </w:rPr>
+        <w:t>🧠</w:t>
+      </w:r>
+      <w:r>
+        <w:rPr>
+          <w:rFonts w:asciiTheme="majorHAnsi" w:eastAsiaTheme="majorEastAsia" w:hAnsiTheme="majorHAnsi" w:cstheme="majorBidi"/>
+          <w:b/>
+          <w:bCs/>
+          <w:color w:val="2F5496" w:themeColor="accent1" w:themeShade="BF"/>
+          <w:kern w:val="0"/>
+          <w:sz w:val="34"/>
+          <w:szCs w:val="34"/>
+          <w:lang w:val="en"/>
+          <w14:ligatures w14:val="none"/>
+        </w:rPr>
+        <w:t xml:space="preserve"> Simple Definition:</w:t>
       </w:r>
     </w:p>
     <w:p>
       <w:pPr>
-        <w:spacing w:before="240" w:after="240"/>
-      </w:pPr>
-      <w:r>
-        <w:rPr>
-          <w:b/>
+        <w:spacing w:before="240" w:after="240" w:line="276" w:lineRule="auto"/>
+        <w:rPr>
+          <w:rFonts w:ascii="Arial" w:eastAsia="Arial" w:hAnsi="Arial" w:cs="Arial"/>
+          <w:kern w:val="0"/>
+          <w:sz w:val="22"/>
+          <w:szCs w:val="22"/>
+          <w:lang w:val="en"/>
+          <w14:ligatures w14:val="none"/>
+        </w:rPr>
+      </w:pPr>
+      <w:r>
+        <w:rPr>
+          <w:rFonts w:ascii="Arial" w:eastAsia="Arial" w:hAnsi="Arial" w:cs="Arial"/>
+          <w:b/>
+          <w:kern w:val="0"/>
+          <w:sz w:val="22"/>
+          <w:szCs w:val="22"/>
           <w:highlight w:val="darkGray"/>
+          <w:lang w:val="en"/>
+          <w14:ligatures w14:val="none"/>
         </w:rPr>
         <w:t># Source</w:t>
       </w:r>
       <w:r>
         <w:rPr>
+          <w:rFonts w:ascii="Arial" w:eastAsia="Arial" w:hAnsi="Arial" w:cs="Arial"/>
+          <w:kern w:val="0"/>
+          <w:sz w:val="22"/>
+          <w:szCs w:val="22"/>
           <w:highlight w:val="darkGray"/>
+          <w:lang w:val="en"/>
+          <w14:ligatures w14:val="none"/>
         </w:rPr>
         <w:t xml:space="preserve">: </w:t>
       </w:r>
       <w:r>
         <w:rPr>
-          <w:b/>
+          <w:rFonts w:ascii="Arial" w:eastAsia="Arial" w:hAnsi="Arial" w:cs="Arial"/>
+          <w:b/>
+          <w:kern w:val="0"/>
+          <w:sz w:val="22"/>
+          <w:szCs w:val="22"/>
           <w:highlight w:val="darkGray"/>
-        </w:rPr>
-        <w:t>Chatgpt (GPT‑5 Mini) at [12/18/2025]</w:t>
+          <w:lang w:val="en"/>
+          <w14:ligatures w14:val="none"/>
+        </w:rPr>
+        <w:t>Chatgpt (GPT</w:t>
+      </w:r>
+      <w:r>
+        <w:rPr>
+          <w:rFonts w:ascii="Cambria Math" w:eastAsia="Arial" w:hAnsi="Cambria Math" w:cs="Cambria Math"/>
+          <w:b/>
+          <w:kern w:val="0"/>
+          <w:sz w:val="22"/>
+          <w:szCs w:val="22"/>
+          <w:highlight w:val="darkGray"/>
+          <w:lang w:val="en"/>
+          <w14:ligatures w14:val="none"/>
+        </w:rPr>
+        <w:t>‑</w:t>
+      </w:r>
+      <w:r>
+        <w:rPr>
+          <w:rFonts w:ascii="Arial" w:eastAsia="Arial" w:hAnsi="Arial" w:cs="Arial"/>
+          <w:b/>
+          <w:kern w:val="0"/>
+          <w:sz w:val="22"/>
+          <w:szCs w:val="22"/>
+          <w:highlight w:val="darkGray"/>
+          <w:lang w:val="en"/>
+          <w14:ligatures w14:val="none"/>
+        </w:rPr>
+        <w:t>5 Mini) at [12/18/2025]</w:t>
       </w:r>
     </w:p>
     <w:p>
       <w:pPr>
-        <w:spacing w:before="240" w:after="240"/>
+        <w:spacing w:before="240" w:after="240" w:line="276" w:lineRule="auto"/>
         <w:ind w:left="600" w:right="600"/>
-      </w:pPr>
-      <w:r>
-        <w:rPr>
-          <w:rFonts w:ascii="Roboto Mono" w:eastAsia="Roboto Mono" w:hAnsi="Roboto Mono"/>
-          <w:sz w:val="24"/>
+        <w:rPr>
+          <w:rFonts w:ascii="Arial" w:eastAsia="Arial" w:hAnsi="Arial" w:cs="Arial"/>
+          <w:kern w:val="0"/>
+          <w:sz w:val="22"/>
+          <w:szCs w:val="22"/>
+          <w:lang w:val="en"/>
+          <w14:ligatures w14:val="none"/>
+        </w:rPr>
+      </w:pPr>
+      <w:r>
+        <w:rPr>
+          <w:rFonts w:ascii="Roboto Mono" w:eastAsia="Roboto Mono" w:hAnsi="Roboto Mono" w:cs="Arial"/>
+          <w:kern w:val="0"/>
+          <w:szCs w:val="22"/>
+          <w:lang w:val="en"/>
+          <w14:ligatures w14:val="none"/>
         </w:rPr>
         <w:t xml:space="preserve">In a </w:t>
       </w:r>
       <w:r>
         <w:rPr>
-          <w:rFonts w:ascii="Roboto Mono" w:eastAsia="Roboto Mono" w:hAnsi="Roboto Mono"/>
+          <w:rFonts w:ascii="Roboto Mono" w:eastAsia="Roboto Mono" w:hAnsi="Roboto Mono" w:cs="Arial"/>
           <w:b/>
           <w:bCs/>
-          <w:sz w:val="24"/>
+          <w:kern w:val="0"/>
+          <w:szCs w:val="22"/>
+          <w:lang w:val="en"/>
+          <w14:ligatures w14:val="none"/>
         </w:rPr>
         <w:t>bus topology</w:t>
       </w:r>
       <w:r>
         <w:rPr>
-          <w:rFonts w:ascii="Roboto Mono" w:eastAsia="Roboto Mono" w:hAnsi="Roboto Mono"/>
-          <w:sz w:val="24"/>
+          <w:rFonts w:ascii="Roboto Mono" w:eastAsia="Roboto Mono" w:hAnsi="Roboto Mono" w:cs="Arial"/>
+          <w:kern w:val="0"/>
+          <w:szCs w:val="22"/>
+          <w:lang w:val="en"/>
+          <w14:ligatures w14:val="none"/>
         </w:rPr>
         <w:t xml:space="preserve">, all devices are connected to </w:t>
       </w:r>
       <w:r>
         <w:rPr>
-          <w:rFonts w:ascii="Roboto Mono" w:eastAsia="Roboto Mono" w:hAnsi="Roboto Mono"/>
+          <w:rFonts w:ascii="Roboto Mono" w:eastAsia="Roboto Mono" w:hAnsi="Roboto Mono" w:cs="Arial"/>
           <w:b/>
           <w:bCs/>
-          <w:sz w:val="24"/>
+          <w:kern w:val="0"/>
+          <w:szCs w:val="22"/>
+          <w:lang w:val="en"/>
+          <w14:ligatures w14:val="none"/>
         </w:rPr>
         <w:t>one communication line</w:t>
       </w:r>
       <w:r>
         <w:rPr>
-          <w:rFonts w:ascii="Roboto Mono" w:eastAsia="Roboto Mono" w:hAnsi="Roboto Mono"/>
-          <w:sz w:val="24"/>
+          <w:rFonts w:ascii="Roboto Mono" w:eastAsia="Roboto Mono" w:hAnsi="Roboto Mono" w:cs="Arial"/>
+          <w:kern w:val="0"/>
+          <w:szCs w:val="22"/>
+          <w:lang w:val="en"/>
+          <w14:ligatures w14:val="none"/>
         </w:rPr>
         <w:t xml:space="preserve"> (the bus), and data travels along this line until it reaches its destination.</w:t>
       </w:r>
     </w:p>
     <w:p>
-      <w:r>
-        <w:rPr>
-          <w:rFonts w:ascii="Roboto Mono" w:eastAsia="Roboto Mono" w:hAnsi="Roboto Mono"/>
-          <w:sz w:val="24"/>
-        </w:rPr>
-        <w:pict w14:anchorId="11A2AFB3">
+      <w:pPr>
+        <w:spacing w:after="0" w:line="276" w:lineRule="auto"/>
+        <w:rPr>
+          <w:rFonts w:ascii="Arial" w:eastAsia="Arial" w:hAnsi="Arial" w:cs="Arial"/>
+          <w:kern w:val="0"/>
+          <w:sz w:val="22"/>
+          <w:szCs w:val="22"/>
+          <w:lang w:val="en"/>
+          <w14:ligatures w14:val="none"/>
+        </w:rPr>
+      </w:pPr>
+      <w:r>
+        <w:rPr>
+          <w:rFonts w:ascii="Roboto Mono" w:eastAsia="Roboto Mono" w:hAnsi="Roboto Mono" w:cs="Arial"/>
+          <w:kern w:val="0"/>
+          <w:szCs w:val="22"/>
+          <w:lang w:val="en"/>
+          <w14:ligatures w14:val="none"/>
+        </w:rPr>
+        <w:pict>
           <v:rect id="_x0000_i1026" style="width:0;height:1.5pt" o:hralign="center" o:hrstd="t" o:hr="t" fillcolor="#a0a0a0" stroked="f"/>
         </w:pict>
       </w:r>
     </w:p>
     <w:p>
       <w:pPr>
-        <w:pStyle w:val="Heading2"/>
-        <w:keepNext w:val="0"/>
-        <w:keepLines w:val="0"/>
-        <w:rPr>
+        <w:spacing w:before="160" w:after="80" w:line="276" w:lineRule="auto"/>
+        <w:outlineLvl w:val="1"/>
+        <w:rPr>
+          <w:rFonts w:asciiTheme="majorHAnsi" w:eastAsiaTheme="majorEastAsia" w:hAnsiTheme="majorHAnsi" w:cstheme="majorBidi"/>
           <w:b/>
           <w:bCs/>
+          <w:color w:val="2F5496" w:themeColor="accent1" w:themeShade="BF"/>
+          <w:kern w:val="0"/>
           <w:sz w:val="34"/>
           <w:szCs w:val="34"/>
+          <w:lang w:val="en"/>
+          <w14:ligatures w14:val="none"/>
         </w:rPr>
       </w:pPr>
       <w:bookmarkStart w:id="2" w:name="_u02oblf2xwl6" w:colFirst="0" w:colLast="0"/>
       <w:bookmarkEnd w:id="2"/>
       <w:r>
         <w:rPr>
+          <w:rFonts w:ascii="Segoe UI Emoji" w:eastAsiaTheme="majorEastAsia" w:hAnsi="Segoe UI Emoji" w:cs="Segoe UI Emoji"/>
           <w:b/>
           <w:bCs/>
+          <w:color w:val="2F5496" w:themeColor="accent1" w:themeShade="BF"/>
+          <w:kern w:val="0"/>
           <w:sz w:val="34"/>
           <w:szCs w:val="34"/>
-        </w:rPr>
-        <w:t>📷 Visual Representation:</w:t>
+          <w:lang w:val="en"/>
+          <w14:ligatures w14:val="none"/>
+        </w:rPr>
+        <w:t>📷</w:t>
+      </w:r>
+      <w:r>
+        <w:rPr>
+          <w:rFonts w:asciiTheme="majorHAnsi" w:eastAsiaTheme="majorEastAsia" w:hAnsiTheme="majorHAnsi" w:cstheme="majorBidi"/>
+          <w:b/>
+          <w:bCs/>
+          <w:color w:val="2F5496" w:themeColor="accent1" w:themeShade="BF"/>
+          <w:kern w:val="0"/>
+          <w:sz w:val="34"/>
+          <w:szCs w:val="34"/>
+          <w:lang w:val="en"/>
+          <w14:ligatures w14:val="none"/>
+        </w:rPr>
+        <w:t xml:space="preserve"> Visual Representation:</w:t>
       </w:r>
     </w:p>
     <w:p>
       <w:pPr>
-        <w:spacing w:before="240" w:after="240"/>
-      </w:pPr>
-      <w:r>
-        <w:rPr>
-          <w:b/>
+        <w:spacing w:before="240" w:after="240" w:line="276" w:lineRule="auto"/>
+        <w:rPr>
+          <w:rFonts w:ascii="Arial" w:eastAsia="Arial" w:hAnsi="Arial" w:cs="Arial"/>
+          <w:kern w:val="0"/>
+          <w:sz w:val="22"/>
+          <w:szCs w:val="22"/>
+          <w:lang w:val="en"/>
+          <w14:ligatures w14:val="none"/>
+        </w:rPr>
+      </w:pPr>
+      <w:r>
+        <w:rPr>
+          <w:rFonts w:ascii="Arial" w:eastAsia="Arial" w:hAnsi="Arial" w:cs="Arial"/>
+          <w:b/>
+          <w:kern w:val="0"/>
+          <w:sz w:val="22"/>
+          <w:szCs w:val="22"/>
           <w:highlight w:val="darkGray"/>
+          <w:lang w:val="en"/>
+          <w14:ligatures w14:val="none"/>
         </w:rPr>
         <w:t># Source</w:t>
       </w:r>
       <w:r>
         <w:rPr>
+          <w:rFonts w:ascii="Arial" w:eastAsia="Arial" w:hAnsi="Arial" w:cs="Arial"/>
+          <w:kern w:val="0"/>
+          <w:sz w:val="22"/>
+          <w:szCs w:val="22"/>
           <w:highlight w:val="darkGray"/>
+          <w:lang w:val="en"/>
+          <w14:ligatures w14:val="none"/>
         </w:rPr>
         <w:t xml:space="preserve">: </w:t>
       </w:r>
       <w:r>
         <w:rPr>
-          <w:b/>
+          <w:rFonts w:ascii="Arial" w:eastAsia="Arial" w:hAnsi="Arial" w:cs="Arial"/>
+          <w:b/>
+          <w:kern w:val="0"/>
+          <w:sz w:val="22"/>
+          <w:szCs w:val="22"/>
           <w:highlight w:val="darkGray"/>
-        </w:rPr>
-        <w:t>Chatgpt (GPT‑5 Mini) at [12/18/2025]</w:t>
+          <w:lang w:val="en"/>
+          <w14:ligatures w14:val="none"/>
+        </w:rPr>
+        <w:t>Chatgpt (GPT</w:t>
+      </w:r>
+      <w:r>
+        <w:rPr>
+          <w:rFonts w:ascii="Cambria Math" w:eastAsia="Arial" w:hAnsi="Cambria Math" w:cs="Cambria Math"/>
+          <w:b/>
+          <w:kern w:val="0"/>
+          <w:sz w:val="22"/>
+          <w:szCs w:val="22"/>
+          <w:highlight w:val="darkGray"/>
+          <w:lang w:val="en"/>
+          <w14:ligatures w14:val="none"/>
+        </w:rPr>
+        <w:t>‑</w:t>
+      </w:r>
+      <w:r>
+        <w:rPr>
+          <w:rFonts w:ascii="Arial" w:eastAsia="Arial" w:hAnsi="Arial" w:cs="Arial"/>
+          <w:b/>
+          <w:kern w:val="0"/>
+          <w:sz w:val="22"/>
+          <w:szCs w:val="22"/>
+          <w:highlight w:val="darkGray"/>
+          <w:lang w:val="en"/>
+          <w14:ligatures w14:val="none"/>
+        </w:rPr>
+        <w:t>5 Mini) at [12/18/2025]</w:t>
       </w:r>
     </w:p>
     <w:p>
-      <w:r>
-        <w:rPr>
+      <w:pPr>
+        <w:spacing w:after="0" w:line="276" w:lineRule="auto"/>
+        <w:rPr>
+          <w:rFonts w:ascii="Arial" w:eastAsia="Arial" w:hAnsi="Arial" w:cs="Arial"/>
+          <w:kern w:val="0"/>
+          <w:sz w:val="22"/>
+          <w:szCs w:val="22"/>
+          <w:lang w:val="en"/>
+          <w14:ligatures w14:val="none"/>
+        </w:rPr>
+      </w:pPr>
+      <w:r>
+        <w:rPr>
+          <w:rFonts w:ascii="Arial" w:eastAsia="Arial" w:hAnsi="Arial" w:cs="Arial"/>
           <w:noProof/>
+          <w:kern w:val="0"/>
+          <w:sz w:val="22"/>
+          <w:szCs w:val="22"/>
+          <w:lang w:val="en"/>
+          <w14:ligatures w14:val="none"/>
         </w:rPr>
         <w:drawing>
-          <wp:inline distT="114300" distB="114300" distL="114300" distR="114300" wp14:anchorId="2BD80E8A" wp14:editId="1AB294FC">
+          <wp:inline distT="114300" distB="114300" distL="114300" distR="114300" wp14:anchorId="665FA2B6" wp14:editId="7DF20FC2">
             <wp:extent cx="5943600" cy="1079500"/>
             <wp:effectExtent l="0" t="0" r="0" b="0"/>
             <wp:docPr id="3" name="image3.png"/>
@@ -351,92 +698,344 @@
       </w:r>
     </w:p>
     <w:p>
-      <w:r>
-        <w:rPr>
-          <w:rFonts w:ascii="Roboto Mono" w:eastAsia="Roboto Mono" w:hAnsi="Roboto Mono"/>
-          <w:sz w:val="24"/>
-        </w:rPr>
-        <w:t>[PC1]──┬──[PC2]──┬──[PC3]──┬──[Printer]</w:t>
+      <w:pPr>
+        <w:spacing w:after="0" w:line="276" w:lineRule="auto"/>
+        <w:rPr>
+          <w:rFonts w:ascii="Arial" w:eastAsia="Arial" w:hAnsi="Arial" w:cs="Arial"/>
+          <w:kern w:val="0"/>
+          <w:sz w:val="22"/>
+          <w:szCs w:val="22"/>
+          <w:lang w:val="en"/>
+          <w14:ligatures w14:val="none"/>
+        </w:rPr>
+      </w:pPr>
+      <w:r>
+        <w:rPr>
+          <w:rFonts w:ascii="Roboto Mono" w:eastAsia="Roboto Mono" w:hAnsi="Roboto Mono" w:cs="Arial"/>
+          <w:kern w:val="0"/>
+          <w:szCs w:val="22"/>
+          <w:lang w:val="en"/>
+          <w14:ligatures w14:val="none"/>
+        </w:rPr>
+        <w:t>[PC1]</w:t>
+      </w:r>
+      <w:r>
+        <w:rPr>
+          <w:rFonts w:ascii="Arial" w:eastAsia="Roboto Mono" w:hAnsi="Arial" w:cs="Arial"/>
+          <w:kern w:val="0"/>
+          <w:szCs w:val="22"/>
+          <w:lang w:val="en"/>
+          <w14:ligatures w14:val="none"/>
+        </w:rPr>
+        <w:t>──┬──</w:t>
+      </w:r>
+      <w:r>
+        <w:rPr>
+          <w:rFonts w:ascii="Roboto Mono" w:eastAsia="Roboto Mono" w:hAnsi="Roboto Mono" w:cs="Arial"/>
+          <w:kern w:val="0"/>
+          <w:szCs w:val="22"/>
+          <w:lang w:val="en"/>
+          <w14:ligatures w14:val="none"/>
+        </w:rPr>
+        <w:t>[PC2]</w:t>
+      </w:r>
+      <w:r>
+        <w:rPr>
+          <w:rFonts w:ascii="Arial" w:eastAsia="Roboto Mono" w:hAnsi="Arial" w:cs="Arial"/>
+          <w:kern w:val="0"/>
+          <w:szCs w:val="22"/>
+          <w:lang w:val="en"/>
+          <w14:ligatures w14:val="none"/>
+        </w:rPr>
+        <w:t>──┬──</w:t>
+      </w:r>
+      <w:r>
+        <w:rPr>
+          <w:rFonts w:ascii="Roboto Mono" w:eastAsia="Roboto Mono" w:hAnsi="Roboto Mono" w:cs="Arial"/>
+          <w:kern w:val="0"/>
+          <w:szCs w:val="22"/>
+          <w:lang w:val="en"/>
+          <w14:ligatures w14:val="none"/>
+        </w:rPr>
+        <w:t>[PC3]</w:t>
+      </w:r>
+      <w:r>
+        <w:rPr>
+          <w:rFonts w:ascii="Arial" w:eastAsia="Roboto Mono" w:hAnsi="Arial" w:cs="Arial"/>
+          <w:kern w:val="0"/>
+          <w:szCs w:val="22"/>
+          <w:lang w:val="en"/>
+          <w14:ligatures w14:val="none"/>
+        </w:rPr>
+        <w:t>──┬──</w:t>
+      </w:r>
+      <w:r>
+        <w:rPr>
+          <w:rFonts w:ascii="Roboto Mono" w:eastAsia="Roboto Mono" w:hAnsi="Roboto Mono" w:cs="Arial"/>
+          <w:kern w:val="0"/>
+          <w:szCs w:val="22"/>
+          <w:lang w:val="en"/>
+          <w14:ligatures w14:val="none"/>
+        </w:rPr>
+        <w:t>[Printer]</w:t>
       </w:r>
     </w:p>
     <w:p>
-      <w:r>
-        <w:rPr>
-          <w:rFonts w:ascii="Roboto Mono" w:eastAsia="Roboto Mono" w:hAnsi="Roboto Mono"/>
-          <w:sz w:val="24"/>
-        </w:rPr>
-        <w:t xml:space="preserve">       │         │         │</w:t>
+      <w:pPr>
+        <w:spacing w:after="0" w:line="276" w:lineRule="auto"/>
+        <w:rPr>
+          <w:rFonts w:ascii="Arial" w:eastAsia="Arial" w:hAnsi="Arial" w:cs="Arial"/>
+          <w:kern w:val="0"/>
+          <w:sz w:val="22"/>
+          <w:szCs w:val="22"/>
+          <w:lang w:val="en"/>
+          <w14:ligatures w14:val="none"/>
+        </w:rPr>
+      </w:pPr>
+      <w:r>
+        <w:rPr>
+          <w:rFonts w:ascii="Roboto Mono" w:eastAsia="Roboto Mono" w:hAnsi="Roboto Mono" w:cs="Arial"/>
+          <w:kern w:val="0"/>
+          <w:szCs w:val="22"/>
+          <w:lang w:val="en"/>
+          <w14:ligatures w14:val="none"/>
+        </w:rPr>
+        <w:t xml:space="preserve">       </w:t>
+      </w:r>
+      <w:r>
+        <w:rPr>
+          <w:rFonts w:ascii="MS Gothic" w:eastAsia="MS Gothic" w:hAnsi="MS Gothic" w:cs="MS Gothic" w:hint="eastAsia"/>
+          <w:kern w:val="0"/>
+          <w:szCs w:val="22"/>
+          <w:lang w:val="en"/>
+          <w14:ligatures w14:val="none"/>
+        </w:rPr>
+        <w:t>│</w:t>
+      </w:r>
+      <w:r>
+        <w:rPr>
+          <w:rFonts w:ascii="Roboto Mono" w:eastAsia="Roboto Mono" w:hAnsi="Roboto Mono" w:cs="Arial"/>
+          <w:kern w:val="0"/>
+          <w:szCs w:val="22"/>
+          <w:lang w:val="en"/>
+          <w14:ligatures w14:val="none"/>
+        </w:rPr>
+        <w:t xml:space="preserve">         </w:t>
+      </w:r>
+      <w:r>
+        <w:rPr>
+          <w:rFonts w:ascii="MS Gothic" w:eastAsia="MS Gothic" w:hAnsi="MS Gothic" w:cs="MS Gothic" w:hint="eastAsia"/>
+          <w:kern w:val="0"/>
+          <w:szCs w:val="22"/>
+          <w:lang w:val="en"/>
+          <w14:ligatures w14:val="none"/>
+        </w:rPr>
+        <w:t>│</w:t>
+      </w:r>
+      <w:r>
+        <w:rPr>
+          <w:rFonts w:ascii="Roboto Mono" w:eastAsia="Roboto Mono" w:hAnsi="Roboto Mono" w:cs="Arial"/>
+          <w:kern w:val="0"/>
+          <w:szCs w:val="22"/>
+          <w:lang w:val="en"/>
+          <w14:ligatures w14:val="none"/>
+        </w:rPr>
+        <w:t xml:space="preserve">         </w:t>
+      </w:r>
+      <w:r>
+        <w:rPr>
+          <w:rFonts w:ascii="MS Gothic" w:eastAsia="MS Gothic" w:hAnsi="MS Gothic" w:cs="MS Gothic" w:hint="eastAsia"/>
+          <w:kern w:val="0"/>
+          <w:szCs w:val="22"/>
+          <w:lang w:val="en"/>
+          <w14:ligatures w14:val="none"/>
+        </w:rPr>
+        <w:t>│</w:t>
       </w:r>
     </w:p>
     <w:p>
-      <w:r>
-        <w:rPr>
-          <w:rFonts w:ascii="Roboto Mono" w:eastAsia="Roboto Mono" w:hAnsi="Roboto Mono"/>
-          <w:sz w:val="24"/>
+      <w:pPr>
+        <w:spacing w:after="0" w:line="276" w:lineRule="auto"/>
+        <w:rPr>
+          <w:rFonts w:ascii="Arial" w:eastAsia="Arial" w:hAnsi="Arial" w:cs="Arial"/>
+          <w:kern w:val="0"/>
+          <w:sz w:val="22"/>
+          <w:szCs w:val="22"/>
+          <w:lang w:val="en"/>
+          <w14:ligatures w14:val="none"/>
+        </w:rPr>
+      </w:pPr>
+      <w:r>
+        <w:rPr>
+          <w:rFonts w:ascii="Roboto Mono" w:eastAsia="Roboto Mono" w:hAnsi="Roboto Mono" w:cs="Arial"/>
+          <w:kern w:val="0"/>
+          <w:szCs w:val="22"/>
+          <w:lang w:val="en"/>
+          <w14:ligatures w14:val="none"/>
         </w:rPr>
         <w:t xml:space="preserve">     === Shared Bus (Cable) ===</w:t>
       </w:r>
     </w:p>
-    <w:p/>
     <w:p>
-      <w:r>
-        <w:rPr>
-          <w:rFonts w:ascii="Roboto Mono" w:eastAsia="Roboto Mono" w:hAnsi="Roboto Mono"/>
-          <w:sz w:val="24"/>
-        </w:rPr>
-        <w:pict w14:anchorId="293B2F75">
+      <w:pPr>
+        <w:spacing w:after="0" w:line="276" w:lineRule="auto"/>
+        <w:rPr>
+          <w:rFonts w:ascii="Arial" w:eastAsia="Arial" w:hAnsi="Arial" w:cs="Arial"/>
+          <w:kern w:val="0"/>
+          <w:sz w:val="22"/>
+          <w:szCs w:val="22"/>
+          <w:lang w:val="en"/>
+          <w14:ligatures w14:val="none"/>
+        </w:rPr>
+      </w:pPr>
+    </w:p>
+    <w:p>
+      <w:pPr>
+        <w:spacing w:after="0" w:line="276" w:lineRule="auto"/>
+        <w:rPr>
+          <w:rFonts w:ascii="Arial" w:eastAsia="Arial" w:hAnsi="Arial" w:cs="Arial"/>
+          <w:kern w:val="0"/>
+          <w:sz w:val="22"/>
+          <w:szCs w:val="22"/>
+          <w:lang w:val="en"/>
+          <w14:ligatures w14:val="none"/>
+        </w:rPr>
+      </w:pPr>
+      <w:r>
+        <w:rPr>
+          <w:rFonts w:ascii="Roboto Mono" w:eastAsia="Roboto Mono" w:hAnsi="Roboto Mono" w:cs="Arial"/>
+          <w:kern w:val="0"/>
+          <w:szCs w:val="22"/>
+          <w:lang w:val="en"/>
+          <w14:ligatures w14:val="none"/>
+        </w:rPr>
+        <w:pict>
           <v:rect id="_x0000_i1027" style="width:0;height:1.5pt" o:hralign="center" o:hrstd="t" o:hr="t" fillcolor="#a0a0a0" stroked="f"/>
         </w:pict>
       </w:r>
     </w:p>
     <w:p>
       <w:pPr>
-        <w:pStyle w:val="Heading2"/>
-        <w:keepNext w:val="0"/>
-        <w:keepLines w:val="0"/>
-        <w:rPr>
+        <w:spacing w:before="160" w:after="80" w:line="276" w:lineRule="auto"/>
+        <w:outlineLvl w:val="1"/>
+        <w:rPr>
+          <w:rFonts w:asciiTheme="majorHAnsi" w:eastAsiaTheme="majorEastAsia" w:hAnsiTheme="majorHAnsi" w:cstheme="majorBidi"/>
           <w:b/>
           <w:bCs/>
+          <w:color w:val="2F5496" w:themeColor="accent1" w:themeShade="BF"/>
+          <w:kern w:val="0"/>
           <w:sz w:val="34"/>
           <w:szCs w:val="34"/>
+          <w:lang w:val="en"/>
+          <w14:ligatures w14:val="none"/>
         </w:rPr>
       </w:pPr>
       <w:bookmarkStart w:id="3" w:name="_ln7fqnwizlhv" w:colFirst="0" w:colLast="0"/>
       <w:bookmarkEnd w:id="3"/>
       <w:r>
         <w:rPr>
+          <w:rFonts w:ascii="Segoe UI Emoji" w:eastAsiaTheme="majorEastAsia" w:hAnsi="Segoe UI Emoji" w:cs="Segoe UI Emoji"/>
           <w:b/>
           <w:bCs/>
+          <w:color w:val="2F5496" w:themeColor="accent1" w:themeShade="BF"/>
+          <w:kern w:val="0"/>
           <w:sz w:val="34"/>
           <w:szCs w:val="34"/>
-        </w:rPr>
-        <w:t>📦 How It Works</w:t>
+          <w:lang w:val="en"/>
+          <w14:ligatures w14:val="none"/>
+        </w:rPr>
+        <w:t>📦</w:t>
+      </w:r>
+      <w:r>
+        <w:rPr>
+          <w:rFonts w:asciiTheme="majorHAnsi" w:eastAsiaTheme="majorEastAsia" w:hAnsiTheme="majorHAnsi" w:cstheme="majorBidi"/>
+          <w:b/>
+          <w:bCs/>
+          <w:color w:val="2F5496" w:themeColor="accent1" w:themeShade="BF"/>
+          <w:kern w:val="0"/>
+          <w:sz w:val="34"/>
+          <w:szCs w:val="34"/>
+          <w:lang w:val="en"/>
+          <w14:ligatures w14:val="none"/>
+        </w:rPr>
+        <w:t xml:space="preserve"> How It Works</w:t>
       </w:r>
     </w:p>
     <w:p>
       <w:pPr>
-        <w:spacing w:before="240" w:after="240"/>
-      </w:pPr>
-      <w:r>
-        <w:rPr>
-          <w:b/>
+        <w:spacing w:before="240" w:after="240" w:line="276" w:lineRule="auto"/>
+        <w:rPr>
+          <w:rFonts w:ascii="Arial" w:eastAsia="Arial" w:hAnsi="Arial" w:cs="Arial"/>
+          <w:kern w:val="0"/>
+          <w:sz w:val="22"/>
+          <w:szCs w:val="22"/>
+          <w:lang w:val="en"/>
+          <w14:ligatures w14:val="none"/>
+        </w:rPr>
+      </w:pPr>
+      <w:r>
+        <w:rPr>
+          <w:rFonts w:ascii="Arial" w:eastAsia="Arial" w:hAnsi="Arial" w:cs="Arial"/>
+          <w:b/>
+          <w:kern w:val="0"/>
+          <w:sz w:val="22"/>
+          <w:szCs w:val="22"/>
           <w:highlight w:val="darkGray"/>
-        </w:rPr>
-        <w:lastRenderedPageBreak/>
+          <w:lang w:val="en"/>
+          <w14:ligatures w14:val="none"/>
+        </w:rPr>
         <w:t># Source</w:t>
       </w:r>
       <w:r>
         <w:rPr>
+          <w:rFonts w:ascii="Arial" w:eastAsia="Arial" w:hAnsi="Arial" w:cs="Arial"/>
+          <w:kern w:val="0"/>
+          <w:sz w:val="22"/>
+          <w:szCs w:val="22"/>
           <w:highlight w:val="darkGray"/>
+          <w:lang w:val="en"/>
+          <w14:ligatures w14:val="none"/>
         </w:rPr>
         <w:t xml:space="preserve">: </w:t>
       </w:r>
       <w:r>
         <w:rPr>
-          <w:b/>
+          <w:rFonts w:ascii="Arial" w:eastAsia="Arial" w:hAnsi="Arial" w:cs="Arial"/>
+          <w:b/>
+          <w:kern w:val="0"/>
+          <w:sz w:val="22"/>
+          <w:szCs w:val="22"/>
           <w:highlight w:val="darkGray"/>
-        </w:rPr>
-        <w:t>Chatgpt (GPT‑5 Mini) at [12/18/2025]</w:t>
+          <w:lang w:val="en"/>
+          <w14:ligatures w14:val="none"/>
+        </w:rPr>
+        <w:t>Chatgpt (GPT</w:t>
+      </w:r>
+      <w:r>
+        <w:rPr>
+          <w:rFonts w:ascii="Cambria Math" w:eastAsia="Arial" w:hAnsi="Cambria Math" w:cs="Cambria Math"/>
+          <w:b/>
+          <w:kern w:val="0"/>
+          <w:sz w:val="22"/>
+          <w:szCs w:val="22"/>
+          <w:highlight w:val="darkGray"/>
+          <w:lang w:val="en"/>
+          <w14:ligatures w14:val="none"/>
+        </w:rPr>
+        <w:t>‑</w:t>
+      </w:r>
+      <w:r>
+        <w:rPr>
+          <w:rFonts w:ascii="Arial" w:eastAsia="Arial" w:hAnsi="Arial" w:cs="Arial"/>
+          <w:b/>
+          <w:kern w:val="0"/>
+          <w:sz w:val="22"/>
+          <w:szCs w:val="22"/>
+          <w:highlight w:val="darkGray"/>
+          <w:lang w:val="en"/>
+          <w14:ligatures w14:val="none"/>
+        </w:rPr>
+        <w:t>5 Mini) at [12/18/2025]</w:t>
       </w:r>
     </w:p>
     <w:p>
@@ -445,35 +1044,55 @@
           <w:ilvl w:val="0"/>
           <w:numId w:val="2"/>
         </w:numPr>
-        <w:spacing w:before="240"/>
-      </w:pPr>
-      <w:r>
-        <w:rPr>
-          <w:rFonts w:ascii="Roboto Mono" w:eastAsia="Roboto Mono" w:hAnsi="Roboto Mono"/>
-          <w:sz w:val="24"/>
+        <w:spacing w:before="240" w:after="0" w:line="276" w:lineRule="auto"/>
+        <w:rPr>
+          <w:rFonts w:ascii="Arial" w:eastAsia="Arial" w:hAnsi="Arial" w:cs="Arial"/>
+          <w:kern w:val="0"/>
+          <w:sz w:val="22"/>
+          <w:szCs w:val="22"/>
+          <w:lang w:val="en"/>
+          <w14:ligatures w14:val="none"/>
+        </w:rPr>
+      </w:pPr>
+      <w:r>
+        <w:rPr>
+          <w:rFonts w:ascii="Roboto Mono" w:eastAsia="Roboto Mono" w:hAnsi="Roboto Mono" w:cs="Arial"/>
+          <w:kern w:val="0"/>
+          <w:szCs w:val="22"/>
+          <w:lang w:val="en"/>
+          <w14:ligatures w14:val="none"/>
         </w:rPr>
         <w:t xml:space="preserve">Only </w:t>
       </w:r>
       <w:r>
         <w:rPr>
-          <w:rFonts w:ascii="Roboto Mono" w:eastAsia="Roboto Mono" w:hAnsi="Roboto Mono"/>
+          <w:rFonts w:ascii="Roboto Mono" w:eastAsia="Roboto Mono" w:hAnsi="Roboto Mono" w:cs="Arial"/>
           <w:b/>
           <w:bCs/>
-          <w:sz w:val="24"/>
+          <w:kern w:val="0"/>
+          <w:szCs w:val="22"/>
+          <w:lang w:val="en"/>
+          <w14:ligatures w14:val="none"/>
         </w:rPr>
         <w:t>one device</w:t>
       </w:r>
       <w:r>
         <w:rPr>
-          <w:rFonts w:ascii="Roboto Mono" w:eastAsia="Roboto Mono" w:hAnsi="Roboto Mono"/>
-          <w:sz w:val="24"/>
+          <w:rFonts w:ascii="Roboto Mono" w:eastAsia="Roboto Mono" w:hAnsi="Roboto Mono" w:cs="Arial"/>
+          <w:kern w:val="0"/>
+          <w:szCs w:val="22"/>
+          <w:lang w:val="en"/>
+          <w14:ligatures w14:val="none"/>
         </w:rPr>
         <w:t xml:space="preserve"> can transmit at a time.</w:t>
       </w:r>
       <w:r>
         <w:rPr>
-          <w:rFonts w:ascii="Roboto Mono" w:eastAsia="Roboto Mono" w:hAnsi="Roboto Mono"/>
-          <w:sz w:val="24"/>
+          <w:rFonts w:ascii="Roboto Mono" w:eastAsia="Roboto Mono" w:hAnsi="Roboto Mono" w:cs="Arial"/>
+          <w:kern w:val="0"/>
+          <w:szCs w:val="22"/>
+          <w:lang w:val="en"/>
+          <w14:ligatures w14:val="none"/>
         </w:rPr>
         <w:br/>
       </w:r>
@@ -484,34 +1103,55 @@
           <w:ilvl w:val="0"/>
           <w:numId w:val="2"/>
         </w:numPr>
-      </w:pPr>
-      <w:r>
-        <w:rPr>
-          <w:rFonts w:ascii="Roboto Mono" w:eastAsia="Roboto Mono" w:hAnsi="Roboto Mono"/>
-          <w:sz w:val="24"/>
+        <w:spacing w:after="0" w:line="276" w:lineRule="auto"/>
+        <w:rPr>
+          <w:rFonts w:ascii="Arial" w:eastAsia="Arial" w:hAnsi="Arial" w:cs="Arial"/>
+          <w:kern w:val="0"/>
+          <w:sz w:val="22"/>
+          <w:szCs w:val="22"/>
+          <w:lang w:val="en"/>
+          <w14:ligatures w14:val="none"/>
+        </w:rPr>
+      </w:pPr>
+      <w:r>
+        <w:rPr>
+          <w:rFonts w:ascii="Roboto Mono" w:eastAsia="Roboto Mono" w:hAnsi="Roboto Mono" w:cs="Arial"/>
+          <w:kern w:val="0"/>
+          <w:szCs w:val="22"/>
+          <w:lang w:val="en"/>
+          <w14:ligatures w14:val="none"/>
         </w:rPr>
         <w:t xml:space="preserve">Devices </w:t>
       </w:r>
       <w:r>
         <w:rPr>
-          <w:rFonts w:ascii="Roboto Mono" w:eastAsia="Roboto Mono" w:hAnsi="Roboto Mono"/>
+          <w:rFonts w:ascii="Roboto Mono" w:eastAsia="Roboto Mono" w:hAnsi="Roboto Mono" w:cs="Arial"/>
           <w:b/>
           <w:bCs/>
-          <w:sz w:val="24"/>
+          <w:kern w:val="0"/>
+          <w:szCs w:val="22"/>
+          <w:lang w:val="en"/>
+          <w14:ligatures w14:val="none"/>
         </w:rPr>
         <w:t>listen</w:t>
       </w:r>
       <w:r>
         <w:rPr>
-          <w:rFonts w:ascii="Roboto Mono" w:eastAsia="Roboto Mono" w:hAnsi="Roboto Mono"/>
-          <w:sz w:val="24"/>
+          <w:rFonts w:ascii="Roboto Mono" w:eastAsia="Roboto Mono" w:hAnsi="Roboto Mono" w:cs="Arial"/>
+          <w:kern w:val="0"/>
+          <w:szCs w:val="22"/>
+          <w:lang w:val="en"/>
+          <w14:ligatures w14:val="none"/>
         </w:rPr>
         <w:t xml:space="preserve"> on the bus for data addressed to them.</w:t>
       </w:r>
       <w:r>
         <w:rPr>
-          <w:rFonts w:ascii="Roboto Mono" w:eastAsia="Roboto Mono" w:hAnsi="Roboto Mono"/>
-          <w:sz w:val="24"/>
+          <w:rFonts w:ascii="Roboto Mono" w:eastAsia="Roboto Mono" w:hAnsi="Roboto Mono" w:cs="Arial"/>
+          <w:kern w:val="0"/>
+          <w:szCs w:val="22"/>
+          <w:lang w:val="en"/>
+          <w14:ligatures w14:val="none"/>
         </w:rPr>
         <w:br/>
       </w:r>
@@ -522,97 +1162,206 @@
           <w:ilvl w:val="0"/>
           <w:numId w:val="2"/>
         </w:numPr>
-        <w:spacing w:after="240"/>
-      </w:pPr>
-      <w:r>
-        <w:rPr>
-          <w:rFonts w:ascii="Roboto Mono" w:eastAsia="Roboto Mono" w:hAnsi="Roboto Mono"/>
-          <w:sz w:val="24"/>
+        <w:spacing w:after="240" w:line="276" w:lineRule="auto"/>
+        <w:rPr>
+          <w:rFonts w:ascii="Arial" w:eastAsia="Arial" w:hAnsi="Arial" w:cs="Arial"/>
+          <w:kern w:val="0"/>
+          <w:sz w:val="22"/>
+          <w:szCs w:val="22"/>
+          <w:lang w:val="en"/>
+          <w14:ligatures w14:val="none"/>
+        </w:rPr>
+      </w:pPr>
+      <w:r>
+        <w:rPr>
+          <w:rFonts w:ascii="Roboto Mono" w:eastAsia="Roboto Mono" w:hAnsi="Roboto Mono" w:cs="Arial"/>
+          <w:kern w:val="0"/>
+          <w:szCs w:val="22"/>
+          <w:lang w:val="en"/>
+          <w14:ligatures w14:val="none"/>
         </w:rPr>
         <w:t xml:space="preserve">Uses </w:t>
       </w:r>
       <w:r>
         <w:rPr>
-          <w:rFonts w:ascii="Roboto Mono" w:eastAsia="Roboto Mono" w:hAnsi="Roboto Mono"/>
+          <w:rFonts w:ascii="Roboto Mono" w:eastAsia="Roboto Mono" w:hAnsi="Roboto Mono" w:cs="Arial"/>
           <w:b/>
           <w:bCs/>
-          <w:sz w:val="24"/>
+          <w:kern w:val="0"/>
+          <w:szCs w:val="22"/>
+          <w:lang w:val="en"/>
+          <w14:ligatures w14:val="none"/>
         </w:rPr>
         <w:t>terminators</w:t>
       </w:r>
       <w:r>
         <w:rPr>
-          <w:rFonts w:ascii="Roboto Mono" w:eastAsia="Roboto Mono" w:hAnsi="Roboto Mono"/>
-          <w:sz w:val="24"/>
+          <w:rFonts w:ascii="Roboto Mono" w:eastAsia="Roboto Mono" w:hAnsi="Roboto Mono" w:cs="Arial"/>
+          <w:kern w:val="0"/>
+          <w:szCs w:val="22"/>
+          <w:lang w:val="en"/>
+          <w14:ligatures w14:val="none"/>
         </w:rPr>
         <w:t xml:space="preserve"> at both ends to prevent signal bounce.</w:t>
       </w:r>
       <w:r>
         <w:rPr>
-          <w:rFonts w:ascii="Roboto Mono" w:eastAsia="Roboto Mono" w:hAnsi="Roboto Mono"/>
-          <w:sz w:val="24"/>
+          <w:rFonts w:ascii="Roboto Mono" w:eastAsia="Roboto Mono" w:hAnsi="Roboto Mono" w:cs="Arial"/>
+          <w:kern w:val="0"/>
+          <w:szCs w:val="22"/>
+          <w:lang w:val="en"/>
+          <w14:ligatures w14:val="none"/>
         </w:rPr>
         <w:br/>
       </w:r>
     </w:p>
     <w:p>
-      <w:r>
-        <w:rPr>
-          <w:rFonts w:ascii="Roboto Mono" w:eastAsia="Roboto Mono" w:hAnsi="Roboto Mono"/>
-          <w:sz w:val="24"/>
-        </w:rPr>
-        <w:pict w14:anchorId="5E9875A4">
+      <w:pPr>
+        <w:spacing w:after="0" w:line="276" w:lineRule="auto"/>
+        <w:rPr>
+          <w:rFonts w:ascii="Arial" w:eastAsia="Arial" w:hAnsi="Arial" w:cs="Arial"/>
+          <w:kern w:val="0"/>
+          <w:sz w:val="22"/>
+          <w:szCs w:val="22"/>
+          <w:lang w:val="en"/>
+          <w14:ligatures w14:val="none"/>
+        </w:rPr>
+      </w:pPr>
+      <w:r>
+        <w:rPr>
+          <w:rFonts w:ascii="Roboto Mono" w:eastAsia="Roboto Mono" w:hAnsi="Roboto Mono" w:cs="Arial"/>
+          <w:kern w:val="0"/>
+          <w:szCs w:val="22"/>
+          <w:lang w:val="en"/>
+          <w14:ligatures w14:val="none"/>
+        </w:rPr>
+        <w:pict>
           <v:rect id="_x0000_i1028" style="width:0;height:1.5pt" o:hralign="center" o:hrstd="t" o:hr="t" fillcolor="#a0a0a0" stroked="f"/>
         </w:pict>
       </w:r>
     </w:p>
     <w:p>
       <w:pPr>
-        <w:pStyle w:val="Heading2"/>
-        <w:keepNext w:val="0"/>
-        <w:keepLines w:val="0"/>
-        <w:rPr>
+        <w:spacing w:before="160" w:after="80" w:line="276" w:lineRule="auto"/>
+        <w:outlineLvl w:val="1"/>
+        <w:rPr>
+          <w:rFonts w:asciiTheme="majorHAnsi" w:eastAsiaTheme="majorEastAsia" w:hAnsiTheme="majorHAnsi" w:cstheme="majorBidi"/>
           <w:b/>
           <w:bCs/>
+          <w:color w:val="2F5496" w:themeColor="accent1" w:themeShade="BF"/>
+          <w:kern w:val="0"/>
           <w:sz w:val="34"/>
           <w:szCs w:val="34"/>
+          <w:lang w:val="en"/>
+          <w14:ligatures w14:val="none"/>
         </w:rPr>
       </w:pPr>
       <w:bookmarkStart w:id="4" w:name="_f7axnyjhzyal" w:colFirst="0" w:colLast="0"/>
       <w:bookmarkEnd w:id="4"/>
       <w:r>
         <w:rPr>
+          <w:rFonts w:ascii="Segoe UI Emoji" w:eastAsiaTheme="majorEastAsia" w:hAnsi="Segoe UI Emoji" w:cs="Segoe UI Emoji"/>
           <w:b/>
           <w:bCs/>
+          <w:color w:val="2F5496" w:themeColor="accent1" w:themeShade="BF"/>
+          <w:kern w:val="0"/>
           <w:sz w:val="34"/>
           <w:szCs w:val="34"/>
-        </w:rPr>
-        <w:t>🔁 Data Flow Example</w:t>
+          <w:lang w:val="en"/>
+          <w14:ligatures w14:val="none"/>
+        </w:rPr>
+        <w:t>🔁</w:t>
+      </w:r>
+      <w:r>
+        <w:rPr>
+          <w:rFonts w:asciiTheme="majorHAnsi" w:eastAsiaTheme="majorEastAsia" w:hAnsiTheme="majorHAnsi" w:cstheme="majorBidi"/>
+          <w:b/>
+          <w:bCs/>
+          <w:color w:val="2F5496" w:themeColor="accent1" w:themeShade="BF"/>
+          <w:kern w:val="0"/>
+          <w:sz w:val="34"/>
+          <w:szCs w:val="34"/>
+          <w:lang w:val="en"/>
+          <w14:ligatures w14:val="none"/>
+        </w:rPr>
+        <w:t xml:space="preserve"> Data Flow Example</w:t>
       </w:r>
     </w:p>
     <w:p>
       <w:pPr>
-        <w:spacing w:before="240" w:after="240"/>
-      </w:pPr>
-      <w:r>
-        <w:rPr>
-          <w:b/>
+        <w:spacing w:before="240" w:after="240" w:line="276" w:lineRule="auto"/>
+        <w:rPr>
+          <w:rFonts w:ascii="Arial" w:eastAsia="Arial" w:hAnsi="Arial" w:cs="Arial"/>
+          <w:kern w:val="0"/>
+          <w:sz w:val="22"/>
+          <w:szCs w:val="22"/>
+          <w:lang w:val="en"/>
+          <w14:ligatures w14:val="none"/>
+        </w:rPr>
+      </w:pPr>
+      <w:r>
+        <w:rPr>
+          <w:rFonts w:ascii="Arial" w:eastAsia="Arial" w:hAnsi="Arial" w:cs="Arial"/>
+          <w:b/>
+          <w:kern w:val="0"/>
+          <w:sz w:val="22"/>
+          <w:szCs w:val="22"/>
           <w:highlight w:val="darkGray"/>
+          <w:lang w:val="en"/>
+          <w14:ligatures w14:val="none"/>
         </w:rPr>
         <w:t># Source</w:t>
       </w:r>
       <w:r>
         <w:rPr>
+          <w:rFonts w:ascii="Arial" w:eastAsia="Arial" w:hAnsi="Arial" w:cs="Arial"/>
+          <w:kern w:val="0"/>
+          <w:sz w:val="22"/>
+          <w:szCs w:val="22"/>
           <w:highlight w:val="darkGray"/>
+          <w:lang w:val="en"/>
+          <w14:ligatures w14:val="none"/>
         </w:rPr>
         <w:t xml:space="preserve">: </w:t>
       </w:r>
       <w:r>
         <w:rPr>
-          <w:b/>
+          <w:rFonts w:ascii="Arial" w:eastAsia="Arial" w:hAnsi="Arial" w:cs="Arial"/>
+          <w:b/>
+          <w:kern w:val="0"/>
+          <w:sz w:val="22"/>
+          <w:szCs w:val="22"/>
           <w:highlight w:val="darkGray"/>
-        </w:rPr>
-        <w:t>Chatgpt (GPT‑5 Mini) at [12/18/2025]</w:t>
+          <w:lang w:val="en"/>
+          <w14:ligatures w14:val="none"/>
+        </w:rPr>
+        <w:t>Chatgpt (GPT</w:t>
+      </w:r>
+      <w:r>
+        <w:rPr>
+          <w:rFonts w:ascii="Cambria Math" w:eastAsia="Arial" w:hAnsi="Cambria Math" w:cs="Cambria Math"/>
+          <w:b/>
+          <w:kern w:val="0"/>
+          <w:sz w:val="22"/>
+          <w:szCs w:val="22"/>
+          <w:highlight w:val="darkGray"/>
+          <w:lang w:val="en"/>
+          <w14:ligatures w14:val="none"/>
+        </w:rPr>
+        <w:t>‑</w:t>
+      </w:r>
+      <w:r>
+        <w:rPr>
+          <w:rFonts w:ascii="Arial" w:eastAsia="Arial" w:hAnsi="Arial" w:cs="Arial"/>
+          <w:b/>
+          <w:kern w:val="0"/>
+          <w:sz w:val="22"/>
+          <w:szCs w:val="22"/>
+          <w:highlight w:val="darkGray"/>
+          <w:lang w:val="en"/>
+          <w14:ligatures w14:val="none"/>
+        </w:rPr>
+        <w:t>5 Mini) at [12/18/2025]</w:t>
       </w:r>
     </w:p>
     <w:p>
@@ -621,19 +1370,33 @@
           <w:ilvl w:val="0"/>
           <w:numId w:val="3"/>
         </w:numPr>
-        <w:spacing w:before="240"/>
-      </w:pPr>
-      <w:r>
-        <w:rPr>
-          <w:rFonts w:ascii="Roboto Mono" w:eastAsia="Roboto Mono" w:hAnsi="Roboto Mono"/>
-          <w:sz w:val="24"/>
+        <w:spacing w:before="240" w:after="0" w:line="276" w:lineRule="auto"/>
+        <w:rPr>
+          <w:rFonts w:ascii="Arial" w:eastAsia="Arial" w:hAnsi="Arial" w:cs="Arial"/>
+          <w:kern w:val="0"/>
+          <w:sz w:val="22"/>
+          <w:szCs w:val="22"/>
+          <w:lang w:val="en"/>
+          <w14:ligatures w14:val="none"/>
+        </w:rPr>
+      </w:pPr>
+      <w:r>
+        <w:rPr>
+          <w:rFonts w:ascii="Roboto Mono" w:eastAsia="Roboto Mono" w:hAnsi="Roboto Mono" w:cs="Arial"/>
+          <w:kern w:val="0"/>
+          <w:szCs w:val="22"/>
+          <w:lang w:val="en"/>
+          <w14:ligatures w14:val="none"/>
         </w:rPr>
         <w:t>PC1 wants to send data to PC3.</w:t>
       </w:r>
       <w:r>
         <w:rPr>
-          <w:rFonts w:ascii="Roboto Mono" w:eastAsia="Roboto Mono" w:hAnsi="Roboto Mono"/>
-          <w:sz w:val="24"/>
+          <w:rFonts w:ascii="Roboto Mono" w:eastAsia="Roboto Mono" w:hAnsi="Roboto Mono" w:cs="Arial"/>
+          <w:kern w:val="0"/>
+          <w:szCs w:val="22"/>
+          <w:lang w:val="en"/>
+          <w14:ligatures w14:val="none"/>
         </w:rPr>
         <w:br/>
       </w:r>
@@ -644,18 +1407,33 @@
           <w:ilvl w:val="0"/>
           <w:numId w:val="3"/>
         </w:numPr>
-      </w:pPr>
-      <w:r>
-        <w:rPr>
-          <w:rFonts w:ascii="Roboto Mono" w:eastAsia="Roboto Mono" w:hAnsi="Roboto Mono"/>
-          <w:sz w:val="24"/>
+        <w:spacing w:after="0" w:line="276" w:lineRule="auto"/>
+        <w:rPr>
+          <w:rFonts w:ascii="Arial" w:eastAsia="Arial" w:hAnsi="Arial" w:cs="Arial"/>
+          <w:kern w:val="0"/>
+          <w:sz w:val="22"/>
+          <w:szCs w:val="22"/>
+          <w:lang w:val="en"/>
+          <w14:ligatures w14:val="none"/>
+        </w:rPr>
+      </w:pPr>
+      <w:r>
+        <w:rPr>
+          <w:rFonts w:ascii="Roboto Mono" w:eastAsia="Roboto Mono" w:hAnsi="Roboto Mono" w:cs="Arial"/>
+          <w:kern w:val="0"/>
+          <w:szCs w:val="22"/>
+          <w:lang w:val="en"/>
+          <w14:ligatures w14:val="none"/>
         </w:rPr>
         <w:t>PC1 places data on the bus.</w:t>
       </w:r>
       <w:r>
         <w:rPr>
-          <w:rFonts w:ascii="Roboto Mono" w:eastAsia="Roboto Mono" w:hAnsi="Roboto Mono"/>
-          <w:sz w:val="24"/>
+          <w:rFonts w:ascii="Roboto Mono" w:eastAsia="Roboto Mono" w:hAnsi="Roboto Mono" w:cs="Arial"/>
+          <w:kern w:val="0"/>
+          <w:szCs w:val="22"/>
+          <w:lang w:val="en"/>
+          <w14:ligatures w14:val="none"/>
         </w:rPr>
         <w:br/>
       </w:r>
@@ -666,18 +1444,33 @@
           <w:ilvl w:val="0"/>
           <w:numId w:val="3"/>
         </w:numPr>
-      </w:pPr>
-      <w:r>
-        <w:rPr>
-          <w:rFonts w:ascii="Roboto Mono" w:eastAsia="Roboto Mono" w:hAnsi="Roboto Mono"/>
-          <w:sz w:val="24"/>
+        <w:spacing w:after="0" w:line="276" w:lineRule="auto"/>
+        <w:rPr>
+          <w:rFonts w:ascii="Arial" w:eastAsia="Arial" w:hAnsi="Arial" w:cs="Arial"/>
+          <w:kern w:val="0"/>
+          <w:sz w:val="22"/>
+          <w:szCs w:val="22"/>
+          <w:lang w:val="en"/>
+          <w14:ligatures w14:val="none"/>
+        </w:rPr>
+      </w:pPr>
+      <w:r>
+        <w:rPr>
+          <w:rFonts w:ascii="Roboto Mono" w:eastAsia="Roboto Mono" w:hAnsi="Roboto Mono" w:cs="Arial"/>
+          <w:kern w:val="0"/>
+          <w:szCs w:val="22"/>
+          <w:lang w:val="en"/>
+          <w14:ligatures w14:val="none"/>
         </w:rPr>
         <w:t>All devices see the data, but only PC3 accepts it (matches address).</w:t>
       </w:r>
       <w:r>
         <w:rPr>
-          <w:rFonts w:ascii="Roboto Mono" w:eastAsia="Roboto Mono" w:hAnsi="Roboto Mono"/>
-          <w:sz w:val="24"/>
+          <w:rFonts w:ascii="Roboto Mono" w:eastAsia="Roboto Mono" w:hAnsi="Roboto Mono" w:cs="Arial"/>
+          <w:kern w:val="0"/>
+          <w:szCs w:val="22"/>
+          <w:lang w:val="en"/>
+          <w14:ligatures w14:val="none"/>
         </w:rPr>
         <w:br/>
       </w:r>
@@ -688,91 +1481,210 @@
           <w:ilvl w:val="0"/>
           <w:numId w:val="3"/>
         </w:numPr>
-        <w:spacing w:after="240"/>
-      </w:pPr>
-      <w:r>
-        <w:rPr>
-          <w:rFonts w:ascii="Roboto Mono" w:eastAsia="Roboto Mono" w:hAnsi="Roboto Mono"/>
-          <w:sz w:val="24"/>
+        <w:spacing w:after="240" w:line="276" w:lineRule="auto"/>
+        <w:rPr>
+          <w:rFonts w:ascii="Arial" w:eastAsia="Arial" w:hAnsi="Arial" w:cs="Arial"/>
+          <w:kern w:val="0"/>
+          <w:sz w:val="22"/>
+          <w:szCs w:val="22"/>
+          <w:lang w:val="en"/>
+          <w14:ligatures w14:val="none"/>
+        </w:rPr>
+      </w:pPr>
+      <w:r>
+        <w:rPr>
+          <w:rFonts w:ascii="Roboto Mono" w:eastAsia="Roboto Mono" w:hAnsi="Roboto Mono" w:cs="Arial"/>
+          <w:kern w:val="0"/>
+          <w:szCs w:val="22"/>
+          <w:lang w:val="en"/>
+          <w14:ligatures w14:val="none"/>
         </w:rPr>
         <w:t>Others ignore it.</w:t>
       </w:r>
       <w:r>
         <w:rPr>
-          <w:rFonts w:ascii="Roboto Mono" w:eastAsia="Roboto Mono" w:hAnsi="Roboto Mono"/>
-          <w:sz w:val="24"/>
+          <w:rFonts w:ascii="Roboto Mono" w:eastAsia="Roboto Mono" w:hAnsi="Roboto Mono" w:cs="Arial"/>
+          <w:kern w:val="0"/>
+          <w:szCs w:val="22"/>
+          <w:lang w:val="en"/>
+          <w14:ligatures w14:val="none"/>
         </w:rPr>
         <w:br/>
       </w:r>
     </w:p>
     <w:p>
-      <w:r>
-        <w:rPr>
-          <w:rFonts w:ascii="Roboto Mono" w:eastAsia="Roboto Mono" w:hAnsi="Roboto Mono"/>
-          <w:sz w:val="24"/>
-        </w:rPr>
-        <w:pict w14:anchorId="19E60220">
+      <w:pPr>
+        <w:spacing w:after="0" w:line="276" w:lineRule="auto"/>
+        <w:rPr>
+          <w:rFonts w:ascii="Arial" w:eastAsia="Arial" w:hAnsi="Arial" w:cs="Arial"/>
+          <w:kern w:val="0"/>
+          <w:sz w:val="22"/>
+          <w:szCs w:val="22"/>
+          <w:lang w:val="en"/>
+          <w14:ligatures w14:val="none"/>
+        </w:rPr>
+      </w:pPr>
+      <w:r>
+        <w:rPr>
+          <w:rFonts w:ascii="Roboto Mono" w:eastAsia="Roboto Mono" w:hAnsi="Roboto Mono" w:cs="Arial"/>
+          <w:kern w:val="0"/>
+          <w:szCs w:val="22"/>
+          <w:lang w:val="en"/>
+          <w14:ligatures w14:val="none"/>
+        </w:rPr>
+        <w:pict>
           <v:rect id="_x0000_i1029" style="width:0;height:1.5pt" o:hralign="center" o:hrstd="t" o:hr="t" fillcolor="#a0a0a0" stroked="f"/>
         </w:pict>
       </w:r>
     </w:p>
     <w:p>
       <w:pPr>
-        <w:pStyle w:val="Heading2"/>
-        <w:keepNext w:val="0"/>
-        <w:keepLines w:val="0"/>
-        <w:rPr>
+        <w:spacing w:before="160" w:after="80" w:line="276" w:lineRule="auto"/>
+        <w:outlineLvl w:val="1"/>
+        <w:rPr>
+          <w:rFonts w:asciiTheme="majorHAnsi" w:eastAsiaTheme="majorEastAsia" w:hAnsiTheme="majorHAnsi" w:cstheme="majorBidi"/>
           <w:b/>
           <w:bCs/>
+          <w:color w:val="2F5496" w:themeColor="accent1" w:themeShade="BF"/>
+          <w:kern w:val="0"/>
           <w:sz w:val="34"/>
           <w:szCs w:val="34"/>
+          <w:lang w:val="en"/>
+          <w14:ligatures w14:val="none"/>
         </w:rPr>
       </w:pPr>
       <w:bookmarkStart w:id="5" w:name="_3uo1yhktzuhp" w:colFirst="0" w:colLast="0"/>
       <w:bookmarkEnd w:id="5"/>
       <w:r>
         <w:rPr>
-          <w:rFonts w:ascii="Arial Unicode MS" w:eastAsia="Arial Unicode MS" w:hAnsi="Arial Unicode MS" w:cs="Arial Unicode MS"/>
+          <w:rFonts w:ascii="Segoe UI Emoji" w:eastAsia="Arial Unicode MS" w:hAnsi="Segoe UI Emoji" w:cs="Segoe UI Emoji"/>
           <w:b/>
           <w:bCs/>
+          <w:color w:val="2F5496" w:themeColor="accent1" w:themeShade="BF"/>
+          <w:kern w:val="0"/>
           <w:sz w:val="34"/>
           <w:szCs w:val="34"/>
-        </w:rPr>
-        <w:t>✅ Advantages</w:t>
+          <w:lang w:val="en"/>
+          <w14:ligatures w14:val="none"/>
+        </w:rPr>
+        <w:t>✅</w:t>
+      </w:r>
+      <w:r>
+        <w:rPr>
+          <w:rFonts w:ascii="Arial Unicode MS" w:eastAsia="Arial Unicode MS" w:hAnsi="Arial Unicode MS" w:cs="Arial Unicode MS"/>
+          <w:b/>
+          <w:bCs/>
+          <w:color w:val="2F5496" w:themeColor="accent1" w:themeShade="BF"/>
+          <w:kern w:val="0"/>
+          <w:sz w:val="34"/>
+          <w:szCs w:val="34"/>
+          <w:lang w:val="en"/>
+          <w14:ligatures w14:val="none"/>
+        </w:rPr>
+        <w:t xml:space="preserve"> Advantages</w:t>
       </w:r>
     </w:p>
     <w:p>
       <w:pPr>
-        <w:spacing w:before="240" w:after="240"/>
-      </w:pPr>
-      <w:r>
-        <w:rPr>
-          <w:b/>
+        <w:spacing w:before="240" w:after="240" w:line="276" w:lineRule="auto"/>
+        <w:rPr>
+          <w:rFonts w:ascii="Arial" w:eastAsia="Arial" w:hAnsi="Arial" w:cs="Arial"/>
+          <w:kern w:val="0"/>
+          <w:sz w:val="22"/>
+          <w:szCs w:val="22"/>
+          <w:lang w:val="en"/>
+          <w14:ligatures w14:val="none"/>
+        </w:rPr>
+      </w:pPr>
+      <w:r>
+        <w:rPr>
+          <w:rFonts w:ascii="Arial" w:eastAsia="Arial" w:hAnsi="Arial" w:cs="Arial"/>
+          <w:b/>
+          <w:kern w:val="0"/>
+          <w:sz w:val="22"/>
+          <w:szCs w:val="22"/>
           <w:highlight w:val="darkGray"/>
+          <w:lang w:val="en"/>
+          <w14:ligatures w14:val="none"/>
         </w:rPr>
         <w:t># Source</w:t>
       </w:r>
       <w:r>
         <w:rPr>
+          <w:rFonts w:ascii="Arial" w:eastAsia="Arial" w:hAnsi="Arial" w:cs="Arial"/>
+          <w:kern w:val="0"/>
+          <w:sz w:val="22"/>
+          <w:szCs w:val="22"/>
           <w:highlight w:val="darkGray"/>
+          <w:lang w:val="en"/>
+          <w14:ligatures w14:val="none"/>
         </w:rPr>
         <w:t xml:space="preserve">: </w:t>
       </w:r>
       <w:r>
         <w:rPr>
-          <w:b/>
+          <w:rFonts w:ascii="Arial" w:eastAsia="Arial" w:hAnsi="Arial" w:cs="Arial"/>
+          <w:b/>
+          <w:kern w:val="0"/>
+          <w:sz w:val="22"/>
+          <w:szCs w:val="22"/>
           <w:highlight w:val="darkGray"/>
-        </w:rPr>
-        <w:t>Chatgpt (GPT‑5 Mini) at [12/18/2025]</w:t>
+          <w:lang w:val="en"/>
+          <w14:ligatures w14:val="none"/>
+        </w:rPr>
+        <w:t>Chatgpt (GPT</w:t>
+      </w:r>
+      <w:r>
+        <w:rPr>
+          <w:rFonts w:ascii="Cambria Math" w:eastAsia="Arial" w:hAnsi="Cambria Math" w:cs="Cambria Math"/>
+          <w:b/>
+          <w:kern w:val="0"/>
+          <w:sz w:val="22"/>
+          <w:szCs w:val="22"/>
+          <w:highlight w:val="darkGray"/>
+          <w:lang w:val="en"/>
+          <w14:ligatures w14:val="none"/>
+        </w:rPr>
+        <w:t>‑</w:t>
+      </w:r>
+      <w:r>
+        <w:rPr>
+          <w:rFonts w:ascii="Arial" w:eastAsia="Arial" w:hAnsi="Arial" w:cs="Arial"/>
+          <w:b/>
+          <w:kern w:val="0"/>
+          <w:sz w:val="22"/>
+          <w:szCs w:val="22"/>
+          <w:highlight w:val="darkGray"/>
+          <w:lang w:val="en"/>
+          <w14:ligatures w14:val="none"/>
+        </w:rPr>
+        <w:t>5 Mini) at [12/18/2025]</w:t>
       </w:r>
     </w:p>
     <w:p>
-      <w:r>
-        <w:rPr>
+      <w:pPr>
+        <w:spacing w:after="0" w:line="276" w:lineRule="auto"/>
+        <w:rPr>
+          <w:rFonts w:ascii="Arial" w:eastAsia="Arial" w:hAnsi="Arial" w:cs="Arial"/>
+          <w:kern w:val="0"/>
+          <w:sz w:val="22"/>
+          <w:szCs w:val="22"/>
+          <w:lang w:val="en"/>
+          <w14:ligatures w14:val="none"/>
+        </w:rPr>
+      </w:pPr>
+      <w:r>
+        <w:rPr>
+          <w:rFonts w:ascii="Arial" w:eastAsia="Arial" w:hAnsi="Arial" w:cs="Arial"/>
           <w:noProof/>
+          <w:kern w:val="0"/>
+          <w:sz w:val="22"/>
+          <w:szCs w:val="22"/>
+          <w:lang w:val="en"/>
+          <w14:ligatures w14:val="none"/>
         </w:rPr>
         <w:drawing>
-          <wp:inline distT="114300" distB="114300" distL="114300" distR="114300" wp14:anchorId="500A3AA6" wp14:editId="3378C780">
+          <wp:inline distT="114300" distB="114300" distL="114300" distR="114300" wp14:anchorId="4A53780B" wp14:editId="7F310D7E">
             <wp:extent cx="5943600" cy="1295400"/>
             <wp:effectExtent l="0" t="0" r="0" b="0"/>
             <wp:docPr id="4" name="image4.png"/>
@@ -848,14 +1760,26 @@
           </w:tcPr>
           <w:p>
             <w:pPr>
+              <w:spacing w:after="0" w:line="276" w:lineRule="auto"/>
               <w:jc w:val="center"/>
+              <w:rPr>
+                <w:rFonts w:ascii="Arial" w:eastAsia="Arial" w:hAnsi="Arial" w:cs="Arial"/>
+                <w:kern w:val="0"/>
+                <w:sz w:val="22"/>
+                <w:szCs w:val="22"/>
+                <w:lang w:val="en"/>
+                <w14:ligatures w14:val="none"/>
+              </w:rPr>
             </w:pPr>
             <w:r>
               <w:rPr>
-                <w:rFonts w:ascii="Roboto Mono" w:eastAsia="Roboto Mono" w:hAnsi="Roboto Mono"/>
+                <w:rFonts w:ascii="Roboto Mono" w:eastAsia="Roboto Mono" w:hAnsi="Roboto Mono" w:cs="Arial"/>
                 <w:b/>
                 <w:bCs/>
-                <w:sz w:val="24"/>
+                <w:kern w:val="0"/>
+                <w:szCs w:val="22"/>
+                <w:lang w:val="en"/>
+                <w14:ligatures w14:val="none"/>
               </w:rPr>
               <w:t>Benefit</w:t>
             </w:r>
@@ -879,14 +1803,26 @@
           </w:tcPr>
           <w:p>
             <w:pPr>
+              <w:spacing w:after="0" w:line="276" w:lineRule="auto"/>
               <w:jc w:val="center"/>
+              <w:rPr>
+                <w:rFonts w:ascii="Arial" w:eastAsia="Arial" w:hAnsi="Arial" w:cs="Arial"/>
+                <w:kern w:val="0"/>
+                <w:sz w:val="22"/>
+                <w:szCs w:val="22"/>
+                <w:lang w:val="en"/>
+                <w14:ligatures w14:val="none"/>
+              </w:rPr>
             </w:pPr>
             <w:r>
               <w:rPr>
-                <w:rFonts w:ascii="Roboto Mono" w:eastAsia="Roboto Mono" w:hAnsi="Roboto Mono"/>
+                <w:rFonts w:ascii="Roboto Mono" w:eastAsia="Roboto Mono" w:hAnsi="Roboto Mono" w:cs="Arial"/>
                 <w:b/>
                 <w:bCs/>
-                <w:sz w:val="24"/>
+                <w:kern w:val="0"/>
+                <w:szCs w:val="22"/>
+                <w:lang w:val="en"/>
+                <w14:ligatures w14:val="none"/>
               </w:rPr>
               <w:t>Description</w:t>
             </w:r>
@@ -914,20 +1850,46 @@
             </w:tcMar>
           </w:tcPr>
           <w:p>
+            <w:pPr>
+              <w:spacing w:after="0" w:line="276" w:lineRule="auto"/>
+              <w:rPr>
+                <w:rFonts w:ascii="Arial" w:eastAsia="Arial" w:hAnsi="Arial" w:cs="Arial"/>
+                <w:kern w:val="0"/>
+                <w:sz w:val="22"/>
+                <w:szCs w:val="22"/>
+                <w:lang w:val="en"/>
+                <w14:ligatures w14:val="none"/>
+              </w:rPr>
+            </w:pPr>
             <w:r>
               <w:rPr>
-                <w:rFonts w:ascii="Roboto Mono" w:eastAsia="Roboto Mono" w:hAnsi="Roboto Mono"/>
-                <w:sz w:val="24"/>
-              </w:rPr>
-              <w:lastRenderedPageBreak/>
-              <w:t xml:space="preserve">💰 </w:t>
+                <w:rFonts w:ascii="Segoe UI Emoji" w:eastAsia="Roboto Mono" w:hAnsi="Segoe UI Emoji" w:cs="Segoe UI Emoji"/>
+                <w:kern w:val="0"/>
+                <w:szCs w:val="22"/>
+                <w:lang w:val="en"/>
+                <w14:ligatures w14:val="none"/>
+              </w:rPr>
+              <w:t>💰</w:t>
             </w:r>
             <w:r>
               <w:rPr>
-                <w:rFonts w:ascii="Roboto Mono" w:eastAsia="Roboto Mono" w:hAnsi="Roboto Mono"/>
+                <w:rFonts w:ascii="Roboto Mono" w:eastAsia="Roboto Mono" w:hAnsi="Roboto Mono" w:cs="Arial"/>
+                <w:kern w:val="0"/>
+                <w:szCs w:val="22"/>
+                <w:lang w:val="en"/>
+                <w14:ligatures w14:val="none"/>
+              </w:rPr>
+              <w:t xml:space="preserve"> </w:t>
+            </w:r>
+            <w:r>
+              <w:rPr>
+                <w:rFonts w:ascii="Roboto Mono" w:eastAsia="Roboto Mono" w:hAnsi="Roboto Mono" w:cs="Arial"/>
                 <w:b/>
                 <w:bCs/>
-                <w:sz w:val="24"/>
+                <w:kern w:val="0"/>
+                <w:szCs w:val="22"/>
+                <w:lang w:val="en"/>
+                <w14:ligatures w14:val="none"/>
               </w:rPr>
               <w:t>Cost-effective</w:t>
             </w:r>
@@ -950,10 +1912,24 @@
             </w:tcMar>
           </w:tcPr>
           <w:p>
+            <w:pPr>
+              <w:spacing w:after="0" w:line="276" w:lineRule="auto"/>
+              <w:rPr>
+                <w:rFonts w:ascii="Arial" w:eastAsia="Arial" w:hAnsi="Arial" w:cs="Arial"/>
+                <w:kern w:val="0"/>
+                <w:sz w:val="22"/>
+                <w:szCs w:val="22"/>
+                <w:lang w:val="en"/>
+                <w14:ligatures w14:val="none"/>
+              </w:rPr>
+            </w:pPr>
             <w:r>
               <w:rPr>
-                <w:rFonts w:ascii="Roboto Mono" w:eastAsia="Roboto Mono" w:hAnsi="Roboto Mono"/>
-                <w:sz w:val="24"/>
+                <w:rFonts w:ascii="Roboto Mono" w:eastAsia="Roboto Mono" w:hAnsi="Roboto Mono" w:cs="Arial"/>
+                <w:kern w:val="0"/>
+                <w:szCs w:val="22"/>
+                <w:lang w:val="en"/>
+                <w14:ligatures w14:val="none"/>
               </w:rPr>
               <w:t>Requires less cable than star or mesh</w:t>
             </w:r>
@@ -981,19 +1957,46 @@
             </w:tcMar>
           </w:tcPr>
           <w:p>
+            <w:pPr>
+              <w:spacing w:after="0" w:line="276" w:lineRule="auto"/>
+              <w:rPr>
+                <w:rFonts w:ascii="Arial" w:eastAsia="Arial" w:hAnsi="Arial" w:cs="Arial"/>
+                <w:kern w:val="0"/>
+                <w:sz w:val="22"/>
+                <w:szCs w:val="22"/>
+                <w:lang w:val="en"/>
+                <w14:ligatures w14:val="none"/>
+              </w:rPr>
+            </w:pPr>
             <w:r>
               <w:rPr>
-                <w:rFonts w:ascii="Roboto Mono" w:eastAsia="Roboto Mono" w:hAnsi="Roboto Mono"/>
-                <w:sz w:val="24"/>
-              </w:rPr>
-              <w:t xml:space="preserve">⚙️ </w:t>
+                <w:rFonts w:ascii="Segoe UI Emoji" w:eastAsia="Roboto Mono" w:hAnsi="Segoe UI Emoji" w:cs="Segoe UI Emoji"/>
+                <w:kern w:val="0"/>
+                <w:szCs w:val="22"/>
+                <w:lang w:val="en"/>
+                <w14:ligatures w14:val="none"/>
+              </w:rPr>
+              <w:t>⚙️</w:t>
             </w:r>
             <w:r>
               <w:rPr>
-                <w:rFonts w:ascii="Roboto Mono" w:eastAsia="Roboto Mono" w:hAnsi="Roboto Mono"/>
+                <w:rFonts w:ascii="Roboto Mono" w:eastAsia="Roboto Mono" w:hAnsi="Roboto Mono" w:cs="Arial"/>
+                <w:kern w:val="0"/>
+                <w:szCs w:val="22"/>
+                <w:lang w:val="en"/>
+                <w14:ligatures w14:val="none"/>
+              </w:rPr>
+              <w:t xml:space="preserve"> </w:t>
+            </w:r>
+            <w:r>
+              <w:rPr>
+                <w:rFonts w:ascii="Roboto Mono" w:eastAsia="Roboto Mono" w:hAnsi="Roboto Mono" w:cs="Arial"/>
                 <w:b/>
                 <w:bCs/>
-                <w:sz w:val="24"/>
+                <w:kern w:val="0"/>
+                <w:szCs w:val="22"/>
+                <w:lang w:val="en"/>
+                <w14:ligatures w14:val="none"/>
               </w:rPr>
               <w:t>Easy setup</w:t>
             </w:r>
@@ -1016,10 +2019,24 @@
             </w:tcMar>
           </w:tcPr>
           <w:p>
+            <w:pPr>
+              <w:spacing w:after="0" w:line="276" w:lineRule="auto"/>
+              <w:rPr>
+                <w:rFonts w:ascii="Arial" w:eastAsia="Arial" w:hAnsi="Arial" w:cs="Arial"/>
+                <w:kern w:val="0"/>
+                <w:sz w:val="22"/>
+                <w:szCs w:val="22"/>
+                <w:lang w:val="en"/>
+                <w14:ligatures w14:val="none"/>
+              </w:rPr>
+            </w:pPr>
             <w:r>
               <w:rPr>
-                <w:rFonts w:ascii="Roboto Mono" w:eastAsia="Roboto Mono" w:hAnsi="Roboto Mono"/>
-                <w:sz w:val="24"/>
+                <w:rFonts w:ascii="Roboto Mono" w:eastAsia="Roboto Mono" w:hAnsi="Roboto Mono" w:cs="Arial"/>
+                <w:kern w:val="0"/>
+                <w:szCs w:val="22"/>
+                <w:lang w:val="en"/>
+                <w14:ligatures w14:val="none"/>
               </w:rPr>
               <w:t>Simple installation for small networks</w:t>
             </w:r>
@@ -1047,19 +2064,46 @@
             </w:tcMar>
           </w:tcPr>
           <w:p>
+            <w:pPr>
+              <w:spacing w:after="0" w:line="276" w:lineRule="auto"/>
+              <w:rPr>
+                <w:rFonts w:ascii="Arial" w:eastAsia="Arial" w:hAnsi="Arial" w:cs="Arial"/>
+                <w:kern w:val="0"/>
+                <w:sz w:val="22"/>
+                <w:szCs w:val="22"/>
+                <w:lang w:val="en"/>
+                <w14:ligatures w14:val="none"/>
+              </w:rPr>
+            </w:pPr>
             <w:r>
               <w:rPr>
-                <w:rFonts w:ascii="Roboto Mono" w:eastAsia="Roboto Mono" w:hAnsi="Roboto Mono"/>
-                <w:sz w:val="24"/>
-              </w:rPr>
-              <w:t xml:space="preserve">📈 </w:t>
+                <w:rFonts w:ascii="Segoe UI Emoji" w:eastAsia="Roboto Mono" w:hAnsi="Segoe UI Emoji" w:cs="Segoe UI Emoji"/>
+                <w:kern w:val="0"/>
+                <w:szCs w:val="22"/>
+                <w:lang w:val="en"/>
+                <w14:ligatures w14:val="none"/>
+              </w:rPr>
+              <w:t>📈</w:t>
             </w:r>
             <w:r>
               <w:rPr>
-                <w:rFonts w:ascii="Roboto Mono" w:eastAsia="Roboto Mono" w:hAnsi="Roboto Mono"/>
+                <w:rFonts w:ascii="Roboto Mono" w:eastAsia="Roboto Mono" w:hAnsi="Roboto Mono" w:cs="Arial"/>
+                <w:kern w:val="0"/>
+                <w:szCs w:val="22"/>
+                <w:lang w:val="en"/>
+                <w14:ligatures w14:val="none"/>
+              </w:rPr>
+              <w:t xml:space="preserve"> </w:t>
+            </w:r>
+            <w:r>
+              <w:rPr>
+                <w:rFonts w:ascii="Roboto Mono" w:eastAsia="Roboto Mono" w:hAnsi="Roboto Mono" w:cs="Arial"/>
                 <w:b/>
                 <w:bCs/>
-                <w:sz w:val="24"/>
+                <w:kern w:val="0"/>
+                <w:szCs w:val="22"/>
+                <w:lang w:val="en"/>
+                <w14:ligatures w14:val="none"/>
               </w:rPr>
               <w:t>Good for small LANs</w:t>
             </w:r>
@@ -1082,10 +2126,24 @@
             </w:tcMar>
           </w:tcPr>
           <w:p>
+            <w:pPr>
+              <w:spacing w:after="0" w:line="276" w:lineRule="auto"/>
+              <w:rPr>
+                <w:rFonts w:ascii="Arial" w:eastAsia="Arial" w:hAnsi="Arial" w:cs="Arial"/>
+                <w:kern w:val="0"/>
+                <w:sz w:val="22"/>
+                <w:szCs w:val="22"/>
+                <w:lang w:val="en"/>
+                <w14:ligatures w14:val="none"/>
+              </w:rPr>
+            </w:pPr>
             <w:r>
               <w:rPr>
-                <w:rFonts w:ascii="Roboto Mono" w:eastAsia="Roboto Mono" w:hAnsi="Roboto Mono"/>
-                <w:sz w:val="24"/>
+                <w:rFonts w:ascii="Roboto Mono" w:eastAsia="Roboto Mono" w:hAnsi="Roboto Mono" w:cs="Arial"/>
+                <w:kern w:val="0"/>
+                <w:szCs w:val="22"/>
+                <w:lang w:val="en"/>
+                <w14:ligatures w14:val="none"/>
               </w:rPr>
               <w:t>Works well with few connected devices</w:t>
             </w:r>
@@ -1094,73 +2152,178 @@
       </w:tr>
     </w:tbl>
     <w:p>
-      <w:r>
-        <w:rPr>
-          <w:rFonts w:ascii="Roboto Mono" w:eastAsia="Roboto Mono" w:hAnsi="Roboto Mono"/>
-          <w:sz w:val="24"/>
-        </w:rPr>
-        <w:pict w14:anchorId="27EC4E88">
+      <w:pPr>
+        <w:spacing w:after="0" w:line="276" w:lineRule="auto"/>
+        <w:rPr>
+          <w:rFonts w:ascii="Arial" w:eastAsia="Arial" w:hAnsi="Arial" w:cs="Arial"/>
+          <w:kern w:val="0"/>
+          <w:sz w:val="22"/>
+          <w:szCs w:val="22"/>
+          <w:lang w:val="en"/>
+          <w14:ligatures w14:val="none"/>
+        </w:rPr>
+      </w:pPr>
+      <w:r>
+        <w:rPr>
+          <w:rFonts w:ascii="Roboto Mono" w:eastAsia="Roboto Mono" w:hAnsi="Roboto Mono" w:cs="Arial"/>
+          <w:kern w:val="0"/>
+          <w:szCs w:val="22"/>
+          <w:lang w:val="en"/>
+          <w14:ligatures w14:val="none"/>
+        </w:rPr>
+        <w:pict>
           <v:rect id="_x0000_i1030" style="width:0;height:1.5pt" o:hralign="center" o:hrstd="t" o:hr="t" fillcolor="#a0a0a0" stroked="f"/>
         </w:pict>
       </w:r>
     </w:p>
     <w:p>
       <w:pPr>
-        <w:pStyle w:val="Heading2"/>
-        <w:keepNext w:val="0"/>
-        <w:keepLines w:val="0"/>
-        <w:rPr>
+        <w:spacing w:before="160" w:after="80" w:line="276" w:lineRule="auto"/>
+        <w:outlineLvl w:val="1"/>
+        <w:rPr>
+          <w:rFonts w:asciiTheme="majorHAnsi" w:eastAsiaTheme="majorEastAsia" w:hAnsiTheme="majorHAnsi" w:cstheme="majorBidi"/>
           <w:b/>
           <w:bCs/>
+          <w:color w:val="2F5496" w:themeColor="accent1" w:themeShade="BF"/>
+          <w:kern w:val="0"/>
           <w:sz w:val="34"/>
           <w:szCs w:val="34"/>
+          <w:lang w:val="en"/>
+          <w14:ligatures w14:val="none"/>
         </w:rPr>
       </w:pPr>
       <w:bookmarkStart w:id="6" w:name="_1tk2x3sbci7d" w:colFirst="0" w:colLast="0"/>
       <w:bookmarkEnd w:id="6"/>
       <w:r>
         <w:rPr>
-          <w:rFonts w:ascii="Arial Unicode MS" w:eastAsia="Arial Unicode MS" w:hAnsi="Arial Unicode MS" w:cs="Arial Unicode MS"/>
+          <w:rFonts w:ascii="Segoe UI Emoji" w:eastAsia="Arial Unicode MS" w:hAnsi="Segoe UI Emoji" w:cs="Segoe UI Emoji"/>
           <w:b/>
           <w:bCs/>
+          <w:color w:val="2F5496" w:themeColor="accent1" w:themeShade="BF"/>
+          <w:kern w:val="0"/>
           <w:sz w:val="34"/>
           <w:szCs w:val="34"/>
-        </w:rPr>
-        <w:t>❌ Disadvantages</w:t>
+          <w:lang w:val="en"/>
+          <w14:ligatures w14:val="none"/>
+        </w:rPr>
+        <w:t>❌</w:t>
+      </w:r>
+      <w:r>
+        <w:rPr>
+          <w:rFonts w:ascii="Arial Unicode MS" w:eastAsia="Arial Unicode MS" w:hAnsi="Arial Unicode MS" w:cs="Arial Unicode MS"/>
+          <w:b/>
+          <w:bCs/>
+          <w:color w:val="2F5496" w:themeColor="accent1" w:themeShade="BF"/>
+          <w:kern w:val="0"/>
+          <w:sz w:val="34"/>
+          <w:szCs w:val="34"/>
+          <w:lang w:val="en"/>
+          <w14:ligatures w14:val="none"/>
+        </w:rPr>
+        <w:t xml:space="preserve"> Disadvantages</w:t>
       </w:r>
     </w:p>
     <w:p>
       <w:pPr>
-        <w:spacing w:before="240" w:after="240"/>
-      </w:pPr>
-      <w:r>
-        <w:rPr>
-          <w:b/>
+        <w:spacing w:before="240" w:after="240" w:line="276" w:lineRule="auto"/>
+        <w:rPr>
+          <w:rFonts w:ascii="Arial" w:eastAsia="Arial" w:hAnsi="Arial" w:cs="Arial"/>
+          <w:kern w:val="0"/>
+          <w:sz w:val="22"/>
+          <w:szCs w:val="22"/>
+          <w:lang w:val="en"/>
+          <w14:ligatures w14:val="none"/>
+        </w:rPr>
+      </w:pPr>
+      <w:r>
+        <w:rPr>
+          <w:rFonts w:ascii="Arial" w:eastAsia="Arial" w:hAnsi="Arial" w:cs="Arial"/>
+          <w:b/>
+          <w:kern w:val="0"/>
+          <w:sz w:val="22"/>
+          <w:szCs w:val="22"/>
           <w:highlight w:val="darkGray"/>
+          <w:lang w:val="en"/>
+          <w14:ligatures w14:val="none"/>
         </w:rPr>
         <w:t># Source</w:t>
       </w:r>
       <w:r>
         <w:rPr>
+          <w:rFonts w:ascii="Arial" w:eastAsia="Arial" w:hAnsi="Arial" w:cs="Arial"/>
+          <w:kern w:val="0"/>
+          <w:sz w:val="22"/>
+          <w:szCs w:val="22"/>
           <w:highlight w:val="darkGray"/>
+          <w:lang w:val="en"/>
+          <w14:ligatures w14:val="none"/>
         </w:rPr>
         <w:t xml:space="preserve">: </w:t>
       </w:r>
       <w:r>
         <w:rPr>
-          <w:b/>
+          <w:rFonts w:ascii="Arial" w:eastAsia="Arial" w:hAnsi="Arial" w:cs="Arial"/>
+          <w:b/>
+          <w:kern w:val="0"/>
+          <w:sz w:val="22"/>
+          <w:szCs w:val="22"/>
           <w:highlight w:val="darkGray"/>
-        </w:rPr>
-        <w:t>Chatgpt (GPT‑5 Mini) at [12/18/2025]</w:t>
+          <w:lang w:val="en"/>
+          <w14:ligatures w14:val="none"/>
+        </w:rPr>
+        <w:t>Chatgpt (GPT</w:t>
+      </w:r>
+      <w:r>
+        <w:rPr>
+          <w:rFonts w:ascii="Cambria Math" w:eastAsia="Arial" w:hAnsi="Cambria Math" w:cs="Cambria Math"/>
+          <w:b/>
+          <w:kern w:val="0"/>
+          <w:sz w:val="22"/>
+          <w:szCs w:val="22"/>
+          <w:highlight w:val="darkGray"/>
+          <w:lang w:val="en"/>
+          <w14:ligatures w14:val="none"/>
+        </w:rPr>
+        <w:t>‑</w:t>
+      </w:r>
+      <w:r>
+        <w:rPr>
+          <w:rFonts w:ascii="Arial" w:eastAsia="Arial" w:hAnsi="Arial" w:cs="Arial"/>
+          <w:b/>
+          <w:kern w:val="0"/>
+          <w:sz w:val="22"/>
+          <w:szCs w:val="22"/>
+          <w:highlight w:val="darkGray"/>
+          <w:lang w:val="en"/>
+          <w14:ligatures w14:val="none"/>
+        </w:rPr>
+        <w:t>5 Mini) at [12/18/2025]</w:t>
       </w:r>
     </w:p>
     <w:p>
-      <w:r>
-        <w:rPr>
+      <w:pPr>
+        <w:spacing w:after="0" w:line="276" w:lineRule="auto"/>
+        <w:rPr>
+          <w:rFonts w:ascii="Arial" w:eastAsia="Arial" w:hAnsi="Arial" w:cs="Arial"/>
+          <w:kern w:val="0"/>
+          <w:sz w:val="22"/>
+          <w:szCs w:val="22"/>
+          <w:lang w:val="en"/>
+          <w14:ligatures w14:val="none"/>
+        </w:rPr>
+      </w:pPr>
+      <w:r>
+        <w:rPr>
+          <w:rFonts w:ascii="Arial" w:eastAsia="Arial" w:hAnsi="Arial" w:cs="Arial"/>
           <w:noProof/>
+          <w:kern w:val="0"/>
+          <w:sz w:val="22"/>
+          <w:szCs w:val="22"/>
+          <w:lang w:val="en"/>
+          <w14:ligatures w14:val="none"/>
         </w:rPr>
         <w:drawing>
-          <wp:inline distT="114300" distB="114300" distL="114300" distR="114300" wp14:anchorId="3B8A4122" wp14:editId="41F181B4">
+          <wp:inline distT="114300" distB="114300" distL="114300" distR="114300" wp14:anchorId="17DF9044" wp14:editId="76AE2CFC">
             <wp:extent cx="5943600" cy="1587500"/>
             <wp:effectExtent l="0" t="0" r="0" b="0"/>
             <wp:docPr id="1" name="image2.png"/>
@@ -1236,14 +2399,26 @@
           </w:tcPr>
           <w:p>
             <w:pPr>
+              <w:spacing w:after="0" w:line="276" w:lineRule="auto"/>
               <w:jc w:val="center"/>
+              <w:rPr>
+                <w:rFonts w:ascii="Arial" w:eastAsia="Arial" w:hAnsi="Arial" w:cs="Arial"/>
+                <w:kern w:val="0"/>
+                <w:sz w:val="22"/>
+                <w:szCs w:val="22"/>
+                <w:lang w:val="en"/>
+                <w14:ligatures w14:val="none"/>
+              </w:rPr>
             </w:pPr>
             <w:r>
               <w:rPr>
-                <w:rFonts w:ascii="Roboto Mono" w:eastAsia="Roboto Mono" w:hAnsi="Roboto Mono"/>
+                <w:rFonts w:ascii="Roboto Mono" w:eastAsia="Roboto Mono" w:hAnsi="Roboto Mono" w:cs="Arial"/>
                 <w:b/>
                 <w:bCs/>
-                <w:sz w:val="24"/>
+                <w:kern w:val="0"/>
+                <w:szCs w:val="22"/>
+                <w:lang w:val="en"/>
+                <w14:ligatures w14:val="none"/>
               </w:rPr>
               <w:t>Limitation</w:t>
             </w:r>
@@ -1267,14 +2442,26 @@
           </w:tcPr>
           <w:p>
             <w:pPr>
+              <w:spacing w:after="0" w:line="276" w:lineRule="auto"/>
               <w:jc w:val="center"/>
+              <w:rPr>
+                <w:rFonts w:ascii="Arial" w:eastAsia="Arial" w:hAnsi="Arial" w:cs="Arial"/>
+                <w:kern w:val="0"/>
+                <w:sz w:val="22"/>
+                <w:szCs w:val="22"/>
+                <w:lang w:val="en"/>
+                <w14:ligatures w14:val="none"/>
+              </w:rPr>
             </w:pPr>
             <w:r>
               <w:rPr>
-                <w:rFonts w:ascii="Roboto Mono" w:eastAsia="Roboto Mono" w:hAnsi="Roboto Mono"/>
+                <w:rFonts w:ascii="Roboto Mono" w:eastAsia="Roboto Mono" w:hAnsi="Roboto Mono" w:cs="Arial"/>
                 <w:b/>
                 <w:bCs/>
-                <w:sz w:val="24"/>
+                <w:kern w:val="0"/>
+                <w:szCs w:val="22"/>
+                <w:lang w:val="en"/>
+                <w14:ligatures w14:val="none"/>
               </w:rPr>
               <w:t>Description</w:t>
             </w:r>
@@ -1302,19 +2489,46 @@
             </w:tcMar>
           </w:tcPr>
           <w:p>
+            <w:pPr>
+              <w:spacing w:after="0" w:line="276" w:lineRule="auto"/>
+              <w:rPr>
+                <w:rFonts w:ascii="Arial" w:eastAsia="Arial" w:hAnsi="Arial" w:cs="Arial"/>
+                <w:kern w:val="0"/>
+                <w:sz w:val="22"/>
+                <w:szCs w:val="22"/>
+                <w:lang w:val="en"/>
+                <w14:ligatures w14:val="none"/>
+              </w:rPr>
+            </w:pPr>
             <w:r>
               <w:rPr>
-                <w:rFonts w:ascii="Roboto Mono" w:eastAsia="Roboto Mono" w:hAnsi="Roboto Mono"/>
-                <w:sz w:val="24"/>
-              </w:rPr>
-              <w:t xml:space="preserve">🛑 </w:t>
+                <w:rFonts w:ascii="Segoe UI Emoji" w:eastAsia="Roboto Mono" w:hAnsi="Segoe UI Emoji" w:cs="Segoe UI Emoji"/>
+                <w:kern w:val="0"/>
+                <w:szCs w:val="22"/>
+                <w:lang w:val="en"/>
+                <w14:ligatures w14:val="none"/>
+              </w:rPr>
+              <w:t>🛑</w:t>
             </w:r>
             <w:r>
               <w:rPr>
-                <w:rFonts w:ascii="Roboto Mono" w:eastAsia="Roboto Mono" w:hAnsi="Roboto Mono"/>
+                <w:rFonts w:ascii="Roboto Mono" w:eastAsia="Roboto Mono" w:hAnsi="Roboto Mono" w:cs="Arial"/>
+                <w:kern w:val="0"/>
+                <w:szCs w:val="22"/>
+                <w:lang w:val="en"/>
+                <w14:ligatures w14:val="none"/>
+              </w:rPr>
+              <w:t xml:space="preserve"> </w:t>
+            </w:r>
+            <w:r>
+              <w:rPr>
+                <w:rFonts w:ascii="Roboto Mono" w:eastAsia="Roboto Mono" w:hAnsi="Roboto Mono" w:cs="Arial"/>
                 <w:b/>
                 <w:bCs/>
-                <w:sz w:val="24"/>
+                <w:kern w:val="0"/>
+                <w:szCs w:val="22"/>
+                <w:lang w:val="en"/>
+                <w14:ligatures w14:val="none"/>
               </w:rPr>
               <w:t>Single point of failure</w:t>
             </w:r>
@@ -1337,10 +2551,24 @@
             </w:tcMar>
           </w:tcPr>
           <w:p>
+            <w:pPr>
+              <w:spacing w:after="0" w:line="276" w:lineRule="auto"/>
+              <w:rPr>
+                <w:rFonts w:ascii="Arial" w:eastAsia="Arial" w:hAnsi="Arial" w:cs="Arial"/>
+                <w:kern w:val="0"/>
+                <w:sz w:val="22"/>
+                <w:szCs w:val="22"/>
+                <w:lang w:val="en"/>
+                <w14:ligatures w14:val="none"/>
+              </w:rPr>
+            </w:pPr>
             <w:r>
               <w:rPr>
-                <w:rFonts w:ascii="Roboto Mono" w:eastAsia="Roboto Mono" w:hAnsi="Roboto Mono"/>
-                <w:sz w:val="24"/>
+                <w:rFonts w:ascii="Roboto Mono" w:eastAsia="Roboto Mono" w:hAnsi="Roboto Mono" w:cs="Arial"/>
+                <w:kern w:val="0"/>
+                <w:szCs w:val="22"/>
+                <w:lang w:val="en"/>
+                <w14:ligatures w14:val="none"/>
               </w:rPr>
               <w:t>If the main cable fails, whole network goes down</w:t>
             </w:r>
@@ -1368,19 +2596,46 @@
             </w:tcMar>
           </w:tcPr>
           <w:p>
+            <w:pPr>
+              <w:spacing w:after="0" w:line="276" w:lineRule="auto"/>
+              <w:rPr>
+                <w:rFonts w:ascii="Arial" w:eastAsia="Arial" w:hAnsi="Arial" w:cs="Arial"/>
+                <w:kern w:val="0"/>
+                <w:sz w:val="22"/>
+                <w:szCs w:val="22"/>
+                <w:lang w:val="en"/>
+                <w14:ligatures w14:val="none"/>
+              </w:rPr>
+            </w:pPr>
             <w:r>
               <w:rPr>
-                <w:rFonts w:ascii="Roboto Mono" w:eastAsia="Roboto Mono" w:hAnsi="Roboto Mono"/>
-                <w:sz w:val="24"/>
-              </w:rPr>
-              <w:t xml:space="preserve">🐢 </w:t>
+                <w:rFonts w:ascii="Segoe UI Emoji" w:eastAsia="Roboto Mono" w:hAnsi="Segoe UI Emoji" w:cs="Segoe UI Emoji"/>
+                <w:kern w:val="0"/>
+                <w:szCs w:val="22"/>
+                <w:lang w:val="en"/>
+                <w14:ligatures w14:val="none"/>
+              </w:rPr>
+              <w:t>🐢</w:t>
             </w:r>
             <w:r>
               <w:rPr>
-                <w:rFonts w:ascii="Roboto Mono" w:eastAsia="Roboto Mono" w:hAnsi="Roboto Mono"/>
+                <w:rFonts w:ascii="Roboto Mono" w:eastAsia="Roboto Mono" w:hAnsi="Roboto Mono" w:cs="Arial"/>
+                <w:kern w:val="0"/>
+                <w:szCs w:val="22"/>
+                <w:lang w:val="en"/>
+                <w14:ligatures w14:val="none"/>
+              </w:rPr>
+              <w:t xml:space="preserve"> </w:t>
+            </w:r>
+            <w:r>
+              <w:rPr>
+                <w:rFonts w:ascii="Roboto Mono" w:eastAsia="Roboto Mono" w:hAnsi="Roboto Mono" w:cs="Arial"/>
                 <w:b/>
                 <w:bCs/>
-                <w:sz w:val="24"/>
+                <w:kern w:val="0"/>
+                <w:szCs w:val="22"/>
+                <w:lang w:val="en"/>
+                <w14:ligatures w14:val="none"/>
               </w:rPr>
               <w:t>Slow performance</w:t>
             </w:r>
@@ -1403,10 +2658,24 @@
             </w:tcMar>
           </w:tcPr>
           <w:p>
+            <w:pPr>
+              <w:spacing w:after="0" w:line="276" w:lineRule="auto"/>
+              <w:rPr>
+                <w:rFonts w:ascii="Arial" w:eastAsia="Arial" w:hAnsi="Arial" w:cs="Arial"/>
+                <w:kern w:val="0"/>
+                <w:sz w:val="22"/>
+                <w:szCs w:val="22"/>
+                <w:lang w:val="en"/>
+                <w14:ligatures w14:val="none"/>
+              </w:rPr>
+            </w:pPr>
             <w:r>
               <w:rPr>
-                <w:rFonts w:ascii="Roboto Mono" w:eastAsia="Roboto Mono" w:hAnsi="Roboto Mono"/>
-                <w:sz w:val="24"/>
+                <w:rFonts w:ascii="Roboto Mono" w:eastAsia="Roboto Mono" w:hAnsi="Roboto Mono" w:cs="Arial"/>
+                <w:kern w:val="0"/>
+                <w:szCs w:val="22"/>
+                <w:lang w:val="en"/>
+                <w14:ligatures w14:val="none"/>
               </w:rPr>
               <w:t>Only one device can transmit at a time</w:t>
             </w:r>
@@ -1434,19 +2703,46 @@
             </w:tcMar>
           </w:tcPr>
           <w:p>
+            <w:pPr>
+              <w:spacing w:after="0" w:line="276" w:lineRule="auto"/>
+              <w:rPr>
+                <w:rFonts w:ascii="Arial" w:eastAsia="Arial" w:hAnsi="Arial" w:cs="Arial"/>
+                <w:kern w:val="0"/>
+                <w:sz w:val="22"/>
+                <w:szCs w:val="22"/>
+                <w:lang w:val="en"/>
+                <w14:ligatures w14:val="none"/>
+              </w:rPr>
+            </w:pPr>
             <w:r>
               <w:rPr>
-                <w:rFonts w:ascii="Roboto Mono" w:eastAsia="Roboto Mono" w:hAnsi="Roboto Mono"/>
-                <w:sz w:val="24"/>
-              </w:rPr>
-              <w:t xml:space="preserve">📡 </w:t>
+                <w:rFonts w:ascii="Segoe UI Emoji" w:eastAsia="Roboto Mono" w:hAnsi="Segoe UI Emoji" w:cs="Segoe UI Emoji"/>
+                <w:kern w:val="0"/>
+                <w:szCs w:val="22"/>
+                <w:lang w:val="en"/>
+                <w14:ligatures w14:val="none"/>
+              </w:rPr>
+              <w:t>📡</w:t>
             </w:r>
             <w:r>
               <w:rPr>
-                <w:rFonts w:ascii="Roboto Mono" w:eastAsia="Roboto Mono" w:hAnsi="Roboto Mono"/>
+                <w:rFonts w:ascii="Roboto Mono" w:eastAsia="Roboto Mono" w:hAnsi="Roboto Mono" w:cs="Arial"/>
+                <w:kern w:val="0"/>
+                <w:szCs w:val="22"/>
+                <w:lang w:val="en"/>
+                <w14:ligatures w14:val="none"/>
+              </w:rPr>
+              <w:t xml:space="preserve"> </w:t>
+            </w:r>
+            <w:r>
+              <w:rPr>
+                <w:rFonts w:ascii="Roboto Mono" w:eastAsia="Roboto Mono" w:hAnsi="Roboto Mono" w:cs="Arial"/>
                 <w:b/>
                 <w:bCs/>
-                <w:sz w:val="24"/>
+                <w:kern w:val="0"/>
+                <w:szCs w:val="22"/>
+                <w:lang w:val="en"/>
+                <w14:ligatures w14:val="none"/>
               </w:rPr>
               <w:t>Signal degradation</w:t>
             </w:r>
@@ -1469,10 +2765,24 @@
             </w:tcMar>
           </w:tcPr>
           <w:p>
+            <w:pPr>
+              <w:spacing w:after="0" w:line="276" w:lineRule="auto"/>
+              <w:rPr>
+                <w:rFonts w:ascii="Arial" w:eastAsia="Arial" w:hAnsi="Arial" w:cs="Arial"/>
+                <w:kern w:val="0"/>
+                <w:sz w:val="22"/>
+                <w:szCs w:val="22"/>
+                <w:lang w:val="en"/>
+                <w14:ligatures w14:val="none"/>
+              </w:rPr>
+            </w:pPr>
             <w:r>
               <w:rPr>
-                <w:rFonts w:ascii="Roboto Mono" w:eastAsia="Roboto Mono" w:hAnsi="Roboto Mono"/>
-                <w:sz w:val="24"/>
+                <w:rFonts w:ascii="Roboto Mono" w:eastAsia="Roboto Mono" w:hAnsi="Roboto Mono" w:cs="Arial"/>
+                <w:kern w:val="0"/>
+                <w:szCs w:val="22"/>
+                <w:lang w:val="en"/>
+                <w14:ligatures w14:val="none"/>
               </w:rPr>
               <w:t>Signal gets weaker over long distances</w:t>
             </w:r>
@@ -1500,19 +2810,46 @@
             </w:tcMar>
           </w:tcPr>
           <w:p>
+            <w:pPr>
+              <w:spacing w:after="0" w:line="276" w:lineRule="auto"/>
+              <w:rPr>
+                <w:rFonts w:ascii="Arial" w:eastAsia="Arial" w:hAnsi="Arial" w:cs="Arial"/>
+                <w:kern w:val="0"/>
+                <w:sz w:val="22"/>
+                <w:szCs w:val="22"/>
+                <w:lang w:val="en"/>
+                <w14:ligatures w14:val="none"/>
+              </w:rPr>
+            </w:pPr>
             <w:r>
               <w:rPr>
-                <w:rFonts w:ascii="Roboto Mono" w:eastAsia="Roboto Mono" w:hAnsi="Roboto Mono"/>
-                <w:sz w:val="24"/>
-              </w:rPr>
-              <w:t xml:space="preserve">📐 </w:t>
+                <w:rFonts w:ascii="Segoe UI Emoji" w:eastAsia="Roboto Mono" w:hAnsi="Segoe UI Emoji" w:cs="Segoe UI Emoji"/>
+                <w:kern w:val="0"/>
+                <w:szCs w:val="22"/>
+                <w:lang w:val="en"/>
+                <w14:ligatures w14:val="none"/>
+              </w:rPr>
+              <w:t>📐</w:t>
             </w:r>
             <w:r>
               <w:rPr>
-                <w:rFonts w:ascii="Roboto Mono" w:eastAsia="Roboto Mono" w:hAnsi="Roboto Mono"/>
+                <w:rFonts w:ascii="Roboto Mono" w:eastAsia="Roboto Mono" w:hAnsi="Roboto Mono" w:cs="Arial"/>
+                <w:kern w:val="0"/>
+                <w:szCs w:val="22"/>
+                <w:lang w:val="en"/>
+                <w14:ligatures w14:val="none"/>
+              </w:rPr>
+              <w:t xml:space="preserve"> </w:t>
+            </w:r>
+            <w:r>
+              <w:rPr>
+                <w:rFonts w:ascii="Roboto Mono" w:eastAsia="Roboto Mono" w:hAnsi="Roboto Mono" w:cs="Arial"/>
                 <w:b/>
                 <w:bCs/>
-                <w:sz w:val="24"/>
+                <w:kern w:val="0"/>
+                <w:szCs w:val="22"/>
+                <w:lang w:val="en"/>
+                <w14:ligatures w14:val="none"/>
               </w:rPr>
               <w:t>Limited scalability</w:t>
             </w:r>
@@ -1535,10 +2872,24 @@
             </w:tcMar>
           </w:tcPr>
           <w:p>
+            <w:pPr>
+              <w:spacing w:after="0" w:line="276" w:lineRule="auto"/>
+              <w:rPr>
+                <w:rFonts w:ascii="Arial" w:eastAsia="Arial" w:hAnsi="Arial" w:cs="Arial"/>
+                <w:kern w:val="0"/>
+                <w:sz w:val="22"/>
+                <w:szCs w:val="22"/>
+                <w:lang w:val="en"/>
+                <w14:ligatures w14:val="none"/>
+              </w:rPr>
+            </w:pPr>
             <w:r>
               <w:rPr>
-                <w:rFonts w:ascii="Roboto Mono" w:eastAsia="Roboto Mono" w:hAnsi="Roboto Mono"/>
-                <w:sz w:val="24"/>
+                <w:rFonts w:ascii="Roboto Mono" w:eastAsia="Roboto Mono" w:hAnsi="Roboto Mono" w:cs="Arial"/>
+                <w:kern w:val="0"/>
+                <w:szCs w:val="22"/>
+                <w:lang w:val="en"/>
+                <w14:ligatures w14:val="none"/>
               </w:rPr>
               <w:t>Difficult to expand cleanly</w:t>
             </w:r>
@@ -1547,64 +2898,152 @@
       </w:tr>
     </w:tbl>
     <w:p>
-      <w:r>
-        <w:rPr>
-          <w:rFonts w:ascii="Roboto Mono" w:eastAsia="Roboto Mono" w:hAnsi="Roboto Mono"/>
-          <w:sz w:val="24"/>
-        </w:rPr>
-        <w:pict w14:anchorId="2F8D8722">
+      <w:pPr>
+        <w:spacing w:after="0" w:line="276" w:lineRule="auto"/>
+        <w:rPr>
+          <w:rFonts w:ascii="Arial" w:eastAsia="Arial" w:hAnsi="Arial" w:cs="Arial"/>
+          <w:kern w:val="0"/>
+          <w:sz w:val="22"/>
+          <w:szCs w:val="22"/>
+          <w:lang w:val="en"/>
+          <w14:ligatures w14:val="none"/>
+        </w:rPr>
+      </w:pPr>
+      <w:r>
+        <w:rPr>
+          <w:rFonts w:ascii="Roboto Mono" w:eastAsia="Roboto Mono" w:hAnsi="Roboto Mono" w:cs="Arial"/>
+          <w:kern w:val="0"/>
+          <w:szCs w:val="22"/>
+          <w:lang w:val="en"/>
+          <w14:ligatures w14:val="none"/>
+        </w:rPr>
+        <w:pict>
           <v:rect id="_x0000_i1031" style="width:0;height:1.5pt" o:hralign="center" o:hrstd="t" o:hr="t" fillcolor="#a0a0a0" stroked="f"/>
         </w:pict>
       </w:r>
     </w:p>
     <w:p>
       <w:pPr>
-        <w:pStyle w:val="Heading2"/>
-        <w:keepNext w:val="0"/>
-        <w:keepLines w:val="0"/>
-        <w:rPr>
+        <w:spacing w:before="160" w:after="80" w:line="276" w:lineRule="auto"/>
+        <w:outlineLvl w:val="1"/>
+        <w:rPr>
+          <w:rFonts w:asciiTheme="majorHAnsi" w:eastAsiaTheme="majorEastAsia" w:hAnsiTheme="majorHAnsi" w:cstheme="majorBidi"/>
           <w:b/>
           <w:bCs/>
+          <w:color w:val="2F5496" w:themeColor="accent1" w:themeShade="BF"/>
+          <w:kern w:val="0"/>
           <w:sz w:val="34"/>
           <w:szCs w:val="34"/>
+          <w:lang w:val="en"/>
+          <w14:ligatures w14:val="none"/>
         </w:rPr>
       </w:pPr>
       <w:bookmarkStart w:id="7" w:name="_904ibq1nizuj" w:colFirst="0" w:colLast="0"/>
       <w:bookmarkEnd w:id="7"/>
       <w:r>
         <w:rPr>
+          <w:rFonts w:ascii="Segoe UI Emoji" w:eastAsiaTheme="majorEastAsia" w:hAnsi="Segoe UI Emoji" w:cs="Segoe UI Emoji"/>
           <w:b/>
           <w:bCs/>
+          <w:color w:val="2F5496" w:themeColor="accent1" w:themeShade="BF"/>
+          <w:kern w:val="0"/>
           <w:sz w:val="34"/>
           <w:szCs w:val="34"/>
-        </w:rPr>
-        <w:t>🛠️ Components in a Bus Topology</w:t>
+          <w:lang w:val="en"/>
+          <w14:ligatures w14:val="none"/>
+        </w:rPr>
+        <w:t>🛠️</w:t>
+      </w:r>
+      <w:r>
+        <w:rPr>
+          <w:rFonts w:asciiTheme="majorHAnsi" w:eastAsiaTheme="majorEastAsia" w:hAnsiTheme="majorHAnsi" w:cstheme="majorBidi"/>
+          <w:b/>
+          <w:bCs/>
+          <w:color w:val="2F5496" w:themeColor="accent1" w:themeShade="BF"/>
+          <w:kern w:val="0"/>
+          <w:sz w:val="34"/>
+          <w:szCs w:val="34"/>
+          <w:lang w:val="en"/>
+          <w14:ligatures w14:val="none"/>
+        </w:rPr>
+        <w:t xml:space="preserve"> Components in a Bus Topology</w:t>
       </w:r>
     </w:p>
     <w:p>
       <w:pPr>
-        <w:spacing w:before="240" w:after="240"/>
-      </w:pPr>
-      <w:r>
-        <w:rPr>
-          <w:b/>
+        <w:spacing w:before="240" w:after="240" w:line="276" w:lineRule="auto"/>
+        <w:rPr>
+          <w:rFonts w:ascii="Arial" w:eastAsia="Arial" w:hAnsi="Arial" w:cs="Arial"/>
+          <w:kern w:val="0"/>
+          <w:sz w:val="22"/>
+          <w:szCs w:val="22"/>
+          <w:lang w:val="en"/>
+          <w14:ligatures w14:val="none"/>
+        </w:rPr>
+      </w:pPr>
+      <w:r>
+        <w:rPr>
+          <w:rFonts w:ascii="Arial" w:eastAsia="Arial" w:hAnsi="Arial" w:cs="Arial"/>
+          <w:b/>
+          <w:kern w:val="0"/>
+          <w:sz w:val="22"/>
+          <w:szCs w:val="22"/>
           <w:highlight w:val="darkGray"/>
-        </w:rPr>
-        <w:lastRenderedPageBreak/>
+          <w:lang w:val="en"/>
+          <w14:ligatures w14:val="none"/>
+        </w:rPr>
         <w:t># Source</w:t>
       </w:r>
       <w:r>
         <w:rPr>
+          <w:rFonts w:ascii="Arial" w:eastAsia="Arial" w:hAnsi="Arial" w:cs="Arial"/>
+          <w:kern w:val="0"/>
+          <w:sz w:val="22"/>
+          <w:szCs w:val="22"/>
           <w:highlight w:val="darkGray"/>
+          <w:lang w:val="en"/>
+          <w14:ligatures w14:val="none"/>
         </w:rPr>
         <w:t xml:space="preserve">: </w:t>
       </w:r>
       <w:r>
         <w:rPr>
-          <w:b/>
+          <w:rFonts w:ascii="Arial" w:eastAsia="Arial" w:hAnsi="Arial" w:cs="Arial"/>
+          <w:b/>
+          <w:kern w:val="0"/>
+          <w:sz w:val="22"/>
+          <w:szCs w:val="22"/>
           <w:highlight w:val="darkGray"/>
-        </w:rPr>
-        <w:t>Chatgpt (GPT‑5 Mini) at [12/18/2025]</w:t>
+          <w:lang w:val="en"/>
+          <w14:ligatures w14:val="none"/>
+        </w:rPr>
+        <w:t>Chatgpt (GPT</w:t>
+      </w:r>
+      <w:r>
+        <w:rPr>
+          <w:rFonts w:ascii="Cambria Math" w:eastAsia="Arial" w:hAnsi="Cambria Math" w:cs="Cambria Math"/>
+          <w:b/>
+          <w:kern w:val="0"/>
+          <w:sz w:val="22"/>
+          <w:szCs w:val="22"/>
+          <w:highlight w:val="darkGray"/>
+          <w:lang w:val="en"/>
+          <w14:ligatures w14:val="none"/>
+        </w:rPr>
+        <w:t>‑</w:t>
+      </w:r>
+      <w:r>
+        <w:rPr>
+          <w:rFonts w:ascii="Arial" w:eastAsia="Arial" w:hAnsi="Arial" w:cs="Arial"/>
+          <w:b/>
+          <w:kern w:val="0"/>
+          <w:sz w:val="22"/>
+          <w:szCs w:val="22"/>
+          <w:highlight w:val="darkGray"/>
+          <w:lang w:val="en"/>
+          <w14:ligatures w14:val="none"/>
+        </w:rPr>
+        <w:t>5 Mini) at [12/18/2025]</w:t>
       </w:r>
     </w:p>
     <w:p>
@@ -1613,28 +3052,45 @@
           <w:ilvl w:val="0"/>
           <w:numId w:val="1"/>
         </w:numPr>
-        <w:spacing w:before="240"/>
-      </w:pPr>
-      <w:r>
-        <w:rPr>
-          <w:rFonts w:ascii="Roboto Mono" w:eastAsia="Roboto Mono" w:hAnsi="Roboto Mono"/>
+        <w:spacing w:before="240" w:after="0" w:line="276" w:lineRule="auto"/>
+        <w:rPr>
+          <w:rFonts w:ascii="Arial" w:eastAsia="Arial" w:hAnsi="Arial" w:cs="Arial"/>
+          <w:kern w:val="0"/>
+          <w:sz w:val="22"/>
+          <w:szCs w:val="22"/>
+          <w:lang w:val="en"/>
+          <w14:ligatures w14:val="none"/>
+        </w:rPr>
+      </w:pPr>
+      <w:r>
+        <w:rPr>
+          <w:rFonts w:ascii="Roboto Mono" w:eastAsia="Roboto Mono" w:hAnsi="Roboto Mono" w:cs="Arial"/>
           <w:b/>
           <w:bCs/>
-          <w:sz w:val="24"/>
+          <w:kern w:val="0"/>
+          <w:szCs w:val="22"/>
+          <w:lang w:val="en"/>
+          <w14:ligatures w14:val="none"/>
         </w:rPr>
         <w:t>Main cable</w:t>
       </w:r>
       <w:r>
         <w:rPr>
-          <w:rFonts w:ascii="Roboto Mono" w:eastAsia="Roboto Mono" w:hAnsi="Roboto Mono"/>
-          <w:sz w:val="24"/>
+          <w:rFonts w:ascii="Roboto Mono" w:eastAsia="Roboto Mono" w:hAnsi="Roboto Mono" w:cs="Arial"/>
+          <w:kern w:val="0"/>
+          <w:szCs w:val="22"/>
+          <w:lang w:val="en"/>
+          <w14:ligatures w14:val="none"/>
         </w:rPr>
         <w:t xml:space="preserve"> (coaxial typically)</w:t>
       </w:r>
       <w:r>
         <w:rPr>
-          <w:rFonts w:ascii="Roboto Mono" w:eastAsia="Roboto Mono" w:hAnsi="Roboto Mono"/>
-          <w:sz w:val="24"/>
+          <w:rFonts w:ascii="Roboto Mono" w:eastAsia="Roboto Mono" w:hAnsi="Roboto Mono" w:cs="Arial"/>
+          <w:kern w:val="0"/>
+          <w:szCs w:val="22"/>
+          <w:lang w:val="en"/>
+          <w14:ligatures w14:val="none"/>
         </w:rPr>
         <w:br/>
       </w:r>
@@ -1645,22 +3101,37 @@
           <w:ilvl w:val="0"/>
           <w:numId w:val="1"/>
         </w:numPr>
-      </w:pPr>
-      <w:r>
-        <w:rPr>
-          <w:rFonts w:ascii="Roboto Mono" w:eastAsia="Roboto Mono" w:hAnsi="Roboto Mono"/>
+        <w:spacing w:after="0" w:line="276" w:lineRule="auto"/>
+        <w:rPr>
+          <w:rFonts w:ascii="Arial" w:eastAsia="Arial" w:hAnsi="Arial" w:cs="Arial"/>
+          <w:kern w:val="0"/>
+          <w:sz w:val="22"/>
+          <w:szCs w:val="22"/>
+          <w:lang w:val="en"/>
+          <w14:ligatures w14:val="none"/>
+        </w:rPr>
+      </w:pPr>
+      <w:r>
+        <w:rPr>
+          <w:rFonts w:ascii="Roboto Mono" w:eastAsia="Roboto Mono" w:hAnsi="Roboto Mono" w:cs="Arial"/>
           <w:b/>
           <w:bCs/>
-          <w:sz w:val="24"/>
+          <w:kern w:val="0"/>
+          <w:szCs w:val="22"/>
+          <w:lang w:val="en"/>
+          <w14:ligatures w14:val="none"/>
         </w:rPr>
         <w:t>T-connectors</w:t>
       </w:r>
       <w:r>
         <w:rPr>
-          <w:rFonts w:ascii="Roboto Mono" w:eastAsia="Roboto Mono" w:hAnsi="Roboto Mono"/>
+          <w:rFonts w:ascii="Roboto Mono" w:eastAsia="Roboto Mono" w:hAnsi="Roboto Mono" w:cs="Arial"/>
           <w:b/>
           <w:bCs/>
-          <w:sz w:val="24"/>
+          <w:kern w:val="0"/>
+          <w:szCs w:val="22"/>
+          <w:lang w:val="en"/>
+          <w14:ligatures w14:val="none"/>
         </w:rPr>
         <w:br/>
       </w:r>
@@ -1671,27 +3142,45 @@
           <w:ilvl w:val="0"/>
           <w:numId w:val="1"/>
         </w:numPr>
-      </w:pPr>
-      <w:r>
-        <w:rPr>
-          <w:rFonts w:ascii="Roboto Mono" w:eastAsia="Roboto Mono" w:hAnsi="Roboto Mono"/>
+        <w:spacing w:after="0" w:line="276" w:lineRule="auto"/>
+        <w:rPr>
+          <w:rFonts w:ascii="Arial" w:eastAsia="Arial" w:hAnsi="Arial" w:cs="Arial"/>
+          <w:kern w:val="0"/>
+          <w:sz w:val="22"/>
+          <w:szCs w:val="22"/>
+          <w:lang w:val="en"/>
+          <w14:ligatures w14:val="none"/>
+        </w:rPr>
+      </w:pPr>
+      <w:r>
+        <w:rPr>
+          <w:rFonts w:ascii="Roboto Mono" w:eastAsia="Roboto Mono" w:hAnsi="Roboto Mono" w:cs="Arial"/>
           <w:b/>
           <w:bCs/>
-          <w:sz w:val="24"/>
+          <w:kern w:val="0"/>
+          <w:szCs w:val="22"/>
+          <w:lang w:val="en"/>
+          <w14:ligatures w14:val="none"/>
         </w:rPr>
         <w:t>Terminators</w:t>
       </w:r>
       <w:r>
         <w:rPr>
-          <w:rFonts w:ascii="Roboto Mono" w:eastAsia="Roboto Mono" w:hAnsi="Roboto Mono"/>
-          <w:sz w:val="24"/>
+          <w:rFonts w:ascii="Roboto Mono" w:eastAsia="Roboto Mono" w:hAnsi="Roboto Mono" w:cs="Arial"/>
+          <w:kern w:val="0"/>
+          <w:szCs w:val="22"/>
+          <w:lang w:val="en"/>
+          <w14:ligatures w14:val="none"/>
         </w:rPr>
         <w:t xml:space="preserve"> at both ends</w:t>
       </w:r>
       <w:r>
         <w:rPr>
-          <w:rFonts w:ascii="Roboto Mono" w:eastAsia="Roboto Mono" w:hAnsi="Roboto Mono"/>
-          <w:sz w:val="24"/>
+          <w:rFonts w:ascii="Roboto Mono" w:eastAsia="Roboto Mono" w:hAnsi="Roboto Mono" w:cs="Arial"/>
+          <w:kern w:val="0"/>
+          <w:szCs w:val="22"/>
+          <w:lang w:val="en"/>
+          <w14:ligatures w14:val="none"/>
         </w:rPr>
         <w:br/>
       </w:r>
@@ -1702,99 +3191,222 @@
           <w:ilvl w:val="0"/>
           <w:numId w:val="1"/>
         </w:numPr>
-        <w:spacing w:after="240"/>
-      </w:pPr>
-      <w:r>
-        <w:rPr>
-          <w:rFonts w:ascii="Roboto Mono" w:eastAsia="Roboto Mono" w:hAnsi="Roboto Mono"/>
+        <w:spacing w:after="240" w:line="276" w:lineRule="auto"/>
+        <w:rPr>
+          <w:rFonts w:ascii="Arial" w:eastAsia="Arial" w:hAnsi="Arial" w:cs="Arial"/>
+          <w:kern w:val="0"/>
+          <w:sz w:val="22"/>
+          <w:szCs w:val="22"/>
+          <w:lang w:val="en"/>
+          <w14:ligatures w14:val="none"/>
+        </w:rPr>
+      </w:pPr>
+      <w:r>
+        <w:rPr>
+          <w:rFonts w:ascii="Roboto Mono" w:eastAsia="Roboto Mono" w:hAnsi="Roboto Mono" w:cs="Arial"/>
           <w:b/>
           <w:bCs/>
-          <w:sz w:val="24"/>
+          <w:kern w:val="0"/>
+          <w:szCs w:val="22"/>
+          <w:lang w:val="en"/>
+          <w14:ligatures w14:val="none"/>
         </w:rPr>
         <w:t>Network devices</w:t>
       </w:r>
       <w:r>
         <w:rPr>
-          <w:rFonts w:ascii="Roboto Mono" w:eastAsia="Roboto Mono" w:hAnsi="Roboto Mono"/>
-          <w:sz w:val="24"/>
+          <w:rFonts w:ascii="Roboto Mono" w:eastAsia="Roboto Mono" w:hAnsi="Roboto Mono" w:cs="Arial"/>
+          <w:kern w:val="0"/>
+          <w:szCs w:val="22"/>
+          <w:lang w:val="en"/>
+          <w14:ligatures w14:val="none"/>
         </w:rPr>
         <w:t xml:space="preserve"> (PCs, printers, etc.)</w:t>
       </w:r>
       <w:r>
         <w:rPr>
-          <w:rFonts w:ascii="Roboto Mono" w:eastAsia="Roboto Mono" w:hAnsi="Roboto Mono"/>
-          <w:sz w:val="24"/>
+          <w:rFonts w:ascii="Roboto Mono" w:eastAsia="Roboto Mono" w:hAnsi="Roboto Mono" w:cs="Arial"/>
+          <w:kern w:val="0"/>
+          <w:szCs w:val="22"/>
+          <w:lang w:val="en"/>
+          <w14:ligatures w14:val="none"/>
         </w:rPr>
         <w:br/>
       </w:r>
     </w:p>
     <w:p>
-      <w:r>
-        <w:rPr>
-          <w:rFonts w:ascii="Roboto Mono" w:eastAsia="Roboto Mono" w:hAnsi="Roboto Mono"/>
-          <w:sz w:val="24"/>
-        </w:rPr>
-        <w:pict w14:anchorId="6385E104">
+      <w:pPr>
+        <w:spacing w:after="0" w:line="276" w:lineRule="auto"/>
+        <w:rPr>
+          <w:rFonts w:ascii="Arial" w:eastAsia="Arial" w:hAnsi="Arial" w:cs="Arial"/>
+          <w:kern w:val="0"/>
+          <w:sz w:val="22"/>
+          <w:szCs w:val="22"/>
+          <w:lang w:val="en"/>
+          <w14:ligatures w14:val="none"/>
+        </w:rPr>
+      </w:pPr>
+      <w:r>
+        <w:rPr>
+          <w:rFonts w:ascii="Roboto Mono" w:eastAsia="Roboto Mono" w:hAnsi="Roboto Mono" w:cs="Arial"/>
+          <w:kern w:val="0"/>
+          <w:szCs w:val="22"/>
+          <w:lang w:val="en"/>
+          <w14:ligatures w14:val="none"/>
+        </w:rPr>
+        <w:pict>
           <v:rect id="_x0000_i1032" style="width:0;height:1.5pt" o:hralign="center" o:hrstd="t" o:hr="t" fillcolor="#a0a0a0" stroked="f"/>
         </w:pict>
       </w:r>
     </w:p>
     <w:p>
       <w:pPr>
-        <w:pStyle w:val="Heading2"/>
-        <w:keepNext w:val="0"/>
-        <w:keepLines w:val="0"/>
-        <w:rPr>
+        <w:spacing w:before="160" w:after="80" w:line="276" w:lineRule="auto"/>
+        <w:outlineLvl w:val="1"/>
+        <w:rPr>
+          <w:rFonts w:asciiTheme="majorHAnsi" w:eastAsiaTheme="majorEastAsia" w:hAnsiTheme="majorHAnsi" w:cstheme="majorBidi"/>
           <w:b/>
           <w:bCs/>
+          <w:color w:val="2F5496" w:themeColor="accent1" w:themeShade="BF"/>
+          <w:kern w:val="0"/>
           <w:sz w:val="34"/>
           <w:szCs w:val="34"/>
+          <w:lang w:val="en"/>
+          <w14:ligatures w14:val="none"/>
         </w:rPr>
       </w:pPr>
       <w:bookmarkStart w:id="8" w:name="_2lwdt69q25j4" w:colFirst="0" w:colLast="0"/>
       <w:bookmarkEnd w:id="8"/>
       <w:r>
         <w:rPr>
+          <w:rFonts w:ascii="Segoe UI Emoji" w:eastAsiaTheme="majorEastAsia" w:hAnsi="Segoe UI Emoji" w:cs="Segoe UI Emoji"/>
           <w:b/>
           <w:bCs/>
+          <w:color w:val="2F5496" w:themeColor="accent1" w:themeShade="BF"/>
+          <w:kern w:val="0"/>
           <w:sz w:val="34"/>
           <w:szCs w:val="34"/>
-        </w:rPr>
-        <w:t>📍 Use Cases</w:t>
+          <w:lang w:val="en"/>
+          <w14:ligatures w14:val="none"/>
+        </w:rPr>
+        <w:t>📍</w:t>
+      </w:r>
+      <w:r>
+        <w:rPr>
+          <w:rFonts w:asciiTheme="majorHAnsi" w:eastAsiaTheme="majorEastAsia" w:hAnsiTheme="majorHAnsi" w:cstheme="majorBidi"/>
+          <w:b/>
+          <w:bCs/>
+          <w:color w:val="2F5496" w:themeColor="accent1" w:themeShade="BF"/>
+          <w:kern w:val="0"/>
+          <w:sz w:val="34"/>
+          <w:szCs w:val="34"/>
+          <w:lang w:val="en"/>
+          <w14:ligatures w14:val="none"/>
+        </w:rPr>
+        <w:t xml:space="preserve"> Use Cases</w:t>
       </w:r>
     </w:p>
     <w:p>
       <w:pPr>
-        <w:spacing w:before="240" w:after="240"/>
-      </w:pPr>
-      <w:r>
-        <w:rPr>
-          <w:b/>
+        <w:spacing w:before="240" w:after="240" w:line="276" w:lineRule="auto"/>
+        <w:rPr>
+          <w:rFonts w:ascii="Arial" w:eastAsia="Arial" w:hAnsi="Arial" w:cs="Arial"/>
+          <w:kern w:val="0"/>
+          <w:sz w:val="22"/>
+          <w:szCs w:val="22"/>
+          <w:lang w:val="en"/>
+          <w14:ligatures w14:val="none"/>
+        </w:rPr>
+      </w:pPr>
+      <w:r>
+        <w:rPr>
+          <w:rFonts w:ascii="Arial" w:eastAsia="Arial" w:hAnsi="Arial" w:cs="Arial"/>
+          <w:b/>
+          <w:kern w:val="0"/>
+          <w:sz w:val="22"/>
+          <w:szCs w:val="22"/>
           <w:highlight w:val="darkGray"/>
+          <w:lang w:val="en"/>
+          <w14:ligatures w14:val="none"/>
         </w:rPr>
         <w:t># Source</w:t>
       </w:r>
       <w:r>
         <w:rPr>
+          <w:rFonts w:ascii="Arial" w:eastAsia="Arial" w:hAnsi="Arial" w:cs="Arial"/>
+          <w:kern w:val="0"/>
+          <w:sz w:val="22"/>
+          <w:szCs w:val="22"/>
           <w:highlight w:val="darkGray"/>
+          <w:lang w:val="en"/>
+          <w14:ligatures w14:val="none"/>
         </w:rPr>
         <w:t xml:space="preserve">: </w:t>
       </w:r>
       <w:r>
         <w:rPr>
-          <w:b/>
+          <w:rFonts w:ascii="Arial" w:eastAsia="Arial" w:hAnsi="Arial" w:cs="Arial"/>
+          <w:b/>
+          <w:kern w:val="0"/>
+          <w:sz w:val="22"/>
+          <w:szCs w:val="22"/>
           <w:highlight w:val="darkGray"/>
-        </w:rPr>
-        <w:t>Chatgpt (GPT‑5 Mini) at [12/18/2025]</w:t>
+          <w:lang w:val="en"/>
+          <w14:ligatures w14:val="none"/>
+        </w:rPr>
+        <w:t>Chatgpt (GPT</w:t>
+      </w:r>
+      <w:r>
+        <w:rPr>
+          <w:rFonts w:ascii="Cambria Math" w:eastAsia="Arial" w:hAnsi="Cambria Math" w:cs="Cambria Math"/>
+          <w:b/>
+          <w:kern w:val="0"/>
+          <w:sz w:val="22"/>
+          <w:szCs w:val="22"/>
+          <w:highlight w:val="darkGray"/>
+          <w:lang w:val="en"/>
+          <w14:ligatures w14:val="none"/>
+        </w:rPr>
+        <w:t>‑</w:t>
+      </w:r>
+      <w:r>
+        <w:rPr>
+          <w:rFonts w:ascii="Arial" w:eastAsia="Arial" w:hAnsi="Arial" w:cs="Arial"/>
+          <w:b/>
+          <w:kern w:val="0"/>
+          <w:sz w:val="22"/>
+          <w:szCs w:val="22"/>
+          <w:highlight w:val="darkGray"/>
+          <w:lang w:val="en"/>
+          <w14:ligatures w14:val="none"/>
+        </w:rPr>
+        <w:t>5 Mini) at [12/18/2025]</w:t>
       </w:r>
     </w:p>
     <w:p>
-      <w:r>
-        <w:rPr>
+      <w:pPr>
+        <w:spacing w:after="0" w:line="276" w:lineRule="auto"/>
+        <w:rPr>
+          <w:rFonts w:ascii="Arial" w:eastAsia="Arial" w:hAnsi="Arial" w:cs="Arial"/>
+          <w:kern w:val="0"/>
+          <w:sz w:val="22"/>
+          <w:szCs w:val="22"/>
+          <w:lang w:val="en"/>
+          <w14:ligatures w14:val="none"/>
+        </w:rPr>
+      </w:pPr>
+      <w:r>
+        <w:rPr>
+          <w:rFonts w:ascii="Arial" w:eastAsia="Arial" w:hAnsi="Arial" w:cs="Arial"/>
           <w:noProof/>
+          <w:kern w:val="0"/>
+          <w:sz w:val="22"/>
+          <w:szCs w:val="22"/>
+          <w:lang w:val="en"/>
+          <w14:ligatures w14:val="none"/>
         </w:rPr>
         <w:drawing>
-          <wp:inline distT="114300" distB="114300" distL="114300" distR="114300" wp14:anchorId="6909B3C0" wp14:editId="3441B307">
+          <wp:inline distT="114300" distB="114300" distL="114300" distR="114300" wp14:anchorId="1300A6CD" wp14:editId="1B0BC5A4">
             <wp:extent cx="5943600" cy="1257300"/>
             <wp:effectExtent l="0" t="0" r="0" b="0"/>
             <wp:docPr id="5" name="image1.png"/>
@@ -1870,14 +3482,26 @@
           </w:tcPr>
           <w:p>
             <w:pPr>
+              <w:spacing w:after="0" w:line="276" w:lineRule="auto"/>
               <w:jc w:val="center"/>
+              <w:rPr>
+                <w:rFonts w:ascii="Arial" w:eastAsia="Arial" w:hAnsi="Arial" w:cs="Arial"/>
+                <w:kern w:val="0"/>
+                <w:sz w:val="22"/>
+                <w:szCs w:val="22"/>
+                <w:lang w:val="en"/>
+                <w14:ligatures w14:val="none"/>
+              </w:rPr>
             </w:pPr>
             <w:r>
               <w:rPr>
-                <w:rFonts w:ascii="Roboto Mono" w:eastAsia="Roboto Mono" w:hAnsi="Roboto Mono"/>
+                <w:rFonts w:ascii="Roboto Mono" w:eastAsia="Roboto Mono" w:hAnsi="Roboto Mono" w:cs="Arial"/>
                 <w:b/>
                 <w:bCs/>
-                <w:sz w:val="24"/>
+                <w:kern w:val="0"/>
+                <w:szCs w:val="22"/>
+                <w:lang w:val="en"/>
+                <w14:ligatures w14:val="none"/>
               </w:rPr>
               <w:t>Example</w:t>
             </w:r>
@@ -1901,14 +3525,26 @@
           </w:tcPr>
           <w:p>
             <w:pPr>
+              <w:spacing w:after="0" w:line="276" w:lineRule="auto"/>
               <w:jc w:val="center"/>
+              <w:rPr>
+                <w:rFonts w:ascii="Arial" w:eastAsia="Arial" w:hAnsi="Arial" w:cs="Arial"/>
+                <w:kern w:val="0"/>
+                <w:sz w:val="22"/>
+                <w:szCs w:val="22"/>
+                <w:lang w:val="en"/>
+                <w14:ligatures w14:val="none"/>
+              </w:rPr>
             </w:pPr>
             <w:r>
               <w:rPr>
-                <w:rFonts w:ascii="Roboto Mono" w:eastAsia="Roboto Mono" w:hAnsi="Roboto Mono"/>
+                <w:rFonts w:ascii="Roboto Mono" w:eastAsia="Roboto Mono" w:hAnsi="Roboto Mono" w:cs="Arial"/>
                 <w:b/>
                 <w:bCs/>
-                <w:sz w:val="24"/>
+                <w:kern w:val="0"/>
+                <w:szCs w:val="22"/>
+                <w:lang w:val="en"/>
+                <w14:ligatures w14:val="none"/>
               </w:rPr>
               <w:t>Relevance Today</w:t>
             </w:r>
@@ -1936,10 +3572,24 @@
             </w:tcMar>
           </w:tcPr>
           <w:p>
+            <w:pPr>
+              <w:spacing w:after="0" w:line="276" w:lineRule="auto"/>
+              <w:rPr>
+                <w:rFonts w:ascii="Arial" w:eastAsia="Arial" w:hAnsi="Arial" w:cs="Arial"/>
+                <w:kern w:val="0"/>
+                <w:sz w:val="22"/>
+                <w:szCs w:val="22"/>
+                <w:lang w:val="en"/>
+                <w14:ligatures w14:val="none"/>
+              </w:rPr>
+            </w:pPr>
             <w:r>
               <w:rPr>
-                <w:rFonts w:ascii="Roboto Mono" w:eastAsia="Roboto Mono" w:hAnsi="Roboto Mono"/>
-                <w:sz w:val="24"/>
+                <w:rFonts w:ascii="Roboto Mono" w:eastAsia="Roboto Mono" w:hAnsi="Roboto Mono" w:cs="Arial"/>
+                <w:kern w:val="0"/>
+                <w:szCs w:val="22"/>
+                <w:lang w:val="en"/>
+                <w14:ligatures w14:val="none"/>
               </w:rPr>
               <w:t>Old Ethernet (10Base-2, 10Base-5)</w:t>
             </w:r>
@@ -1962,12 +3612,36 @@
             </w:tcMar>
           </w:tcPr>
           <w:p>
+            <w:pPr>
+              <w:spacing w:after="0" w:line="276" w:lineRule="auto"/>
+              <w:rPr>
+                <w:rFonts w:ascii="Arial" w:eastAsia="Arial" w:hAnsi="Arial" w:cs="Arial"/>
+                <w:kern w:val="0"/>
+                <w:sz w:val="22"/>
+                <w:szCs w:val="22"/>
+                <w:lang w:val="en"/>
+                <w14:ligatures w14:val="none"/>
+              </w:rPr>
+            </w:pPr>
             <w:r>
               <w:rPr>
-                <w:rFonts w:ascii="Roboto Mono" w:eastAsia="Roboto Mono" w:hAnsi="Roboto Mono"/>
-                <w:sz w:val="24"/>
-              </w:rPr>
-              <w:t>🟠 Legacy only</w:t>
+                <w:rFonts w:ascii="Segoe UI Emoji" w:eastAsia="Roboto Mono" w:hAnsi="Segoe UI Emoji" w:cs="Segoe UI Emoji"/>
+                <w:kern w:val="0"/>
+                <w:szCs w:val="22"/>
+                <w:lang w:val="en"/>
+                <w14:ligatures w14:val="none"/>
+              </w:rPr>
+              <w:t>🟠</w:t>
+            </w:r>
+            <w:r>
+              <w:rPr>
+                <w:rFonts w:ascii="Roboto Mono" w:eastAsia="Roboto Mono" w:hAnsi="Roboto Mono" w:cs="Arial"/>
+                <w:kern w:val="0"/>
+                <w:szCs w:val="22"/>
+                <w:lang w:val="en"/>
+                <w14:ligatures w14:val="none"/>
+              </w:rPr>
+              <w:t xml:space="preserve"> Legacy only</w:t>
             </w:r>
           </w:p>
         </w:tc>
@@ -1993,10 +3667,24 @@
             </w:tcMar>
           </w:tcPr>
           <w:p>
+            <w:pPr>
+              <w:spacing w:after="0" w:line="276" w:lineRule="auto"/>
+              <w:rPr>
+                <w:rFonts w:ascii="Arial" w:eastAsia="Arial" w:hAnsi="Arial" w:cs="Arial"/>
+                <w:kern w:val="0"/>
+                <w:sz w:val="22"/>
+                <w:szCs w:val="22"/>
+                <w:lang w:val="en"/>
+                <w14:ligatures w14:val="none"/>
+              </w:rPr>
+            </w:pPr>
             <w:r>
               <w:rPr>
-                <w:rFonts w:ascii="Roboto Mono" w:eastAsia="Roboto Mono" w:hAnsi="Roboto Mono"/>
-                <w:sz w:val="24"/>
+                <w:rFonts w:ascii="Roboto Mono" w:eastAsia="Roboto Mono" w:hAnsi="Roboto Mono" w:cs="Arial"/>
+                <w:kern w:val="0"/>
+                <w:szCs w:val="22"/>
+                <w:lang w:val="en"/>
+                <w14:ligatures w14:val="none"/>
               </w:rPr>
               <w:t>Temporary or test networks</w:t>
             </w:r>
@@ -2019,12 +3707,36 @@
             </w:tcMar>
           </w:tcPr>
           <w:p>
+            <w:pPr>
+              <w:spacing w:after="0" w:line="276" w:lineRule="auto"/>
+              <w:rPr>
+                <w:rFonts w:ascii="Arial" w:eastAsia="Arial" w:hAnsi="Arial" w:cs="Arial"/>
+                <w:kern w:val="0"/>
+                <w:sz w:val="22"/>
+                <w:szCs w:val="22"/>
+                <w:lang w:val="en"/>
+                <w14:ligatures w14:val="none"/>
+              </w:rPr>
+            </w:pPr>
             <w:r>
               <w:rPr>
-                <w:rFonts w:ascii="Roboto Mono" w:eastAsia="Roboto Mono" w:hAnsi="Roboto Mono"/>
-                <w:sz w:val="24"/>
-              </w:rPr>
-              <w:t>🟡 Sometimes</w:t>
+                <w:rFonts w:ascii="Segoe UI Emoji" w:eastAsia="Roboto Mono" w:hAnsi="Segoe UI Emoji" w:cs="Segoe UI Emoji"/>
+                <w:kern w:val="0"/>
+                <w:szCs w:val="22"/>
+                <w:lang w:val="en"/>
+                <w14:ligatures w14:val="none"/>
+              </w:rPr>
+              <w:t>🟡</w:t>
+            </w:r>
+            <w:r>
+              <w:rPr>
+                <w:rFonts w:ascii="Roboto Mono" w:eastAsia="Roboto Mono" w:hAnsi="Roboto Mono" w:cs="Arial"/>
+                <w:kern w:val="0"/>
+                <w:szCs w:val="22"/>
+                <w:lang w:val="en"/>
+                <w14:ligatures w14:val="none"/>
+              </w:rPr>
+              <w:t xml:space="preserve"> Sometimes</w:t>
             </w:r>
           </w:p>
         </w:tc>
@@ -2050,10 +3762,24 @@
             </w:tcMar>
           </w:tcPr>
           <w:p>
+            <w:pPr>
+              <w:spacing w:after="0" w:line="276" w:lineRule="auto"/>
+              <w:rPr>
+                <w:rFonts w:ascii="Arial" w:eastAsia="Arial" w:hAnsi="Arial" w:cs="Arial"/>
+                <w:kern w:val="0"/>
+                <w:sz w:val="22"/>
+                <w:szCs w:val="22"/>
+                <w:lang w:val="en"/>
+                <w14:ligatures w14:val="none"/>
+              </w:rPr>
+            </w:pPr>
             <w:r>
               <w:rPr>
-                <w:rFonts w:ascii="Roboto Mono" w:eastAsia="Roboto Mono" w:hAnsi="Roboto Mono"/>
-                <w:sz w:val="24"/>
+                <w:rFonts w:ascii="Roboto Mono" w:eastAsia="Roboto Mono" w:hAnsi="Roboto Mono" w:cs="Arial"/>
+                <w:kern w:val="0"/>
+                <w:szCs w:val="22"/>
+                <w:lang w:val="en"/>
+                <w14:ligatures w14:val="none"/>
               </w:rPr>
               <w:t>Home/small office (modern)</w:t>
             </w:r>
@@ -2076,86 +3802,214 @@
             </w:tcMar>
           </w:tcPr>
           <w:p>
+            <w:pPr>
+              <w:spacing w:after="0" w:line="276" w:lineRule="auto"/>
+              <w:rPr>
+                <w:rFonts w:ascii="Arial" w:eastAsia="Arial" w:hAnsi="Arial" w:cs="Arial"/>
+                <w:kern w:val="0"/>
+                <w:sz w:val="22"/>
+                <w:szCs w:val="22"/>
+                <w:lang w:val="en"/>
+                <w14:ligatures w14:val="none"/>
+              </w:rPr>
+            </w:pPr>
             <w:r>
               <w:rPr>
-                <w:rFonts w:ascii="Roboto Mono" w:eastAsia="Roboto Mono" w:hAnsi="Roboto Mono"/>
-                <w:sz w:val="24"/>
-              </w:rPr>
-              <w:t>🔴 Not recommended</w:t>
+                <w:rFonts w:ascii="Segoe UI Emoji" w:eastAsia="Roboto Mono" w:hAnsi="Segoe UI Emoji" w:cs="Segoe UI Emoji"/>
+                <w:kern w:val="0"/>
+                <w:szCs w:val="22"/>
+                <w:lang w:val="en"/>
+                <w14:ligatures w14:val="none"/>
+              </w:rPr>
+              <w:t>🔴</w:t>
+            </w:r>
+            <w:r>
+              <w:rPr>
+                <w:rFonts w:ascii="Roboto Mono" w:eastAsia="Roboto Mono" w:hAnsi="Roboto Mono" w:cs="Arial"/>
+                <w:kern w:val="0"/>
+                <w:szCs w:val="22"/>
+                <w:lang w:val="en"/>
+                <w14:ligatures w14:val="none"/>
+              </w:rPr>
+              <w:t xml:space="preserve"> Not recommended</w:t>
             </w:r>
           </w:p>
         </w:tc>
       </w:tr>
     </w:tbl>
     <w:p>
-      <w:r>
-        <w:rPr>
-          <w:rFonts w:ascii="Roboto Mono" w:eastAsia="Roboto Mono" w:hAnsi="Roboto Mono"/>
-          <w:sz w:val="24"/>
-        </w:rPr>
-        <w:pict w14:anchorId="2216431A">
+      <w:pPr>
+        <w:spacing w:after="0" w:line="276" w:lineRule="auto"/>
+        <w:rPr>
+          <w:rFonts w:ascii="Arial" w:eastAsia="Arial" w:hAnsi="Arial" w:cs="Arial"/>
+          <w:kern w:val="0"/>
+          <w:sz w:val="22"/>
+          <w:szCs w:val="22"/>
+          <w:lang w:val="en"/>
+          <w14:ligatures w14:val="none"/>
+        </w:rPr>
+      </w:pPr>
+      <w:r>
+        <w:rPr>
+          <w:rFonts w:ascii="Roboto Mono" w:eastAsia="Roboto Mono" w:hAnsi="Roboto Mono" w:cs="Arial"/>
+          <w:kern w:val="0"/>
+          <w:szCs w:val="22"/>
+          <w:lang w:val="en"/>
+          <w14:ligatures w14:val="none"/>
+        </w:rPr>
+        <w:pict>
           <v:rect id="_x0000_i1033" style="width:0;height:1.5pt" o:hralign="center" o:hrstd="t" o:hr="t" fillcolor="#a0a0a0" stroked="f"/>
         </w:pict>
       </w:r>
     </w:p>
     <w:p>
       <w:pPr>
-        <w:pStyle w:val="Heading2"/>
-        <w:keepNext w:val="0"/>
-        <w:keepLines w:val="0"/>
-        <w:rPr>
+        <w:spacing w:before="160" w:after="80" w:line="276" w:lineRule="auto"/>
+        <w:outlineLvl w:val="1"/>
+        <w:rPr>
+          <w:rFonts w:asciiTheme="majorHAnsi" w:eastAsiaTheme="majorEastAsia" w:hAnsiTheme="majorHAnsi" w:cstheme="majorBidi"/>
           <w:b/>
           <w:bCs/>
+          <w:color w:val="2F5496" w:themeColor="accent1" w:themeShade="BF"/>
+          <w:kern w:val="0"/>
           <w:sz w:val="34"/>
           <w:szCs w:val="34"/>
+          <w:lang w:val="en"/>
+          <w14:ligatures w14:val="none"/>
         </w:rPr>
       </w:pPr>
       <w:bookmarkStart w:id="9" w:name="_3hhr0qxnjbh4" w:colFirst="0" w:colLast="0"/>
       <w:bookmarkEnd w:id="9"/>
       <w:r>
         <w:rPr>
-          <w:rFonts w:ascii="Arial Unicode MS" w:eastAsia="Arial Unicode MS" w:hAnsi="Arial Unicode MS" w:cs="Arial Unicode MS"/>
+          <w:rFonts w:ascii="Segoe UI Emoji" w:eastAsia="Arial Unicode MS" w:hAnsi="Segoe UI Emoji" w:cs="Segoe UI Emoji"/>
           <w:b/>
           <w:bCs/>
+          <w:color w:val="2F5496" w:themeColor="accent1" w:themeShade="BF"/>
+          <w:kern w:val="0"/>
           <w:sz w:val="34"/>
           <w:szCs w:val="34"/>
-        </w:rPr>
-        <w:t>✅ Summary</w:t>
+          <w:lang w:val="en"/>
+          <w14:ligatures w14:val="none"/>
+        </w:rPr>
+        <w:t>✅</w:t>
+      </w:r>
+      <w:r>
+        <w:rPr>
+          <w:rFonts w:ascii="Arial Unicode MS" w:eastAsia="Arial Unicode MS" w:hAnsi="Arial Unicode MS" w:cs="Arial Unicode MS"/>
+          <w:b/>
+          <w:bCs/>
+          <w:color w:val="2F5496" w:themeColor="accent1" w:themeShade="BF"/>
+          <w:kern w:val="0"/>
+          <w:sz w:val="34"/>
+          <w:szCs w:val="34"/>
+          <w:lang w:val="en"/>
+          <w14:ligatures w14:val="none"/>
+        </w:rPr>
+        <w:t xml:space="preserve"> Summary</w:t>
       </w:r>
     </w:p>
     <w:p>
       <w:pPr>
-        <w:spacing w:before="240" w:after="240"/>
-      </w:pPr>
-      <w:r>
-        <w:rPr>
-          <w:b/>
+        <w:spacing w:before="240" w:after="240" w:line="276" w:lineRule="auto"/>
+        <w:rPr>
+          <w:rFonts w:ascii="Arial" w:eastAsia="Arial" w:hAnsi="Arial" w:cs="Arial"/>
+          <w:kern w:val="0"/>
+          <w:sz w:val="22"/>
+          <w:szCs w:val="22"/>
+          <w:lang w:val="en"/>
+          <w14:ligatures w14:val="none"/>
+        </w:rPr>
+      </w:pPr>
+      <w:r>
+        <w:rPr>
+          <w:rFonts w:ascii="Arial" w:eastAsia="Arial" w:hAnsi="Arial" w:cs="Arial"/>
+          <w:b/>
+          <w:kern w:val="0"/>
+          <w:sz w:val="22"/>
+          <w:szCs w:val="22"/>
           <w:highlight w:val="darkGray"/>
+          <w:lang w:val="en"/>
+          <w14:ligatures w14:val="none"/>
         </w:rPr>
         <w:t># Source</w:t>
       </w:r>
       <w:r>
         <w:rPr>
+          <w:rFonts w:ascii="Arial" w:eastAsia="Arial" w:hAnsi="Arial" w:cs="Arial"/>
+          <w:kern w:val="0"/>
+          <w:sz w:val="22"/>
+          <w:szCs w:val="22"/>
           <w:highlight w:val="darkGray"/>
+          <w:lang w:val="en"/>
+          <w14:ligatures w14:val="none"/>
         </w:rPr>
         <w:t xml:space="preserve">: </w:t>
       </w:r>
       <w:r>
         <w:rPr>
-          <w:b/>
+          <w:rFonts w:ascii="Arial" w:eastAsia="Arial" w:hAnsi="Arial" w:cs="Arial"/>
+          <w:b/>
+          <w:kern w:val="0"/>
+          <w:sz w:val="22"/>
+          <w:szCs w:val="22"/>
           <w:highlight w:val="darkGray"/>
-        </w:rPr>
-        <w:t>Chatgpt (GPT‑5 Mini) at [12/18/2025]</w:t>
+          <w:lang w:val="en"/>
+          <w14:ligatures w14:val="none"/>
+        </w:rPr>
+        <w:t>Chatgpt (GPT</w:t>
+      </w:r>
+      <w:r>
+        <w:rPr>
+          <w:rFonts w:ascii="Cambria Math" w:eastAsia="Arial" w:hAnsi="Cambria Math" w:cs="Cambria Math"/>
+          <w:b/>
+          <w:kern w:val="0"/>
+          <w:sz w:val="22"/>
+          <w:szCs w:val="22"/>
+          <w:highlight w:val="darkGray"/>
+          <w:lang w:val="en"/>
+          <w14:ligatures w14:val="none"/>
+        </w:rPr>
+        <w:t>‑</w:t>
+      </w:r>
+      <w:r>
+        <w:rPr>
+          <w:rFonts w:ascii="Arial" w:eastAsia="Arial" w:hAnsi="Arial" w:cs="Arial"/>
+          <w:b/>
+          <w:kern w:val="0"/>
+          <w:sz w:val="22"/>
+          <w:szCs w:val="22"/>
+          <w:highlight w:val="darkGray"/>
+          <w:lang w:val="en"/>
+          <w14:ligatures w14:val="none"/>
+        </w:rPr>
+        <w:t>5 Mini) at [12/18/2025]</w:t>
       </w:r>
     </w:p>
     <w:p>
-      <w:r>
-        <w:rPr>
+      <w:pPr>
+        <w:spacing w:after="0" w:line="276" w:lineRule="auto"/>
+        <w:rPr>
+          <w:rFonts w:ascii="Arial" w:eastAsia="Arial" w:hAnsi="Arial" w:cs="Arial"/>
+          <w:kern w:val="0"/>
+          <w:sz w:val="22"/>
+          <w:szCs w:val="22"/>
+          <w:lang w:val="en"/>
+          <w14:ligatures w14:val="none"/>
+        </w:rPr>
+      </w:pPr>
+      <w:r>
+        <w:rPr>
+          <w:rFonts w:ascii="Arial" w:eastAsia="Arial" w:hAnsi="Arial" w:cs="Arial"/>
           <w:noProof/>
-        </w:rPr>
-        <w:lastRenderedPageBreak/>
+          <w:kern w:val="0"/>
+          <w:sz w:val="22"/>
+          <w:szCs w:val="22"/>
+          <w:lang w:val="en"/>
+          <w14:ligatures w14:val="none"/>
+        </w:rPr>
         <w:drawing>
-          <wp:inline distT="114300" distB="114300" distL="114300" distR="114300" wp14:anchorId="577DEB0F" wp14:editId="14AF7E49">
+          <wp:inline distT="114300" distB="114300" distL="114300" distR="114300" wp14:anchorId="2DA9DCC7" wp14:editId="68877A9C">
             <wp:extent cx="5943600" cy="1600200"/>
             <wp:effectExtent l="0" t="0" r="0" b="0"/>
             <wp:docPr id="2" name="image5.png"/>
@@ -2231,14 +4085,26 @@
           </w:tcPr>
           <w:p>
             <w:pPr>
+              <w:spacing w:after="0" w:line="276" w:lineRule="auto"/>
               <w:jc w:val="center"/>
+              <w:rPr>
+                <w:rFonts w:ascii="Arial" w:eastAsia="Arial" w:hAnsi="Arial" w:cs="Arial"/>
+                <w:kern w:val="0"/>
+                <w:sz w:val="22"/>
+                <w:szCs w:val="22"/>
+                <w:lang w:val="en"/>
+                <w14:ligatures w14:val="none"/>
+              </w:rPr>
             </w:pPr>
             <w:r>
               <w:rPr>
-                <w:rFonts w:ascii="Roboto Mono" w:eastAsia="Roboto Mono" w:hAnsi="Roboto Mono"/>
+                <w:rFonts w:ascii="Roboto Mono" w:eastAsia="Roboto Mono" w:hAnsi="Roboto Mono" w:cs="Arial"/>
                 <w:b/>
                 <w:bCs/>
-                <w:sz w:val="24"/>
+                <w:kern w:val="0"/>
+                <w:szCs w:val="22"/>
+                <w:lang w:val="en"/>
+                <w14:ligatures w14:val="none"/>
               </w:rPr>
               <w:t>Attribute</w:t>
             </w:r>
@@ -2262,14 +4128,26 @@
           </w:tcPr>
           <w:p>
             <w:pPr>
+              <w:spacing w:after="0" w:line="276" w:lineRule="auto"/>
               <w:jc w:val="center"/>
+              <w:rPr>
+                <w:rFonts w:ascii="Arial" w:eastAsia="Arial" w:hAnsi="Arial" w:cs="Arial"/>
+                <w:kern w:val="0"/>
+                <w:sz w:val="22"/>
+                <w:szCs w:val="22"/>
+                <w:lang w:val="en"/>
+                <w14:ligatures w14:val="none"/>
+              </w:rPr>
             </w:pPr>
             <w:r>
               <w:rPr>
-                <w:rFonts w:ascii="Roboto Mono" w:eastAsia="Roboto Mono" w:hAnsi="Roboto Mono"/>
+                <w:rFonts w:ascii="Roboto Mono" w:eastAsia="Roboto Mono" w:hAnsi="Roboto Mono" w:cs="Arial"/>
                 <w:b/>
                 <w:bCs/>
-                <w:sz w:val="24"/>
+                <w:kern w:val="0"/>
+                <w:szCs w:val="22"/>
+                <w:lang w:val="en"/>
+                <w14:ligatures w14:val="none"/>
               </w:rPr>
               <w:t>Value</w:t>
             </w:r>
@@ -2297,12 +4175,26 @@
             </w:tcMar>
           </w:tcPr>
           <w:p>
+            <w:pPr>
+              <w:spacing w:after="0" w:line="276" w:lineRule="auto"/>
+              <w:rPr>
+                <w:rFonts w:ascii="Arial" w:eastAsia="Arial" w:hAnsi="Arial" w:cs="Arial"/>
+                <w:kern w:val="0"/>
+                <w:sz w:val="22"/>
+                <w:szCs w:val="22"/>
+                <w:lang w:val="en"/>
+                <w14:ligatures w14:val="none"/>
+              </w:rPr>
+            </w:pPr>
             <w:r>
               <w:rPr>
-                <w:rFonts w:ascii="Roboto Mono" w:eastAsia="Roboto Mono" w:hAnsi="Roboto Mono"/>
+                <w:rFonts w:ascii="Roboto Mono" w:eastAsia="Roboto Mono" w:hAnsi="Roboto Mono" w:cs="Arial"/>
                 <w:b/>
                 <w:bCs/>
-                <w:sz w:val="24"/>
+                <w:kern w:val="0"/>
+                <w:szCs w:val="22"/>
+                <w:lang w:val="en"/>
+                <w14:ligatures w14:val="none"/>
               </w:rPr>
               <w:t>Design</w:t>
             </w:r>
@@ -2325,10 +4217,24 @@
             </w:tcMar>
           </w:tcPr>
           <w:p>
+            <w:pPr>
+              <w:spacing w:after="0" w:line="276" w:lineRule="auto"/>
+              <w:rPr>
+                <w:rFonts w:ascii="Arial" w:eastAsia="Arial" w:hAnsi="Arial" w:cs="Arial"/>
+                <w:kern w:val="0"/>
+                <w:sz w:val="22"/>
+                <w:szCs w:val="22"/>
+                <w:lang w:val="en"/>
+                <w14:ligatures w14:val="none"/>
+              </w:rPr>
+            </w:pPr>
             <w:r>
               <w:rPr>
-                <w:rFonts w:ascii="Roboto Mono" w:eastAsia="Roboto Mono" w:hAnsi="Roboto Mono"/>
-                <w:sz w:val="24"/>
+                <w:rFonts w:ascii="Roboto Mono" w:eastAsia="Roboto Mono" w:hAnsi="Roboto Mono" w:cs="Arial"/>
+                <w:kern w:val="0"/>
+                <w:szCs w:val="22"/>
+                <w:lang w:val="en"/>
+                <w14:ligatures w14:val="none"/>
               </w:rPr>
               <w:t>Single cable with multiple taps</w:t>
             </w:r>
@@ -2356,12 +4262,26 @@
             </w:tcMar>
           </w:tcPr>
           <w:p>
+            <w:pPr>
+              <w:spacing w:after="0" w:line="276" w:lineRule="auto"/>
+              <w:rPr>
+                <w:rFonts w:ascii="Arial" w:eastAsia="Arial" w:hAnsi="Arial" w:cs="Arial"/>
+                <w:kern w:val="0"/>
+                <w:sz w:val="22"/>
+                <w:szCs w:val="22"/>
+                <w:lang w:val="en"/>
+                <w14:ligatures w14:val="none"/>
+              </w:rPr>
+            </w:pPr>
             <w:r>
               <w:rPr>
-                <w:rFonts w:ascii="Roboto Mono" w:eastAsia="Roboto Mono" w:hAnsi="Roboto Mono"/>
+                <w:rFonts w:ascii="Roboto Mono" w:eastAsia="Roboto Mono" w:hAnsi="Roboto Mono" w:cs="Arial"/>
                 <w:b/>
                 <w:bCs/>
-                <w:sz w:val="24"/>
+                <w:kern w:val="0"/>
+                <w:szCs w:val="22"/>
+                <w:lang w:val="en"/>
+                <w14:ligatures w14:val="none"/>
               </w:rPr>
               <w:t>Best For</w:t>
             </w:r>
@@ -2384,10 +4304,24 @@
             </w:tcMar>
           </w:tcPr>
           <w:p>
+            <w:pPr>
+              <w:spacing w:after="0" w:line="276" w:lineRule="auto"/>
+              <w:rPr>
+                <w:rFonts w:ascii="Arial" w:eastAsia="Arial" w:hAnsi="Arial" w:cs="Arial"/>
+                <w:kern w:val="0"/>
+                <w:sz w:val="22"/>
+                <w:szCs w:val="22"/>
+                <w:lang w:val="en"/>
+                <w14:ligatures w14:val="none"/>
+              </w:rPr>
+            </w:pPr>
             <w:r>
               <w:rPr>
-                <w:rFonts w:ascii="Roboto Mono" w:eastAsia="Roboto Mono" w:hAnsi="Roboto Mono"/>
-                <w:sz w:val="24"/>
+                <w:rFonts w:ascii="Roboto Mono" w:eastAsia="Roboto Mono" w:hAnsi="Roboto Mono" w:cs="Arial"/>
+                <w:kern w:val="0"/>
+                <w:szCs w:val="22"/>
+                <w:lang w:val="en"/>
+                <w14:ligatures w14:val="none"/>
               </w:rPr>
               <w:t>Small, simple networks (historical use)</w:t>
             </w:r>
@@ -2415,12 +4349,26 @@
             </w:tcMar>
           </w:tcPr>
           <w:p>
+            <w:pPr>
+              <w:spacing w:after="0" w:line="276" w:lineRule="auto"/>
+              <w:rPr>
+                <w:rFonts w:ascii="Arial" w:eastAsia="Arial" w:hAnsi="Arial" w:cs="Arial"/>
+                <w:kern w:val="0"/>
+                <w:sz w:val="22"/>
+                <w:szCs w:val="22"/>
+                <w:lang w:val="en"/>
+                <w14:ligatures w14:val="none"/>
+              </w:rPr>
+            </w:pPr>
             <w:r>
               <w:rPr>
-                <w:rFonts w:ascii="Roboto Mono" w:eastAsia="Roboto Mono" w:hAnsi="Roboto Mono"/>
+                <w:rFonts w:ascii="Roboto Mono" w:eastAsia="Roboto Mono" w:hAnsi="Roboto Mono" w:cs="Arial"/>
                 <w:b/>
                 <w:bCs/>
-                <w:sz w:val="24"/>
+                <w:kern w:val="0"/>
+                <w:szCs w:val="22"/>
+                <w:lang w:val="en"/>
+                <w14:ligatures w14:val="none"/>
               </w:rPr>
               <w:t>Key Drawback</w:t>
             </w:r>
@@ -2443,10 +4391,24 @@
             </w:tcMar>
           </w:tcPr>
           <w:p>
+            <w:pPr>
+              <w:spacing w:after="0" w:line="276" w:lineRule="auto"/>
+              <w:rPr>
+                <w:rFonts w:ascii="Arial" w:eastAsia="Arial" w:hAnsi="Arial" w:cs="Arial"/>
+                <w:kern w:val="0"/>
+                <w:sz w:val="22"/>
+                <w:szCs w:val="22"/>
+                <w:lang w:val="en"/>
+                <w14:ligatures w14:val="none"/>
+              </w:rPr>
+            </w:pPr>
             <w:r>
               <w:rPr>
-                <w:rFonts w:ascii="Roboto Mono" w:eastAsia="Roboto Mono" w:hAnsi="Roboto Mono"/>
-                <w:sz w:val="24"/>
+                <w:rFonts w:ascii="Roboto Mono" w:eastAsia="Roboto Mono" w:hAnsi="Roboto Mono" w:cs="Arial"/>
+                <w:kern w:val="0"/>
+                <w:szCs w:val="22"/>
+                <w:lang w:val="en"/>
+                <w14:ligatures w14:val="none"/>
               </w:rPr>
               <w:t>Whole network fails if the bus fails</w:t>
             </w:r>
@@ -2474,12 +4436,26 @@
             </w:tcMar>
           </w:tcPr>
           <w:p>
+            <w:pPr>
+              <w:spacing w:after="0" w:line="276" w:lineRule="auto"/>
+              <w:rPr>
+                <w:rFonts w:ascii="Arial" w:eastAsia="Arial" w:hAnsi="Arial" w:cs="Arial"/>
+                <w:kern w:val="0"/>
+                <w:sz w:val="22"/>
+                <w:szCs w:val="22"/>
+                <w:lang w:val="en"/>
+                <w14:ligatures w14:val="none"/>
+              </w:rPr>
+            </w:pPr>
             <w:r>
               <w:rPr>
-                <w:rFonts w:ascii="Roboto Mono" w:eastAsia="Roboto Mono" w:hAnsi="Roboto Mono"/>
+                <w:rFonts w:ascii="Roboto Mono" w:eastAsia="Roboto Mono" w:hAnsi="Roboto Mono" w:cs="Arial"/>
                 <w:b/>
                 <w:bCs/>
-                <w:sz w:val="24"/>
+                <w:kern w:val="0"/>
+                <w:szCs w:val="22"/>
+                <w:lang w:val="en"/>
+                <w14:ligatures w14:val="none"/>
               </w:rPr>
               <w:t>Status</w:t>
             </w:r>
@@ -2502,10 +4478,24 @@
             </w:tcMar>
           </w:tcPr>
           <w:p>
+            <w:pPr>
+              <w:spacing w:after="0" w:line="276" w:lineRule="auto"/>
+              <w:rPr>
+                <w:rFonts w:ascii="Arial" w:eastAsia="Arial" w:hAnsi="Arial" w:cs="Arial"/>
+                <w:kern w:val="0"/>
+                <w:sz w:val="22"/>
+                <w:szCs w:val="22"/>
+                <w:lang w:val="en"/>
+                <w14:ligatures w14:val="none"/>
+              </w:rPr>
+            </w:pPr>
             <w:r>
               <w:rPr>
-                <w:rFonts w:ascii="Roboto Mono" w:eastAsia="Roboto Mono" w:hAnsi="Roboto Mono"/>
-                <w:sz w:val="24"/>
+                <w:rFonts w:ascii="Roboto Mono" w:eastAsia="Roboto Mono" w:hAnsi="Roboto Mono" w:cs="Arial"/>
+                <w:kern w:val="0"/>
+                <w:szCs w:val="22"/>
+                <w:lang w:val="en"/>
+                <w14:ligatures w14:val="none"/>
               </w:rPr>
               <w:t>Obsolete in modern LANs (replaced by star)</w:t>
             </w:r>
@@ -2514,17 +4504,56 @@
       </w:tr>
     </w:tbl>
     <w:p>
-      <w:r>
-        <w:rPr>
-          <w:rFonts w:ascii="Roboto Mono" w:eastAsia="Roboto Mono" w:hAnsi="Roboto Mono"/>
-          <w:sz w:val="24"/>
-        </w:rPr>
-        <w:pict w14:anchorId="4B18FE75">
+      <w:pPr>
+        <w:spacing w:after="0" w:line="276" w:lineRule="auto"/>
+        <w:rPr>
+          <w:rFonts w:ascii="Arial" w:eastAsia="Arial" w:hAnsi="Arial" w:cs="Arial"/>
+          <w:kern w:val="0"/>
+          <w:sz w:val="22"/>
+          <w:szCs w:val="22"/>
+          <w:lang w:val="en"/>
+          <w14:ligatures w14:val="none"/>
+        </w:rPr>
+      </w:pPr>
+      <w:r>
+        <w:rPr>
+          <w:rFonts w:ascii="Roboto Mono" w:eastAsia="Roboto Mono" w:hAnsi="Roboto Mono" w:cs="Arial"/>
+          <w:kern w:val="0"/>
+          <w:szCs w:val="22"/>
+          <w:lang w:val="en"/>
+          <w14:ligatures w14:val="none"/>
+        </w:rPr>
+        <w:pict>
           <v:rect id="_x0000_i1034" style="width:0;height:1.5pt" o:hralign="center" o:hrstd="t" o:hr="t" fillcolor="#a0a0a0" stroked="f"/>
         </w:pict>
       </w:r>
     </w:p>
-    <w:p/>
+    <w:p>
+      <w:pPr>
+        <w:spacing w:after="0" w:line="276" w:lineRule="auto"/>
+        <w:rPr>
+          <w:rFonts w:ascii="Arial" w:eastAsia="Arial" w:hAnsi="Arial" w:cs="Arial"/>
+          <w:kern w:val="0"/>
+          <w:sz w:val="22"/>
+          <w:szCs w:val="22"/>
+          <w:lang w:val="en"/>
+          <w14:ligatures w14:val="none"/>
+        </w:rPr>
+      </w:pPr>
+    </w:p>
+    <w:p>
+      <w:pPr>
+        <w:spacing w:after="0" w:line="276" w:lineRule="auto"/>
+        <w:rPr>
+          <w:rFonts w:ascii="Arial" w:eastAsia="Arial" w:hAnsi="Arial" w:cs="Arial"/>
+          <w:kern w:val="0"/>
+          <w:sz w:val="22"/>
+          <w:szCs w:val="22"/>
+          <w:lang w:val="en"/>
+          <w14:ligatures w14:val="none"/>
+        </w:rPr>
+      </w:pPr>
+    </w:p>
     <w:p/>
     <w:sectPr>
       <w:pgSz w:w="12240" w:h="15840"/>
@@ -3289,18 +5318,6 @@
   <w:style w:type="paragraph" w:default="1" w:styleId="Normal">
     <w:name w:val="Normal"/>
     <w:qFormat/>
-    <w:rsid w:val="004C556E"/>
-    <w:pPr>
-      <w:spacing w:after="0" w:line="276" w:lineRule="auto"/>
-    </w:pPr>
-    <w:rPr>
-      <w:rFonts w:ascii="Arial" w:eastAsia="Arial" w:hAnsi="Arial" w:cs="Arial"/>
-      <w:kern w:val="0"/>
-      <w:sz w:val="22"/>
-      <w:szCs w:val="22"/>
-      <w:lang w:val="en"/>
-      <w14:ligatures w14:val="none"/>
-    </w:rPr>
   </w:style>
   <w:style w:type="paragraph" w:styleId="Heading1">
     <w:name w:val="heading 1"/>
@@ -3309,7 +5326,7 @@
     <w:link w:val="Heading1Char"/>
     <w:uiPriority w:val="9"/>
     <w:qFormat/>
-    <w:rsid w:val="00FC0C12"/>
+    <w:rsid w:val="00121A80"/>
     <w:pPr>
       <w:keepNext/>
       <w:keepLines/>
@@ -3329,9 +5346,10 @@
     <w:next w:val="Normal"/>
     <w:link w:val="Heading2Char"/>
     <w:uiPriority w:val="9"/>
+    <w:semiHidden/>
     <w:unhideWhenUsed/>
     <w:qFormat/>
-    <w:rsid w:val="00FC0C12"/>
+    <w:rsid w:val="00121A80"/>
     <w:pPr>
       <w:keepNext/>
       <w:keepLines/>
@@ -3354,7 +5372,7 @@
     <w:semiHidden/>
     <w:unhideWhenUsed/>
     <w:qFormat/>
-    <w:rsid w:val="00FC0C12"/>
+    <w:rsid w:val="00121A80"/>
     <w:pPr>
       <w:keepNext/>
       <w:keepLines/>
@@ -3377,7 +5395,7 @@
     <w:semiHidden/>
     <w:unhideWhenUsed/>
     <w:qFormat/>
-    <w:rsid w:val="00FC0C12"/>
+    <w:rsid w:val="00121A80"/>
     <w:pPr>
       <w:keepNext/>
       <w:keepLines/>
@@ -3400,7 +5418,7 @@
     <w:semiHidden/>
     <w:unhideWhenUsed/>
     <w:qFormat/>
-    <w:rsid w:val="00FC0C12"/>
+    <w:rsid w:val="00121A80"/>
     <w:pPr>
       <w:keepNext/>
       <w:keepLines/>
@@ -3421,11 +5439,11 @@
     <w:semiHidden/>
     <w:unhideWhenUsed/>
     <w:qFormat/>
-    <w:rsid w:val="00FC0C12"/>
+    <w:rsid w:val="00121A80"/>
     <w:pPr>
       <w:keepNext/>
       <w:keepLines/>
-      <w:spacing w:before="40"/>
+      <w:spacing w:before="40" w:after="0"/>
       <w:outlineLvl w:val="5"/>
     </w:pPr>
     <w:rPr>
@@ -3444,11 +5462,11 @@
     <w:semiHidden/>
     <w:unhideWhenUsed/>
     <w:qFormat/>
-    <w:rsid w:val="00FC0C12"/>
+    <w:rsid w:val="00121A80"/>
     <w:pPr>
       <w:keepNext/>
       <w:keepLines/>
-      <w:spacing w:before="40"/>
+      <w:spacing w:before="40" w:after="0"/>
       <w:outlineLvl w:val="6"/>
     </w:pPr>
     <w:rPr>
@@ -3465,10 +5483,11 @@
     <w:semiHidden/>
     <w:unhideWhenUsed/>
     <w:qFormat/>
-    <w:rsid w:val="00FC0C12"/>
+    <w:rsid w:val="00121A80"/>
     <w:pPr>
       <w:keepNext/>
       <w:keepLines/>
+      <w:spacing w:after="0"/>
       <w:outlineLvl w:val="7"/>
     </w:pPr>
     <w:rPr>
@@ -3487,10 +5506,11 @@
     <w:semiHidden/>
     <w:unhideWhenUsed/>
     <w:qFormat/>
-    <w:rsid w:val="00FC0C12"/>
+    <w:rsid w:val="00121A80"/>
     <w:pPr>
       <w:keepNext/>
       <w:keepLines/>
+      <w:spacing w:after="0"/>
       <w:outlineLvl w:val="8"/>
     </w:pPr>
     <w:rPr>
@@ -3530,7 +5550,7 @@
     <w:basedOn w:val="DefaultParagraphFont"/>
     <w:link w:val="Heading1"/>
     <w:uiPriority w:val="9"/>
-    <w:rsid w:val="00FC0C12"/>
+    <w:rsid w:val="00121A80"/>
     <w:rPr>
       <w:rFonts w:asciiTheme="majorHAnsi" w:eastAsiaTheme="majorEastAsia" w:hAnsiTheme="majorHAnsi" w:cstheme="majorBidi"/>
       <w:color w:val="2F5496" w:themeColor="accent1" w:themeShade="BF"/>
@@ -3543,7 +5563,8 @@
     <w:basedOn w:val="DefaultParagraphFont"/>
     <w:link w:val="Heading2"/>
     <w:uiPriority w:val="9"/>
-    <w:rsid w:val="00FC0C12"/>
+    <w:semiHidden/>
+    <w:rsid w:val="00121A80"/>
     <w:rPr>
       <w:rFonts w:asciiTheme="majorHAnsi" w:eastAsiaTheme="majorEastAsia" w:hAnsiTheme="majorHAnsi" w:cstheme="majorBidi"/>
       <w:color w:val="2F5496" w:themeColor="accent1" w:themeShade="BF"/>
@@ -3557,7 +5578,7 @@
     <w:link w:val="Heading3"/>
     <w:uiPriority w:val="9"/>
     <w:semiHidden/>
-    <w:rsid w:val="00FC0C12"/>
+    <w:rsid w:val="00121A80"/>
     <w:rPr>
       <w:rFonts w:eastAsiaTheme="majorEastAsia" w:cstheme="majorBidi"/>
       <w:color w:val="2F5496" w:themeColor="accent1" w:themeShade="BF"/>
@@ -3571,7 +5592,7 @@
     <w:link w:val="Heading4"/>
     <w:uiPriority w:val="9"/>
     <w:semiHidden/>
-    <w:rsid w:val="00FC0C12"/>
+    <w:rsid w:val="00121A80"/>
     <w:rPr>
       <w:rFonts w:eastAsiaTheme="majorEastAsia" w:cstheme="majorBidi"/>
       <w:i/>
@@ -3585,7 +5606,7 @@
     <w:link w:val="Heading5"/>
     <w:uiPriority w:val="9"/>
     <w:semiHidden/>
-    <w:rsid w:val="00FC0C12"/>
+    <w:rsid w:val="00121A80"/>
     <w:rPr>
       <w:rFonts w:eastAsiaTheme="majorEastAsia" w:cstheme="majorBidi"/>
       <w:color w:val="2F5496" w:themeColor="accent1" w:themeShade="BF"/>
@@ -3597,7 +5618,7 @@
     <w:link w:val="Heading6"/>
     <w:uiPriority w:val="9"/>
     <w:semiHidden/>
-    <w:rsid w:val="00FC0C12"/>
+    <w:rsid w:val="00121A80"/>
     <w:rPr>
       <w:rFonts w:eastAsiaTheme="majorEastAsia" w:cstheme="majorBidi"/>
       <w:i/>
@@ -3611,7 +5632,7 @@
     <w:link w:val="Heading7"/>
     <w:uiPriority w:val="9"/>
     <w:semiHidden/>
-    <w:rsid w:val="00FC0C12"/>
+    <w:rsid w:val="00121A80"/>
     <w:rPr>
       <w:rFonts w:eastAsiaTheme="majorEastAsia" w:cstheme="majorBidi"/>
       <w:color w:val="595959" w:themeColor="text1" w:themeTint="A6"/>
@@ -3623,7 +5644,7 @@
     <w:link w:val="Heading8"/>
     <w:uiPriority w:val="9"/>
     <w:semiHidden/>
-    <w:rsid w:val="00FC0C12"/>
+    <w:rsid w:val="00121A80"/>
     <w:rPr>
       <w:rFonts w:eastAsiaTheme="majorEastAsia" w:cstheme="majorBidi"/>
       <w:i/>
@@ -3637,7 +5658,7 @@
     <w:link w:val="Heading9"/>
     <w:uiPriority w:val="9"/>
     <w:semiHidden/>
-    <w:rsid w:val="00FC0C12"/>
+    <w:rsid w:val="00121A80"/>
     <w:rPr>
       <w:rFonts w:eastAsiaTheme="majorEastAsia" w:cstheme="majorBidi"/>
       <w:color w:val="272727" w:themeColor="text1" w:themeTint="D8"/>
@@ -3650,7 +5671,7 @@
     <w:link w:val="TitleChar"/>
     <w:uiPriority w:val="10"/>
     <w:qFormat/>
-    <w:rsid w:val="00FC0C12"/>
+    <w:rsid w:val="00121A80"/>
     <w:pPr>
       <w:spacing w:after="80" w:line="240" w:lineRule="auto"/>
       <w:contextualSpacing/>
@@ -3668,7 +5689,7 @@
     <w:basedOn w:val="DefaultParagraphFont"/>
     <w:link w:val="Title"/>
     <w:uiPriority w:val="10"/>
-    <w:rsid w:val="00FC0C12"/>
+    <w:rsid w:val="00121A80"/>
     <w:rPr>
       <w:rFonts w:asciiTheme="majorHAnsi" w:eastAsiaTheme="majorEastAsia" w:hAnsiTheme="majorHAnsi" w:cstheme="majorBidi"/>
       <w:spacing w:val="-10"/>
@@ -3684,7 +5705,7 @@
     <w:link w:val="SubtitleChar"/>
     <w:uiPriority w:val="11"/>
     <w:qFormat/>
-    <w:rsid w:val="00FC0C12"/>
+    <w:rsid w:val="00121A80"/>
     <w:pPr>
       <w:numPr>
         <w:ilvl w:val="1"/>
@@ -3703,7 +5724,7 @@
     <w:basedOn w:val="DefaultParagraphFont"/>
     <w:link w:val="Subtitle"/>
     <w:uiPriority w:val="11"/>
-    <w:rsid w:val="00FC0C12"/>
+    <w:rsid w:val="00121A80"/>
     <w:rPr>
       <w:rFonts w:eastAsiaTheme="majorEastAsia" w:cstheme="majorBidi"/>
       <w:color w:val="595959" w:themeColor="text1" w:themeTint="A6"/>
@@ -3719,7 +5740,7 @@
     <w:link w:val="QuoteChar"/>
     <w:uiPriority w:val="29"/>
     <w:qFormat/>
-    <w:rsid w:val="00FC0C12"/>
+    <w:rsid w:val="00121A80"/>
     <w:pPr>
       <w:spacing w:before="160"/>
       <w:jc w:val="center"/>
@@ -3735,7 +5756,7 @@
     <w:basedOn w:val="DefaultParagraphFont"/>
     <w:link w:val="Quote"/>
     <w:uiPriority w:val="29"/>
-    <w:rsid w:val="00FC0C12"/>
+    <w:rsid w:val="00121A80"/>
     <w:rPr>
       <w:i/>
       <w:iCs/>
@@ -3747,7 +5768,7 @@
     <w:basedOn w:val="Normal"/>
     <w:uiPriority w:val="34"/>
     <w:qFormat/>
-    <w:rsid w:val="00FC0C12"/>
+    <w:rsid w:val="00121A80"/>
     <w:pPr>
       <w:ind w:left="720"/>
       <w:contextualSpacing/>
@@ -3758,7 +5779,7 @@
     <w:basedOn w:val="DefaultParagraphFont"/>
     <w:uiPriority w:val="21"/>
     <w:qFormat/>
-    <w:rsid w:val="00FC0C12"/>
+    <w:rsid w:val="00121A80"/>
     <w:rPr>
       <w:i/>
       <w:iCs/>
@@ -3772,7 +5793,7 @@
     <w:link w:val="IntenseQuoteChar"/>
     <w:uiPriority w:val="30"/>
     <w:qFormat/>
-    <w:rsid w:val="00FC0C12"/>
+    <w:rsid w:val="00121A80"/>
     <w:pPr>
       <w:pBdr>
         <w:top w:val="single" w:sz="4" w:space="10" w:color="2F5496" w:themeColor="accent1" w:themeShade="BF"/>
@@ -3793,7 +5814,7 @@
     <w:basedOn w:val="DefaultParagraphFont"/>
     <w:link w:val="IntenseQuote"/>
     <w:uiPriority w:val="30"/>
-    <w:rsid w:val="00FC0C12"/>
+    <w:rsid w:val="00121A80"/>
     <w:rPr>
       <w:i/>
       <w:iCs/>
@@ -3805,7 +5826,7 @@
     <w:basedOn w:val="DefaultParagraphFont"/>
     <w:uiPriority w:val="32"/>
     <w:qFormat/>
-    <w:rsid w:val="00FC0C12"/>
+    <w:rsid w:val="00121A80"/>
     <w:rPr>
       <w:b/>
       <w:bCs/>

--- a/Knowledge/3-Work knowledge/1-Software Engineering/1-Software Engineering Fundamentals/5-My Source/3-Network Topologies/3-Bus Topology.docx
+++ b/Knowledge/3-Work knowledge/1-Software Engineering/1-Software Engineering Fundamentals/5-My Source/3-Network Topologies/3-Bus Topology.docx
@@ -4,60 +4,30 @@
   <w:body>
     <w:p>
       <w:pPr>
-        <w:keepNext/>
-        <w:keepLines/>
-        <w:spacing w:before="360" w:after="80" w:line="276" w:lineRule="auto"/>
-        <w:outlineLvl w:val="0"/>
-        <w:rPr>
-          <w:rFonts w:asciiTheme="majorHAnsi" w:eastAsiaTheme="majorEastAsia" w:hAnsiTheme="majorHAnsi" w:cstheme="majorBidi"/>
-          <w:color w:val="2F5496" w:themeColor="accent1" w:themeShade="BF"/>
-          <w:kern w:val="0"/>
-          <w:sz w:val="40"/>
-          <w:szCs w:val="40"/>
-          <w:lang w:val="en"/>
-          <w14:ligatures w14:val="none"/>
+        <w:pStyle w:val="Heading1"/>
+        <w:rPr>
+          <w:lang w:val="en"/>
         </w:rPr>
       </w:pPr>
       <w:bookmarkStart w:id="0" w:name="_wue8mrs7exjx" w:colFirst="0" w:colLast="0"/>
       <w:bookmarkEnd w:id="0"/>
       <w:r>
         <w:rPr>
-          <w:rFonts w:asciiTheme="majorHAnsi" w:eastAsiaTheme="majorEastAsia" w:hAnsiTheme="majorHAnsi" w:cstheme="majorBidi"/>
-          <w:color w:val="2F5496" w:themeColor="accent1" w:themeShade="BF"/>
-          <w:kern w:val="0"/>
-          <w:sz w:val="40"/>
-          <w:szCs w:val="40"/>
-          <w:lang w:val="en"/>
-          <w14:ligatures w14:val="none"/>
+          <w:lang w:val="en"/>
         </w:rPr>
         <w:t>Bus Topology</w:t>
       </w:r>
     </w:p>
     <w:p>
       <w:pPr>
-        <w:keepNext/>
-        <w:keepLines/>
-        <w:spacing w:before="160" w:after="80" w:line="276" w:lineRule="auto"/>
-        <w:outlineLvl w:val="1"/>
-        <w:rPr>
-          <w:rFonts w:asciiTheme="majorHAnsi" w:eastAsiaTheme="majorEastAsia" w:hAnsiTheme="majorHAnsi" w:cstheme="majorBidi"/>
-          <w:color w:val="2F5496" w:themeColor="accent1" w:themeShade="BF"/>
-          <w:kern w:val="0"/>
-          <w:sz w:val="32"/>
-          <w:szCs w:val="32"/>
-          <w:lang w:val="en"/>
-          <w14:ligatures w14:val="none"/>
-        </w:rPr>
-      </w:pPr>
-      <w:r>
-        <w:rPr>
-          <w:rFonts w:asciiTheme="majorHAnsi" w:eastAsiaTheme="majorEastAsia" w:hAnsiTheme="majorHAnsi" w:cstheme="majorBidi"/>
-          <w:color w:val="2F5496" w:themeColor="accent1" w:themeShade="BF"/>
-          <w:kern w:val="0"/>
-          <w:sz w:val="32"/>
-          <w:szCs w:val="32"/>
-          <w:lang w:val="en"/>
-          <w14:ligatures w14:val="none"/>
+        <w:pStyle w:val="Heading2"/>
+        <w:rPr>
+          <w:lang w:val="en"/>
+        </w:rPr>
+      </w:pPr>
+      <w:r>
+        <w:rPr>
+          <w:lang w:val="en"/>
         </w:rPr>
         <w:t>What Is Bus Topology?</w:t>
       </w:r>
@@ -99,6 +69,7 @@
         </w:rPr>
         <w:t xml:space="preserve">: </w:t>
       </w:r>
+      <w:proofErr w:type="spellStart"/>
       <w:r>
         <w:rPr>
           <w:rFonts w:ascii="Arial" w:eastAsia="Arial" w:hAnsi="Arial" w:cs="Arial"/>
@@ -110,7 +81,21 @@
           <w:lang w:val="en"/>
           <w14:ligatures w14:val="none"/>
         </w:rPr>
-        <w:t>Chatgpt (GPT</w:t>
+        <w:t>Chatgpt</w:t>
+      </w:r>
+      <w:proofErr w:type="spellEnd"/>
+      <w:r>
+        <w:rPr>
+          <w:rFonts w:ascii="Arial" w:eastAsia="Arial" w:hAnsi="Arial" w:cs="Arial"/>
+          <w:b/>
+          <w:kern w:val="0"/>
+          <w:sz w:val="22"/>
+          <w:szCs w:val="22"/>
+          <w:highlight w:val="darkGray"/>
+          <w:lang w:val="en"/>
+          <w14:ligatures w14:val="none"/>
+        </w:rPr>
+        <w:t xml:space="preserve"> (GPT</w:t>
       </w:r>
       <w:r>
         <w:rPr>
@@ -292,54 +277,30 @@
           <w:lang w:val="en"/>
           <w14:ligatures w14:val="none"/>
         </w:rPr>
-        <w:pict>
+        <w:pict w14:anchorId="142BB2B2">
           <v:rect id="_x0000_i1025" style="width:0;height:1.5pt" o:hralign="center" o:hrstd="t" o:hr="t" fillcolor="#a0a0a0" stroked="f"/>
         </w:pict>
       </w:r>
     </w:p>
     <w:p>
       <w:pPr>
-        <w:spacing w:before="160" w:after="80" w:line="276" w:lineRule="auto"/>
-        <w:outlineLvl w:val="1"/>
-        <w:rPr>
-          <w:rFonts w:asciiTheme="majorHAnsi" w:eastAsiaTheme="majorEastAsia" w:hAnsiTheme="majorHAnsi" w:cstheme="majorBidi"/>
-          <w:b/>
-          <w:bCs/>
-          <w:color w:val="2F5496" w:themeColor="accent1" w:themeShade="BF"/>
-          <w:kern w:val="0"/>
-          <w:sz w:val="34"/>
-          <w:szCs w:val="34"/>
-          <w:lang w:val="en"/>
-          <w14:ligatures w14:val="none"/>
+        <w:pStyle w:val="Heading2"/>
+        <w:rPr>
+          <w:lang w:val="en"/>
         </w:rPr>
       </w:pPr>
       <w:bookmarkStart w:id="1" w:name="_86ic9qlic9c" w:colFirst="0" w:colLast="0"/>
       <w:bookmarkEnd w:id="1"/>
       <w:r>
         <w:rPr>
-          <w:rFonts w:ascii="Segoe UI Emoji" w:eastAsiaTheme="majorEastAsia" w:hAnsi="Segoe UI Emoji" w:cs="Segoe UI Emoji"/>
-          <w:b/>
-          <w:bCs/>
-          <w:color w:val="2F5496" w:themeColor="accent1" w:themeShade="BF"/>
-          <w:kern w:val="0"/>
-          <w:sz w:val="34"/>
-          <w:szCs w:val="34"/>
-          <w:lang w:val="en"/>
-          <w14:ligatures w14:val="none"/>
+          <w:rFonts w:ascii="Segoe UI Emoji" w:hAnsi="Segoe UI Emoji" w:cs="Segoe UI Emoji"/>
+          <w:lang w:val="en"/>
         </w:rPr>
         <w:t>🧠</w:t>
       </w:r>
       <w:r>
         <w:rPr>
-          <w:rFonts w:asciiTheme="majorHAnsi" w:eastAsiaTheme="majorEastAsia" w:hAnsiTheme="majorHAnsi" w:cstheme="majorBidi"/>
-          <w:b/>
-          <w:bCs/>
-          <w:color w:val="2F5496" w:themeColor="accent1" w:themeShade="BF"/>
-          <w:kern w:val="0"/>
-          <w:sz w:val="34"/>
-          <w:szCs w:val="34"/>
-          <w:lang w:val="en"/>
-          <w14:ligatures w14:val="none"/>
+          <w:lang w:val="en"/>
         </w:rPr>
         <w:t xml:space="preserve"> Simple Definition:</w:t>
       </w:r>
@@ -381,6 +342,7 @@
         </w:rPr>
         <w:t xml:space="preserve">: </w:t>
       </w:r>
+      <w:proofErr w:type="spellStart"/>
       <w:r>
         <w:rPr>
           <w:rFonts w:ascii="Arial" w:eastAsia="Arial" w:hAnsi="Arial" w:cs="Arial"/>
@@ -392,7 +354,21 @@
           <w:lang w:val="en"/>
           <w14:ligatures w14:val="none"/>
         </w:rPr>
-        <w:t>Chatgpt (GPT</w:t>
+        <w:t>Chatgpt</w:t>
+      </w:r>
+      <w:proofErr w:type="spellEnd"/>
+      <w:r>
+        <w:rPr>
+          <w:rFonts w:ascii="Arial" w:eastAsia="Arial" w:hAnsi="Arial" w:cs="Arial"/>
+          <w:b/>
+          <w:kern w:val="0"/>
+          <w:sz w:val="22"/>
+          <w:szCs w:val="22"/>
+          <w:highlight w:val="darkGray"/>
+          <w:lang w:val="en"/>
+          <w14:ligatures w14:val="none"/>
+        </w:rPr>
+        <w:t xml:space="preserve"> (GPT</w:t>
       </w:r>
       <w:r>
         <w:rPr>
@@ -509,54 +485,30 @@
           <w:lang w:val="en"/>
           <w14:ligatures w14:val="none"/>
         </w:rPr>
-        <w:pict>
+        <w:pict w14:anchorId="6B730292">
           <v:rect id="_x0000_i1026" style="width:0;height:1.5pt" o:hralign="center" o:hrstd="t" o:hr="t" fillcolor="#a0a0a0" stroked="f"/>
         </w:pict>
       </w:r>
     </w:p>
     <w:p>
       <w:pPr>
-        <w:spacing w:before="160" w:after="80" w:line="276" w:lineRule="auto"/>
-        <w:outlineLvl w:val="1"/>
-        <w:rPr>
-          <w:rFonts w:asciiTheme="majorHAnsi" w:eastAsiaTheme="majorEastAsia" w:hAnsiTheme="majorHAnsi" w:cstheme="majorBidi"/>
-          <w:b/>
-          <w:bCs/>
-          <w:color w:val="2F5496" w:themeColor="accent1" w:themeShade="BF"/>
-          <w:kern w:val="0"/>
-          <w:sz w:val="34"/>
-          <w:szCs w:val="34"/>
-          <w:lang w:val="en"/>
-          <w14:ligatures w14:val="none"/>
+        <w:pStyle w:val="Heading2"/>
+        <w:rPr>
+          <w:lang w:val="en"/>
         </w:rPr>
       </w:pPr>
       <w:bookmarkStart w:id="2" w:name="_u02oblf2xwl6" w:colFirst="0" w:colLast="0"/>
       <w:bookmarkEnd w:id="2"/>
       <w:r>
         <w:rPr>
-          <w:rFonts w:ascii="Segoe UI Emoji" w:eastAsiaTheme="majorEastAsia" w:hAnsi="Segoe UI Emoji" w:cs="Segoe UI Emoji"/>
-          <w:b/>
-          <w:bCs/>
-          <w:color w:val="2F5496" w:themeColor="accent1" w:themeShade="BF"/>
-          <w:kern w:val="0"/>
-          <w:sz w:val="34"/>
-          <w:szCs w:val="34"/>
-          <w:lang w:val="en"/>
-          <w14:ligatures w14:val="none"/>
+          <w:rFonts w:ascii="Segoe UI Emoji" w:hAnsi="Segoe UI Emoji" w:cs="Segoe UI Emoji"/>
+          <w:lang w:val="en"/>
         </w:rPr>
         <w:t>📷</w:t>
       </w:r>
       <w:r>
         <w:rPr>
-          <w:rFonts w:asciiTheme="majorHAnsi" w:eastAsiaTheme="majorEastAsia" w:hAnsiTheme="majorHAnsi" w:cstheme="majorBidi"/>
-          <w:b/>
-          <w:bCs/>
-          <w:color w:val="2F5496" w:themeColor="accent1" w:themeShade="BF"/>
-          <w:kern w:val="0"/>
-          <w:sz w:val="34"/>
-          <w:szCs w:val="34"/>
-          <w:lang w:val="en"/>
-          <w14:ligatures w14:val="none"/>
+          <w:lang w:val="en"/>
         </w:rPr>
         <w:t xml:space="preserve"> Visual Representation:</w:t>
       </w:r>
@@ -598,6 +550,7 @@
         </w:rPr>
         <w:t xml:space="preserve">: </w:t>
       </w:r>
+      <w:proofErr w:type="spellStart"/>
       <w:r>
         <w:rPr>
           <w:rFonts w:ascii="Arial" w:eastAsia="Arial" w:hAnsi="Arial" w:cs="Arial"/>
@@ -609,7 +562,21 @@
           <w:lang w:val="en"/>
           <w14:ligatures w14:val="none"/>
         </w:rPr>
-        <w:t>Chatgpt (GPT</w:t>
+        <w:t>Chatgpt</w:t>
+      </w:r>
+      <w:proofErr w:type="spellEnd"/>
+      <w:r>
+        <w:rPr>
+          <w:rFonts w:ascii="Arial" w:eastAsia="Arial" w:hAnsi="Arial" w:cs="Arial"/>
+          <w:b/>
+          <w:kern w:val="0"/>
+          <w:sz w:val="22"/>
+          <w:szCs w:val="22"/>
+          <w:highlight w:val="darkGray"/>
+          <w:lang w:val="en"/>
+          <w14:ligatures w14:val="none"/>
+        </w:rPr>
+        <w:t xml:space="preserve"> (GPT</w:t>
       </w:r>
       <w:r>
         <w:rPr>
@@ -661,7 +628,7 @@
           <w14:ligatures w14:val="none"/>
         </w:rPr>
         <w:drawing>
-          <wp:inline distT="114300" distB="114300" distL="114300" distR="114300" wp14:anchorId="665FA2B6" wp14:editId="7DF20FC2">
+          <wp:inline distT="114300" distB="114300" distL="114300" distR="114300" wp14:anchorId="363685D0" wp14:editId="64B85041">
             <wp:extent cx="5943600" cy="1079500"/>
             <wp:effectExtent l="0" t="0" r="0" b="0"/>
             <wp:docPr id="3" name="image3.png"/>
@@ -717,7 +684,18 @@
           <w:lang w:val="en"/>
           <w14:ligatures w14:val="none"/>
         </w:rPr>
-        <w:t>[PC1]</w:t>
+        <w:t>[PC</w:t>
+      </w:r>
+      <w:proofErr w:type="gramStart"/>
+      <w:r>
+        <w:rPr>
+          <w:rFonts w:ascii="Roboto Mono" w:eastAsia="Roboto Mono" w:hAnsi="Roboto Mono" w:cs="Arial"/>
+          <w:kern w:val="0"/>
+          <w:szCs w:val="22"/>
+          <w:lang w:val="en"/>
+          <w14:ligatures w14:val="none"/>
+        </w:rPr>
+        <w:t>1]</w:t>
       </w:r>
       <w:r>
         <w:rPr>
@@ -727,18 +705,9 @@
           <w:lang w:val="en"/>
           <w14:ligatures w14:val="none"/>
         </w:rPr>
-        <w:t>──┬──</w:t>
-      </w:r>
-      <w:r>
-        <w:rPr>
-          <w:rFonts w:ascii="Roboto Mono" w:eastAsia="Roboto Mono" w:hAnsi="Roboto Mono" w:cs="Arial"/>
-          <w:kern w:val="0"/>
-          <w:szCs w:val="22"/>
-          <w:lang w:val="en"/>
-          <w14:ligatures w14:val="none"/>
-        </w:rPr>
-        <w:t>[PC2]</w:t>
-      </w:r>
+        <w:t>─</w:t>
+      </w:r>
+      <w:proofErr w:type="gramEnd"/>
       <w:r>
         <w:rPr>
           <w:rFonts w:ascii="Arial" w:eastAsia="Roboto Mono" w:hAnsi="Arial" w:cs="Arial"/>
@@ -747,17 +716,28 @@
           <w:lang w:val="en"/>
           <w14:ligatures w14:val="none"/>
         </w:rPr>
-        <w:t>──┬──</w:t>
-      </w:r>
-      <w:r>
-        <w:rPr>
-          <w:rFonts w:ascii="Roboto Mono" w:eastAsia="Roboto Mono" w:hAnsi="Roboto Mono" w:cs="Arial"/>
-          <w:kern w:val="0"/>
-          <w:szCs w:val="22"/>
-          <w:lang w:val="en"/>
-          <w14:ligatures w14:val="none"/>
-        </w:rPr>
-        <w:t>[PC3]</w:t>
+        <w:t>─┬──</w:t>
+      </w:r>
+      <w:r>
+        <w:rPr>
+          <w:rFonts w:ascii="Roboto Mono" w:eastAsia="Roboto Mono" w:hAnsi="Roboto Mono" w:cs="Arial"/>
+          <w:kern w:val="0"/>
+          <w:szCs w:val="22"/>
+          <w:lang w:val="en"/>
+          <w14:ligatures w14:val="none"/>
+        </w:rPr>
+        <w:t>[PC</w:t>
+      </w:r>
+      <w:proofErr w:type="gramStart"/>
+      <w:r>
+        <w:rPr>
+          <w:rFonts w:ascii="Roboto Mono" w:eastAsia="Roboto Mono" w:hAnsi="Roboto Mono" w:cs="Arial"/>
+          <w:kern w:val="0"/>
+          <w:szCs w:val="22"/>
+          <w:lang w:val="en"/>
+          <w14:ligatures w14:val="none"/>
+        </w:rPr>
+        <w:t>2]</w:t>
       </w:r>
       <w:r>
         <w:rPr>
@@ -767,7 +747,60 @@
           <w:lang w:val="en"/>
           <w14:ligatures w14:val="none"/>
         </w:rPr>
-        <w:t>──┬──</w:t>
+        <w:t>─</w:t>
+      </w:r>
+      <w:proofErr w:type="gramEnd"/>
+      <w:r>
+        <w:rPr>
+          <w:rFonts w:ascii="Arial" w:eastAsia="Roboto Mono" w:hAnsi="Arial" w:cs="Arial"/>
+          <w:kern w:val="0"/>
+          <w:szCs w:val="22"/>
+          <w:lang w:val="en"/>
+          <w14:ligatures w14:val="none"/>
+        </w:rPr>
+        <w:t>─┬──</w:t>
+      </w:r>
+      <w:r>
+        <w:rPr>
+          <w:rFonts w:ascii="Roboto Mono" w:eastAsia="Roboto Mono" w:hAnsi="Roboto Mono" w:cs="Arial"/>
+          <w:kern w:val="0"/>
+          <w:szCs w:val="22"/>
+          <w:lang w:val="en"/>
+          <w14:ligatures w14:val="none"/>
+        </w:rPr>
+        <w:t>[PC</w:t>
+      </w:r>
+      <w:proofErr w:type="gramStart"/>
+      <w:r>
+        <w:rPr>
+          <w:rFonts w:ascii="Roboto Mono" w:eastAsia="Roboto Mono" w:hAnsi="Roboto Mono" w:cs="Arial"/>
+          <w:kern w:val="0"/>
+          <w:szCs w:val="22"/>
+          <w:lang w:val="en"/>
+          <w14:ligatures w14:val="none"/>
+        </w:rPr>
+        <w:t>3]</w:t>
+      </w:r>
+      <w:r>
+        <w:rPr>
+          <w:rFonts w:ascii="Arial" w:eastAsia="Roboto Mono" w:hAnsi="Arial" w:cs="Arial"/>
+          <w:kern w:val="0"/>
+          <w:szCs w:val="22"/>
+          <w:lang w:val="en"/>
+          <w14:ligatures w14:val="none"/>
+        </w:rPr>
+        <w:t>─</w:t>
+      </w:r>
+      <w:proofErr w:type="gramEnd"/>
+      <w:r>
+        <w:rPr>
+          <w:rFonts w:ascii="Arial" w:eastAsia="Roboto Mono" w:hAnsi="Arial" w:cs="Arial"/>
+          <w:kern w:val="0"/>
+          <w:szCs w:val="22"/>
+          <w:lang w:val="en"/>
+          <w14:ligatures w14:val="none"/>
+        </w:rPr>
+        <w:t>─┬──</w:t>
       </w:r>
       <w:r>
         <w:rPr>
@@ -909,54 +942,31 @@
           <w:lang w:val="en"/>
           <w14:ligatures w14:val="none"/>
         </w:rPr>
-        <w:pict>
+        <w:pict w14:anchorId="0DEBC9B3">
           <v:rect id="_x0000_i1027" style="width:0;height:1.5pt" o:hralign="center" o:hrstd="t" o:hr="t" fillcolor="#a0a0a0" stroked="f"/>
         </w:pict>
       </w:r>
     </w:p>
     <w:p>
       <w:pPr>
-        <w:spacing w:before="160" w:after="80" w:line="276" w:lineRule="auto"/>
-        <w:outlineLvl w:val="1"/>
-        <w:rPr>
-          <w:rFonts w:asciiTheme="majorHAnsi" w:eastAsiaTheme="majorEastAsia" w:hAnsiTheme="majorHAnsi" w:cstheme="majorBidi"/>
-          <w:b/>
-          <w:bCs/>
-          <w:color w:val="2F5496" w:themeColor="accent1" w:themeShade="BF"/>
-          <w:kern w:val="0"/>
-          <w:sz w:val="34"/>
-          <w:szCs w:val="34"/>
-          <w:lang w:val="en"/>
-          <w14:ligatures w14:val="none"/>
+        <w:pStyle w:val="Heading2"/>
+        <w:rPr>
+          <w:lang w:val="en"/>
         </w:rPr>
       </w:pPr>
       <w:bookmarkStart w:id="3" w:name="_ln7fqnwizlhv" w:colFirst="0" w:colLast="0"/>
       <w:bookmarkEnd w:id="3"/>
       <w:r>
         <w:rPr>
-          <w:rFonts w:ascii="Segoe UI Emoji" w:eastAsiaTheme="majorEastAsia" w:hAnsi="Segoe UI Emoji" w:cs="Segoe UI Emoji"/>
-          <w:b/>
-          <w:bCs/>
-          <w:color w:val="2F5496" w:themeColor="accent1" w:themeShade="BF"/>
-          <w:kern w:val="0"/>
-          <w:sz w:val="34"/>
-          <w:szCs w:val="34"/>
-          <w:lang w:val="en"/>
-          <w14:ligatures w14:val="none"/>
-        </w:rPr>
+          <w:rFonts w:ascii="Segoe UI Emoji" w:hAnsi="Segoe UI Emoji" w:cs="Segoe UI Emoji"/>
+          <w:lang w:val="en"/>
+        </w:rPr>
+        <w:lastRenderedPageBreak/>
         <w:t>📦</w:t>
       </w:r>
       <w:r>
         <w:rPr>
-          <w:rFonts w:asciiTheme="majorHAnsi" w:eastAsiaTheme="majorEastAsia" w:hAnsiTheme="majorHAnsi" w:cstheme="majorBidi"/>
-          <w:b/>
-          <w:bCs/>
-          <w:color w:val="2F5496" w:themeColor="accent1" w:themeShade="BF"/>
-          <w:kern w:val="0"/>
-          <w:sz w:val="34"/>
-          <w:szCs w:val="34"/>
-          <w:lang w:val="en"/>
-          <w14:ligatures w14:val="none"/>
+          <w:lang w:val="en"/>
         </w:rPr>
         <w:t xml:space="preserve"> How It Works</w:t>
       </w:r>
@@ -998,6 +1008,7 @@
         </w:rPr>
         <w:t xml:space="preserve">: </w:t>
       </w:r>
+      <w:proofErr w:type="spellStart"/>
       <w:r>
         <w:rPr>
           <w:rFonts w:ascii="Arial" w:eastAsia="Arial" w:hAnsi="Arial" w:cs="Arial"/>
@@ -1009,7 +1020,21 @@
           <w:lang w:val="en"/>
           <w14:ligatures w14:val="none"/>
         </w:rPr>
-        <w:t>Chatgpt (GPT</w:t>
+        <w:t>Chatgpt</w:t>
+      </w:r>
+      <w:proofErr w:type="spellEnd"/>
+      <w:r>
+        <w:rPr>
+          <w:rFonts w:ascii="Arial" w:eastAsia="Arial" w:hAnsi="Arial" w:cs="Arial"/>
+          <w:b/>
+          <w:kern w:val="0"/>
+          <w:sz w:val="22"/>
+          <w:szCs w:val="22"/>
+          <w:highlight w:val="darkGray"/>
+          <w:lang w:val="en"/>
+          <w14:ligatures w14:val="none"/>
+        </w:rPr>
+        <w:t xml:space="preserve"> (GPT</w:t>
       </w:r>
       <w:r>
         <w:rPr>
@@ -1235,54 +1260,30 @@
           <w:lang w:val="en"/>
           <w14:ligatures w14:val="none"/>
         </w:rPr>
-        <w:pict>
+        <w:pict w14:anchorId="29A583B6">
           <v:rect id="_x0000_i1028" style="width:0;height:1.5pt" o:hralign="center" o:hrstd="t" o:hr="t" fillcolor="#a0a0a0" stroked="f"/>
         </w:pict>
       </w:r>
     </w:p>
     <w:p>
       <w:pPr>
-        <w:spacing w:before="160" w:after="80" w:line="276" w:lineRule="auto"/>
-        <w:outlineLvl w:val="1"/>
-        <w:rPr>
-          <w:rFonts w:asciiTheme="majorHAnsi" w:eastAsiaTheme="majorEastAsia" w:hAnsiTheme="majorHAnsi" w:cstheme="majorBidi"/>
-          <w:b/>
-          <w:bCs/>
-          <w:color w:val="2F5496" w:themeColor="accent1" w:themeShade="BF"/>
-          <w:kern w:val="0"/>
-          <w:sz w:val="34"/>
-          <w:szCs w:val="34"/>
-          <w:lang w:val="en"/>
-          <w14:ligatures w14:val="none"/>
+        <w:pStyle w:val="Heading2"/>
+        <w:rPr>
+          <w:lang w:val="en"/>
         </w:rPr>
       </w:pPr>
       <w:bookmarkStart w:id="4" w:name="_f7axnyjhzyal" w:colFirst="0" w:colLast="0"/>
       <w:bookmarkEnd w:id="4"/>
       <w:r>
         <w:rPr>
-          <w:rFonts w:ascii="Segoe UI Emoji" w:eastAsiaTheme="majorEastAsia" w:hAnsi="Segoe UI Emoji" w:cs="Segoe UI Emoji"/>
-          <w:b/>
-          <w:bCs/>
-          <w:color w:val="2F5496" w:themeColor="accent1" w:themeShade="BF"/>
-          <w:kern w:val="0"/>
-          <w:sz w:val="34"/>
-          <w:szCs w:val="34"/>
-          <w:lang w:val="en"/>
-          <w14:ligatures w14:val="none"/>
+          <w:rFonts w:ascii="Segoe UI Emoji" w:hAnsi="Segoe UI Emoji" w:cs="Segoe UI Emoji"/>
+          <w:lang w:val="en"/>
         </w:rPr>
         <w:t>🔁</w:t>
       </w:r>
       <w:r>
         <w:rPr>
-          <w:rFonts w:asciiTheme="majorHAnsi" w:eastAsiaTheme="majorEastAsia" w:hAnsiTheme="majorHAnsi" w:cstheme="majorBidi"/>
-          <w:b/>
-          <w:bCs/>
-          <w:color w:val="2F5496" w:themeColor="accent1" w:themeShade="BF"/>
-          <w:kern w:val="0"/>
-          <w:sz w:val="34"/>
-          <w:szCs w:val="34"/>
-          <w:lang w:val="en"/>
-          <w14:ligatures w14:val="none"/>
+          <w:lang w:val="en"/>
         </w:rPr>
         <w:t xml:space="preserve"> Data Flow Example</w:t>
       </w:r>
@@ -1324,6 +1325,7 @@
         </w:rPr>
         <w:t xml:space="preserve">: </w:t>
       </w:r>
+      <w:proofErr w:type="spellStart"/>
       <w:r>
         <w:rPr>
           <w:rFonts w:ascii="Arial" w:eastAsia="Arial" w:hAnsi="Arial" w:cs="Arial"/>
@@ -1335,7 +1337,21 @@
           <w:lang w:val="en"/>
           <w14:ligatures w14:val="none"/>
         </w:rPr>
-        <w:t>Chatgpt (GPT</w:t>
+        <w:t>Chatgpt</w:t>
+      </w:r>
+      <w:proofErr w:type="spellEnd"/>
+      <w:r>
+        <w:rPr>
+          <w:rFonts w:ascii="Arial" w:eastAsia="Arial" w:hAnsi="Arial" w:cs="Arial"/>
+          <w:b/>
+          <w:kern w:val="0"/>
+          <w:sz w:val="22"/>
+          <w:szCs w:val="22"/>
+          <w:highlight w:val="darkGray"/>
+          <w:lang w:val="en"/>
+          <w14:ligatures w14:val="none"/>
+        </w:rPr>
+        <w:t xml:space="preserve"> (GPT</w:t>
       </w:r>
       <w:r>
         <w:rPr>
@@ -1532,25 +1548,16 @@
           <w:lang w:val="en"/>
           <w14:ligatures w14:val="none"/>
         </w:rPr>
-        <w:pict>
+        <w:pict w14:anchorId="4DBAB2FC">
           <v:rect id="_x0000_i1029" style="width:0;height:1.5pt" o:hralign="center" o:hrstd="t" o:hr="t" fillcolor="#a0a0a0" stroked="f"/>
         </w:pict>
       </w:r>
     </w:p>
     <w:p>
       <w:pPr>
-        <w:spacing w:before="160" w:after="80" w:line="276" w:lineRule="auto"/>
-        <w:outlineLvl w:val="1"/>
-        <w:rPr>
-          <w:rFonts w:asciiTheme="majorHAnsi" w:eastAsiaTheme="majorEastAsia" w:hAnsiTheme="majorHAnsi" w:cstheme="majorBidi"/>
-          <w:b/>
-          <w:bCs/>
-          <w:color w:val="2F5496" w:themeColor="accent1" w:themeShade="BF"/>
-          <w:kern w:val="0"/>
-          <w:sz w:val="34"/>
-          <w:szCs w:val="34"/>
-          <w:lang w:val="en"/>
-          <w14:ligatures w14:val="none"/>
+        <w:pStyle w:val="Heading2"/>
+        <w:rPr>
+          <w:lang w:val="en"/>
         </w:rPr>
       </w:pPr>
       <w:bookmarkStart w:id="5" w:name="_3uo1yhktzuhp" w:colFirst="0" w:colLast="0"/>
@@ -1558,28 +1565,14 @@
       <w:r>
         <w:rPr>
           <w:rFonts w:ascii="Segoe UI Emoji" w:eastAsia="Arial Unicode MS" w:hAnsi="Segoe UI Emoji" w:cs="Segoe UI Emoji"/>
-          <w:b/>
-          <w:bCs/>
-          <w:color w:val="2F5496" w:themeColor="accent1" w:themeShade="BF"/>
-          <w:kern w:val="0"/>
-          <w:sz w:val="34"/>
-          <w:szCs w:val="34"/>
-          <w:lang w:val="en"/>
-          <w14:ligatures w14:val="none"/>
+          <w:lang w:val="en"/>
         </w:rPr>
         <w:t>✅</w:t>
       </w:r>
       <w:r>
         <w:rPr>
-          <w:rFonts w:ascii="Arial Unicode MS" w:eastAsia="Arial Unicode MS" w:hAnsi="Arial Unicode MS" w:cs="Arial Unicode MS"/>
-          <w:b/>
-          <w:bCs/>
-          <w:color w:val="2F5496" w:themeColor="accent1" w:themeShade="BF"/>
-          <w:kern w:val="0"/>
-          <w:sz w:val="34"/>
-          <w:szCs w:val="34"/>
-          <w:lang w:val="en"/>
-          <w14:ligatures w14:val="none"/>
+          <w:rFonts w:eastAsia="Arial Unicode MS"/>
+          <w:lang w:val="en"/>
         </w:rPr>
         <w:t xml:space="preserve"> Advantages</w:t>
       </w:r>
@@ -1621,6 +1614,7 @@
         </w:rPr>
         <w:t xml:space="preserve">: </w:t>
       </w:r>
+      <w:proofErr w:type="spellStart"/>
       <w:r>
         <w:rPr>
           <w:rFonts w:ascii="Arial" w:eastAsia="Arial" w:hAnsi="Arial" w:cs="Arial"/>
@@ -1632,7 +1626,21 @@
           <w:lang w:val="en"/>
           <w14:ligatures w14:val="none"/>
         </w:rPr>
-        <w:t>Chatgpt (GPT</w:t>
+        <w:t>Chatgpt</w:t>
+      </w:r>
+      <w:proofErr w:type="spellEnd"/>
+      <w:r>
+        <w:rPr>
+          <w:rFonts w:ascii="Arial" w:eastAsia="Arial" w:hAnsi="Arial" w:cs="Arial"/>
+          <w:b/>
+          <w:kern w:val="0"/>
+          <w:sz w:val="22"/>
+          <w:szCs w:val="22"/>
+          <w:highlight w:val="darkGray"/>
+          <w:lang w:val="en"/>
+          <w14:ligatures w14:val="none"/>
+        </w:rPr>
+        <w:t xml:space="preserve"> (GPT</w:t>
       </w:r>
       <w:r>
         <w:rPr>
@@ -1684,7 +1692,7 @@
           <w14:ligatures w14:val="none"/>
         </w:rPr>
         <w:drawing>
-          <wp:inline distT="114300" distB="114300" distL="114300" distR="114300" wp14:anchorId="4A53780B" wp14:editId="7F310D7E">
+          <wp:inline distT="114300" distB="114300" distL="114300" distR="114300" wp14:anchorId="0E714D89" wp14:editId="2BB82809">
             <wp:extent cx="5943600" cy="1295400"/>
             <wp:effectExtent l="0" t="0" r="0" b="0"/>
             <wp:docPr id="4" name="image4.png"/>
@@ -1781,6 +1789,7 @@
                 <w:lang w:val="en"/>
                 <w14:ligatures w14:val="none"/>
               </w:rPr>
+              <w:lastRenderedPageBreak/>
               <w:t>Benefit</w:t>
             </w:r>
           </w:p>
@@ -2171,25 +2180,16 @@
           <w:lang w:val="en"/>
           <w14:ligatures w14:val="none"/>
         </w:rPr>
-        <w:pict>
+        <w:pict w14:anchorId="52E49BA3">
           <v:rect id="_x0000_i1030" style="width:0;height:1.5pt" o:hralign="center" o:hrstd="t" o:hr="t" fillcolor="#a0a0a0" stroked="f"/>
         </w:pict>
       </w:r>
     </w:p>
     <w:p>
       <w:pPr>
-        <w:spacing w:before="160" w:after="80" w:line="276" w:lineRule="auto"/>
-        <w:outlineLvl w:val="1"/>
-        <w:rPr>
-          <w:rFonts w:asciiTheme="majorHAnsi" w:eastAsiaTheme="majorEastAsia" w:hAnsiTheme="majorHAnsi" w:cstheme="majorBidi"/>
-          <w:b/>
-          <w:bCs/>
-          <w:color w:val="2F5496" w:themeColor="accent1" w:themeShade="BF"/>
-          <w:kern w:val="0"/>
-          <w:sz w:val="34"/>
-          <w:szCs w:val="34"/>
-          <w:lang w:val="en"/>
-          <w14:ligatures w14:val="none"/>
+        <w:pStyle w:val="Heading2"/>
+        <w:rPr>
+          <w:lang w:val="en"/>
         </w:rPr>
       </w:pPr>
       <w:bookmarkStart w:id="6" w:name="_1tk2x3sbci7d" w:colFirst="0" w:colLast="0"/>
@@ -2197,28 +2197,14 @@
       <w:r>
         <w:rPr>
           <w:rFonts w:ascii="Segoe UI Emoji" w:eastAsia="Arial Unicode MS" w:hAnsi="Segoe UI Emoji" w:cs="Segoe UI Emoji"/>
-          <w:b/>
-          <w:bCs/>
-          <w:color w:val="2F5496" w:themeColor="accent1" w:themeShade="BF"/>
-          <w:kern w:val="0"/>
-          <w:sz w:val="34"/>
-          <w:szCs w:val="34"/>
-          <w:lang w:val="en"/>
-          <w14:ligatures w14:val="none"/>
+          <w:lang w:val="en"/>
         </w:rPr>
         <w:t>❌</w:t>
       </w:r>
       <w:r>
         <w:rPr>
-          <w:rFonts w:ascii="Arial Unicode MS" w:eastAsia="Arial Unicode MS" w:hAnsi="Arial Unicode MS" w:cs="Arial Unicode MS"/>
-          <w:b/>
-          <w:bCs/>
-          <w:color w:val="2F5496" w:themeColor="accent1" w:themeShade="BF"/>
-          <w:kern w:val="0"/>
-          <w:sz w:val="34"/>
-          <w:szCs w:val="34"/>
-          <w:lang w:val="en"/>
-          <w14:ligatures w14:val="none"/>
+          <w:rFonts w:eastAsia="Arial Unicode MS"/>
+          <w:lang w:val="en"/>
         </w:rPr>
         <w:t xml:space="preserve"> Disadvantages</w:t>
       </w:r>
@@ -2260,6 +2246,7 @@
         </w:rPr>
         <w:t xml:space="preserve">: </w:t>
       </w:r>
+      <w:proofErr w:type="spellStart"/>
       <w:r>
         <w:rPr>
           <w:rFonts w:ascii="Arial" w:eastAsia="Arial" w:hAnsi="Arial" w:cs="Arial"/>
@@ -2271,7 +2258,21 @@
           <w:lang w:val="en"/>
           <w14:ligatures w14:val="none"/>
         </w:rPr>
-        <w:t>Chatgpt (GPT</w:t>
+        <w:t>Chatgpt</w:t>
+      </w:r>
+      <w:proofErr w:type="spellEnd"/>
+      <w:r>
+        <w:rPr>
+          <w:rFonts w:ascii="Arial" w:eastAsia="Arial" w:hAnsi="Arial" w:cs="Arial"/>
+          <w:b/>
+          <w:kern w:val="0"/>
+          <w:sz w:val="22"/>
+          <w:szCs w:val="22"/>
+          <w:highlight w:val="darkGray"/>
+          <w:lang w:val="en"/>
+          <w14:ligatures w14:val="none"/>
+        </w:rPr>
+        <w:t xml:space="preserve"> (GPT</w:t>
       </w:r>
       <w:r>
         <w:rPr>
@@ -2323,7 +2324,7 @@
           <w14:ligatures w14:val="none"/>
         </w:rPr>
         <w:drawing>
-          <wp:inline distT="114300" distB="114300" distL="114300" distR="114300" wp14:anchorId="17DF9044" wp14:editId="76AE2CFC">
+          <wp:inline distT="114300" distB="114300" distL="114300" distR="114300" wp14:anchorId="2733A92A" wp14:editId="03ED67C9">
             <wp:extent cx="5943600" cy="1587500"/>
             <wp:effectExtent l="0" t="0" r="0" b="0"/>
             <wp:docPr id="1" name="image2.png"/>
@@ -2917,54 +2918,31 @@
           <w:lang w:val="en"/>
           <w14:ligatures w14:val="none"/>
         </w:rPr>
-        <w:pict>
+        <w:pict w14:anchorId="45B32DFC">
           <v:rect id="_x0000_i1031" style="width:0;height:1.5pt" o:hralign="center" o:hrstd="t" o:hr="t" fillcolor="#a0a0a0" stroked="f"/>
         </w:pict>
       </w:r>
     </w:p>
     <w:p>
       <w:pPr>
-        <w:spacing w:before="160" w:after="80" w:line="276" w:lineRule="auto"/>
-        <w:outlineLvl w:val="1"/>
-        <w:rPr>
-          <w:rFonts w:asciiTheme="majorHAnsi" w:eastAsiaTheme="majorEastAsia" w:hAnsiTheme="majorHAnsi" w:cstheme="majorBidi"/>
-          <w:b/>
-          <w:bCs/>
-          <w:color w:val="2F5496" w:themeColor="accent1" w:themeShade="BF"/>
-          <w:kern w:val="0"/>
-          <w:sz w:val="34"/>
-          <w:szCs w:val="34"/>
-          <w:lang w:val="en"/>
-          <w14:ligatures w14:val="none"/>
+        <w:pStyle w:val="Heading2"/>
+        <w:rPr>
+          <w:lang w:val="en"/>
         </w:rPr>
       </w:pPr>
       <w:bookmarkStart w:id="7" w:name="_904ibq1nizuj" w:colFirst="0" w:colLast="0"/>
       <w:bookmarkEnd w:id="7"/>
       <w:r>
         <w:rPr>
-          <w:rFonts w:ascii="Segoe UI Emoji" w:eastAsiaTheme="majorEastAsia" w:hAnsi="Segoe UI Emoji" w:cs="Segoe UI Emoji"/>
-          <w:b/>
-          <w:bCs/>
-          <w:color w:val="2F5496" w:themeColor="accent1" w:themeShade="BF"/>
-          <w:kern w:val="0"/>
-          <w:sz w:val="34"/>
-          <w:szCs w:val="34"/>
-          <w:lang w:val="en"/>
-          <w14:ligatures w14:val="none"/>
-        </w:rPr>
+          <w:rFonts w:ascii="Segoe UI Emoji" w:hAnsi="Segoe UI Emoji" w:cs="Segoe UI Emoji"/>
+          <w:lang w:val="en"/>
+        </w:rPr>
+        <w:lastRenderedPageBreak/>
         <w:t>🛠️</w:t>
       </w:r>
       <w:r>
         <w:rPr>
-          <w:rFonts w:asciiTheme="majorHAnsi" w:eastAsiaTheme="majorEastAsia" w:hAnsiTheme="majorHAnsi" w:cstheme="majorBidi"/>
-          <w:b/>
-          <w:bCs/>
-          <w:color w:val="2F5496" w:themeColor="accent1" w:themeShade="BF"/>
-          <w:kern w:val="0"/>
-          <w:sz w:val="34"/>
-          <w:szCs w:val="34"/>
-          <w:lang w:val="en"/>
-          <w14:ligatures w14:val="none"/>
+          <w:lang w:val="en"/>
         </w:rPr>
         <w:t xml:space="preserve"> Components in a Bus Topology</w:t>
       </w:r>
@@ -3006,6 +2984,7 @@
         </w:rPr>
         <w:t xml:space="preserve">: </w:t>
       </w:r>
+      <w:proofErr w:type="spellStart"/>
       <w:r>
         <w:rPr>
           <w:rFonts w:ascii="Arial" w:eastAsia="Arial" w:hAnsi="Arial" w:cs="Arial"/>
@@ -3017,7 +2996,21 @@
           <w:lang w:val="en"/>
           <w14:ligatures w14:val="none"/>
         </w:rPr>
-        <w:t>Chatgpt (GPT</w:t>
+        <w:t>Chatgpt</w:t>
+      </w:r>
+      <w:proofErr w:type="spellEnd"/>
+      <w:r>
+        <w:rPr>
+          <w:rFonts w:ascii="Arial" w:eastAsia="Arial" w:hAnsi="Arial" w:cs="Arial"/>
+          <w:b/>
+          <w:kern w:val="0"/>
+          <w:sz w:val="22"/>
+          <w:szCs w:val="22"/>
+          <w:highlight w:val="darkGray"/>
+          <w:lang w:val="en"/>
+          <w14:ligatures w14:val="none"/>
+        </w:rPr>
+        <w:t xml:space="preserve"> (GPT</w:t>
       </w:r>
       <w:r>
         <w:rPr>
@@ -3254,54 +3247,30 @@
           <w:lang w:val="en"/>
           <w14:ligatures w14:val="none"/>
         </w:rPr>
-        <w:pict>
+        <w:pict w14:anchorId="05F7FD95">
           <v:rect id="_x0000_i1032" style="width:0;height:1.5pt" o:hralign="center" o:hrstd="t" o:hr="t" fillcolor="#a0a0a0" stroked="f"/>
         </w:pict>
       </w:r>
     </w:p>
     <w:p>
       <w:pPr>
-        <w:spacing w:before="160" w:after="80" w:line="276" w:lineRule="auto"/>
-        <w:outlineLvl w:val="1"/>
-        <w:rPr>
-          <w:rFonts w:asciiTheme="majorHAnsi" w:eastAsiaTheme="majorEastAsia" w:hAnsiTheme="majorHAnsi" w:cstheme="majorBidi"/>
-          <w:b/>
-          <w:bCs/>
-          <w:color w:val="2F5496" w:themeColor="accent1" w:themeShade="BF"/>
-          <w:kern w:val="0"/>
-          <w:sz w:val="34"/>
-          <w:szCs w:val="34"/>
-          <w:lang w:val="en"/>
-          <w14:ligatures w14:val="none"/>
+        <w:pStyle w:val="Heading2"/>
+        <w:rPr>
+          <w:lang w:val="en"/>
         </w:rPr>
       </w:pPr>
       <w:bookmarkStart w:id="8" w:name="_2lwdt69q25j4" w:colFirst="0" w:colLast="0"/>
       <w:bookmarkEnd w:id="8"/>
       <w:r>
         <w:rPr>
-          <w:rFonts w:ascii="Segoe UI Emoji" w:eastAsiaTheme="majorEastAsia" w:hAnsi="Segoe UI Emoji" w:cs="Segoe UI Emoji"/>
-          <w:b/>
-          <w:bCs/>
-          <w:color w:val="2F5496" w:themeColor="accent1" w:themeShade="BF"/>
-          <w:kern w:val="0"/>
-          <w:sz w:val="34"/>
-          <w:szCs w:val="34"/>
-          <w:lang w:val="en"/>
-          <w14:ligatures w14:val="none"/>
+          <w:rFonts w:ascii="Segoe UI Emoji" w:hAnsi="Segoe UI Emoji" w:cs="Segoe UI Emoji"/>
+          <w:lang w:val="en"/>
         </w:rPr>
         <w:t>📍</w:t>
       </w:r>
       <w:r>
         <w:rPr>
-          <w:rFonts w:asciiTheme="majorHAnsi" w:eastAsiaTheme="majorEastAsia" w:hAnsiTheme="majorHAnsi" w:cstheme="majorBidi"/>
-          <w:b/>
-          <w:bCs/>
-          <w:color w:val="2F5496" w:themeColor="accent1" w:themeShade="BF"/>
-          <w:kern w:val="0"/>
-          <w:sz w:val="34"/>
-          <w:szCs w:val="34"/>
-          <w:lang w:val="en"/>
-          <w14:ligatures w14:val="none"/>
+          <w:lang w:val="en"/>
         </w:rPr>
         <w:t xml:space="preserve"> Use Cases</w:t>
       </w:r>
@@ -3343,6 +3312,7 @@
         </w:rPr>
         <w:t xml:space="preserve">: </w:t>
       </w:r>
+      <w:proofErr w:type="spellStart"/>
       <w:r>
         <w:rPr>
           <w:rFonts w:ascii="Arial" w:eastAsia="Arial" w:hAnsi="Arial" w:cs="Arial"/>
@@ -3354,7 +3324,21 @@
           <w:lang w:val="en"/>
           <w14:ligatures w14:val="none"/>
         </w:rPr>
-        <w:t>Chatgpt (GPT</w:t>
+        <w:t>Chatgpt</w:t>
+      </w:r>
+      <w:proofErr w:type="spellEnd"/>
+      <w:r>
+        <w:rPr>
+          <w:rFonts w:ascii="Arial" w:eastAsia="Arial" w:hAnsi="Arial" w:cs="Arial"/>
+          <w:b/>
+          <w:kern w:val="0"/>
+          <w:sz w:val="22"/>
+          <w:szCs w:val="22"/>
+          <w:highlight w:val="darkGray"/>
+          <w:lang w:val="en"/>
+          <w14:ligatures w14:val="none"/>
+        </w:rPr>
+        <w:t xml:space="preserve"> (GPT</w:t>
       </w:r>
       <w:r>
         <w:rPr>
@@ -3406,7 +3390,7 @@
           <w14:ligatures w14:val="none"/>
         </w:rPr>
         <w:drawing>
-          <wp:inline distT="114300" distB="114300" distL="114300" distR="114300" wp14:anchorId="1300A6CD" wp14:editId="1B0BC5A4">
+          <wp:inline distT="114300" distB="114300" distL="114300" distR="114300" wp14:anchorId="15C7F939" wp14:editId="33B0CD1C">
             <wp:extent cx="5943600" cy="1257300"/>
             <wp:effectExtent l="0" t="0" r="0" b="0"/>
             <wp:docPr id="5" name="image1.png"/>
@@ -3857,25 +3841,16 @@
           <w:lang w:val="en"/>
           <w14:ligatures w14:val="none"/>
         </w:rPr>
-        <w:pict>
+        <w:pict w14:anchorId="20B97700">
           <v:rect id="_x0000_i1033" style="width:0;height:1.5pt" o:hralign="center" o:hrstd="t" o:hr="t" fillcolor="#a0a0a0" stroked="f"/>
         </w:pict>
       </w:r>
     </w:p>
     <w:p>
       <w:pPr>
-        <w:spacing w:before="160" w:after="80" w:line="276" w:lineRule="auto"/>
-        <w:outlineLvl w:val="1"/>
-        <w:rPr>
-          <w:rFonts w:asciiTheme="majorHAnsi" w:eastAsiaTheme="majorEastAsia" w:hAnsiTheme="majorHAnsi" w:cstheme="majorBidi"/>
-          <w:b/>
-          <w:bCs/>
-          <w:color w:val="2F5496" w:themeColor="accent1" w:themeShade="BF"/>
-          <w:kern w:val="0"/>
-          <w:sz w:val="34"/>
-          <w:szCs w:val="34"/>
-          <w:lang w:val="en"/>
-          <w14:ligatures w14:val="none"/>
+        <w:pStyle w:val="Heading2"/>
+        <w:rPr>
+          <w:lang w:val="en"/>
         </w:rPr>
       </w:pPr>
       <w:bookmarkStart w:id="9" w:name="_3hhr0qxnjbh4" w:colFirst="0" w:colLast="0"/>
@@ -3883,28 +3858,15 @@
       <w:r>
         <w:rPr>
           <w:rFonts w:ascii="Segoe UI Emoji" w:eastAsia="Arial Unicode MS" w:hAnsi="Segoe UI Emoji" w:cs="Segoe UI Emoji"/>
-          <w:b/>
-          <w:bCs/>
-          <w:color w:val="2F5496" w:themeColor="accent1" w:themeShade="BF"/>
-          <w:kern w:val="0"/>
-          <w:sz w:val="34"/>
-          <w:szCs w:val="34"/>
-          <w:lang w:val="en"/>
-          <w14:ligatures w14:val="none"/>
-        </w:rPr>
+          <w:lang w:val="en"/>
+        </w:rPr>
+        <w:lastRenderedPageBreak/>
         <w:t>✅</w:t>
       </w:r>
       <w:r>
         <w:rPr>
-          <w:rFonts w:ascii="Arial Unicode MS" w:eastAsia="Arial Unicode MS" w:hAnsi="Arial Unicode MS" w:cs="Arial Unicode MS"/>
-          <w:b/>
-          <w:bCs/>
-          <w:color w:val="2F5496" w:themeColor="accent1" w:themeShade="BF"/>
-          <w:kern w:val="0"/>
-          <w:sz w:val="34"/>
-          <w:szCs w:val="34"/>
-          <w:lang w:val="en"/>
-          <w14:ligatures w14:val="none"/>
+          <w:rFonts w:eastAsia="Arial Unicode MS"/>
+          <w:lang w:val="en"/>
         </w:rPr>
         <w:t xml:space="preserve"> Summary</w:t>
       </w:r>
@@ -3946,6 +3908,7 @@
         </w:rPr>
         <w:t xml:space="preserve">: </w:t>
       </w:r>
+      <w:proofErr w:type="spellStart"/>
       <w:r>
         <w:rPr>
           <w:rFonts w:ascii="Arial" w:eastAsia="Arial" w:hAnsi="Arial" w:cs="Arial"/>
@@ -3957,7 +3920,21 @@
           <w:lang w:val="en"/>
           <w14:ligatures w14:val="none"/>
         </w:rPr>
-        <w:t>Chatgpt (GPT</w:t>
+        <w:t>Chatgpt</w:t>
+      </w:r>
+      <w:proofErr w:type="spellEnd"/>
+      <w:r>
+        <w:rPr>
+          <w:rFonts w:ascii="Arial" w:eastAsia="Arial" w:hAnsi="Arial" w:cs="Arial"/>
+          <w:b/>
+          <w:kern w:val="0"/>
+          <w:sz w:val="22"/>
+          <w:szCs w:val="22"/>
+          <w:highlight w:val="darkGray"/>
+          <w:lang w:val="en"/>
+          <w14:ligatures w14:val="none"/>
+        </w:rPr>
+        <w:t xml:space="preserve"> (GPT</w:t>
       </w:r>
       <w:r>
         <w:rPr>
@@ -4009,7 +3986,7 @@
           <w14:ligatures w14:val="none"/>
         </w:rPr>
         <w:drawing>
-          <wp:inline distT="114300" distB="114300" distL="114300" distR="114300" wp14:anchorId="2DA9DCC7" wp14:editId="68877A9C">
+          <wp:inline distT="114300" distB="114300" distL="114300" distR="114300" wp14:anchorId="06170DF3" wp14:editId="3D7ED9AD">
             <wp:extent cx="5943600" cy="1600200"/>
             <wp:effectExtent l="0" t="0" r="0" b="0"/>
             <wp:docPr id="2" name="image5.png"/>
@@ -4523,7 +4500,7 @@
           <w:lang w:val="en"/>
           <w14:ligatures w14:val="none"/>
         </w:rPr>
-        <w:pict>
+        <w:pict w14:anchorId="467196BE">
           <v:rect id="_x0000_i1034" style="width:0;height:1.5pt" o:hralign="center" o:hrstd="t" o:hr="t" fillcolor="#a0a0a0" stroked="f"/>
         </w:pict>
       </w:r>
@@ -5346,7 +5323,6 @@
     <w:next w:val="Normal"/>
     <w:link w:val="Heading2Char"/>
     <w:uiPriority w:val="9"/>
-    <w:semiHidden/>
     <w:unhideWhenUsed/>
     <w:qFormat/>
     <w:rsid w:val="00121A80"/>
@@ -5563,7 +5539,6 @@
     <w:basedOn w:val="DefaultParagraphFont"/>
     <w:link w:val="Heading2"/>
     <w:uiPriority w:val="9"/>
-    <w:semiHidden/>
     <w:rsid w:val="00121A80"/>
     <w:rPr>
       <w:rFonts w:asciiTheme="majorHAnsi" w:eastAsiaTheme="majorEastAsia" w:hAnsiTheme="majorHAnsi" w:cstheme="majorBidi"/>
